--- a/UP01.02КореньГизейКуликов.docx
+++ b/UP01.02КореньГизейКуликов.docx
@@ -5,9 +5,9 @@
     <w:p>
       <w:r>
         <w:drawing>
-          <wp:inline distT="0" distB="0" distL="0" distR="0" wp14:anchorId="68641DE2" wp14:editId="16B69A5C">
-            <wp:extent cx="5940425" cy="681990"/>
-            <wp:effectExtent l="0" t="0" r="3175" b="3810"/>
+          <wp:inline distT="0" distB="0" distL="0" distR="0" wp14:anchorId="68ADE4C4" wp14:editId="4A498AC0">
+            <wp:extent cx="5940425" cy="2103120"/>
+            <wp:effectExtent l="0" t="0" r="3175" b="0"/>
             <wp:docPr id="1" name="Рисунок 1"/>
             <wp:cNvGraphicFramePr>
               <a:graphicFrameLocks xmlns:a="http://schemas.openxmlformats.org/drawingml/2006/main" noChangeAspect="1"/>
@@ -28,7 +28,7 @@
                   <pic:spPr>
                     <a:xfrm>
                       <a:off x="0" y="0"/>
-                      <a:ext cx="5940425" cy="681990"/>
+                      <a:ext cx="5940425" cy="2103120"/>
                     </a:xfrm>
                     <a:prstGeom prst="rect">
                       <a:avLst/>
@@ -45,160 +45,174 @@
       </w:r>
       <w:r>
         <w:drawing>
-          <wp:inline distT="0" distB="0" distL="0" distR="0" wp14:anchorId="1DA1F6DF" wp14:editId="2A8A311A">
-            <wp:extent cx="4467849" cy="4867954"/>
+          <wp:inline distT="0" distB="0" distL="0" distR="0" wp14:anchorId="011199E9" wp14:editId="6144C3E8">
+            <wp:extent cx="2200582" cy="4182059"/>
+            <wp:effectExtent l="0" t="0" r="9525" b="9525"/>
+            <wp:docPr id="9" name="Рисунок 9"/>
+            <wp:cNvGraphicFramePr>
+              <a:graphicFrameLocks xmlns:a="http://schemas.openxmlformats.org/drawingml/2006/main" noChangeAspect="1"/>
+            </wp:cNvGraphicFramePr>
+            <a:graphic xmlns:a="http://schemas.openxmlformats.org/drawingml/2006/main">
+              <a:graphicData uri="http://schemas.openxmlformats.org/drawingml/2006/picture">
+                <pic:pic xmlns:pic="http://schemas.openxmlformats.org/drawingml/2006/picture">
+                  <pic:nvPicPr>
+                    <pic:cNvPr id="1" name=""/>
+                    <pic:cNvPicPr/>
+                  </pic:nvPicPr>
+                  <pic:blipFill>
+                    <a:blip r:embed="rId5"/>
+                    <a:stretch>
+                      <a:fillRect/>
+                    </a:stretch>
+                  </pic:blipFill>
+                  <pic:spPr>
+                    <a:xfrm>
+                      <a:off x="0" y="0"/>
+                      <a:ext cx="2200582" cy="4182059"/>
+                    </a:xfrm>
+                    <a:prstGeom prst="rect">
+                      <a:avLst/>
+                    </a:prstGeom>
+                  </pic:spPr>
+                </pic:pic>
+              </a:graphicData>
+            </a:graphic>
+          </wp:inline>
+        </w:drawing>
+      </w:r>
+      <w:r>
+        <w:drawing>
+          <wp:inline distT="0" distB="0" distL="0" distR="0" wp14:anchorId="56F53F09" wp14:editId="61A9442B">
+            <wp:extent cx="1867161" cy="4086795"/>
+            <wp:effectExtent l="0" t="0" r="0" b="0"/>
+            <wp:docPr id="10" name="Рисунок 10"/>
+            <wp:cNvGraphicFramePr>
+              <a:graphicFrameLocks xmlns:a="http://schemas.openxmlformats.org/drawingml/2006/main" noChangeAspect="1"/>
+            </wp:cNvGraphicFramePr>
+            <a:graphic xmlns:a="http://schemas.openxmlformats.org/drawingml/2006/main">
+              <a:graphicData uri="http://schemas.openxmlformats.org/drawingml/2006/picture">
+                <pic:pic xmlns:pic="http://schemas.openxmlformats.org/drawingml/2006/picture">
+                  <pic:nvPicPr>
+                    <pic:cNvPr id="1" name=""/>
+                    <pic:cNvPicPr/>
+                  </pic:nvPicPr>
+                  <pic:blipFill>
+                    <a:blip r:embed="rId6"/>
+                    <a:stretch>
+                      <a:fillRect/>
+                    </a:stretch>
+                  </pic:blipFill>
+                  <pic:spPr>
+                    <a:xfrm>
+                      <a:off x="0" y="0"/>
+                      <a:ext cx="1867161" cy="4086795"/>
+                    </a:xfrm>
+                    <a:prstGeom prst="rect">
+                      <a:avLst/>
+                    </a:prstGeom>
+                  </pic:spPr>
+                </pic:pic>
+              </a:graphicData>
+            </a:graphic>
+          </wp:inline>
+        </w:drawing>
+      </w:r>
+      <w:r>
+        <w:lastRenderedPageBreak/>
+        <w:drawing>
+          <wp:inline distT="0" distB="0" distL="0" distR="0" wp14:anchorId="1504489D" wp14:editId="677423AC">
+            <wp:extent cx="3991532" cy="4744112"/>
             <wp:effectExtent l="0" t="0" r="9525" b="0"/>
-            <wp:docPr id="2" name="Рисунок 2"/>
-            <wp:cNvGraphicFramePr>
-              <a:graphicFrameLocks xmlns:a="http://schemas.openxmlformats.org/drawingml/2006/main" noChangeAspect="1"/>
-            </wp:cNvGraphicFramePr>
-            <a:graphic xmlns:a="http://schemas.openxmlformats.org/drawingml/2006/main">
-              <a:graphicData uri="http://schemas.openxmlformats.org/drawingml/2006/picture">
-                <pic:pic xmlns:pic="http://schemas.openxmlformats.org/drawingml/2006/picture">
-                  <pic:nvPicPr>
-                    <pic:cNvPr id="1" name=""/>
-                    <pic:cNvPicPr/>
-                  </pic:nvPicPr>
-                  <pic:blipFill>
-                    <a:blip r:embed="rId5"/>
-                    <a:stretch>
-                      <a:fillRect/>
-                    </a:stretch>
-                  </pic:blipFill>
-                  <pic:spPr>
-                    <a:xfrm>
-                      <a:off x="0" y="0"/>
-                      <a:ext cx="4467849" cy="4867954"/>
-                    </a:xfrm>
-                    <a:prstGeom prst="rect">
-                      <a:avLst/>
-                    </a:prstGeom>
-                  </pic:spPr>
-                </pic:pic>
-              </a:graphicData>
-            </a:graphic>
-          </wp:inline>
-        </w:drawing>
-      </w:r>
+            <wp:docPr id="11" name="Рисунок 11"/>
+            <wp:cNvGraphicFramePr>
+              <a:graphicFrameLocks xmlns:a="http://schemas.openxmlformats.org/drawingml/2006/main" noChangeAspect="1"/>
+            </wp:cNvGraphicFramePr>
+            <a:graphic xmlns:a="http://schemas.openxmlformats.org/drawingml/2006/main">
+              <a:graphicData uri="http://schemas.openxmlformats.org/drawingml/2006/picture">
+                <pic:pic xmlns:pic="http://schemas.openxmlformats.org/drawingml/2006/picture">
+                  <pic:nvPicPr>
+                    <pic:cNvPr id="1" name=""/>
+                    <pic:cNvPicPr/>
+                  </pic:nvPicPr>
+                  <pic:blipFill>
+                    <a:blip r:embed="rId7"/>
+                    <a:stretch>
+                      <a:fillRect/>
+                    </a:stretch>
+                  </pic:blipFill>
+                  <pic:spPr>
+                    <a:xfrm>
+                      <a:off x="0" y="0"/>
+                      <a:ext cx="3991532" cy="4744112"/>
+                    </a:xfrm>
+                    <a:prstGeom prst="rect">
+                      <a:avLst/>
+                    </a:prstGeom>
+                  </pic:spPr>
+                </pic:pic>
+              </a:graphicData>
+            </a:graphic>
+          </wp:inline>
+        </w:drawing>
+      </w:r>
+    </w:p>
+    <w:p>
+      <w:r>
+        <w:br w:type="page"/>
+      </w:r>
+    </w:p>
+    <w:p>
       <w:r>
         <w:lastRenderedPageBreak/>
-        <w:drawing>
-          <wp:inline distT="0" distB="0" distL="0" distR="0" wp14:anchorId="4AE38767" wp14:editId="196F471B">
-            <wp:extent cx="5792008" cy="4696480"/>
-            <wp:effectExtent l="0" t="0" r="0" b="8890"/>
-            <wp:docPr id="3" name="Рисунок 3"/>
-            <wp:cNvGraphicFramePr>
-              <a:graphicFrameLocks xmlns:a="http://schemas.openxmlformats.org/drawingml/2006/main" noChangeAspect="1"/>
-            </wp:cNvGraphicFramePr>
-            <a:graphic xmlns:a="http://schemas.openxmlformats.org/drawingml/2006/main">
-              <a:graphicData uri="http://schemas.openxmlformats.org/drawingml/2006/picture">
-                <pic:pic xmlns:pic="http://schemas.openxmlformats.org/drawingml/2006/picture">
-                  <pic:nvPicPr>
-                    <pic:cNvPr id="1" name=""/>
-                    <pic:cNvPicPr/>
-                  </pic:nvPicPr>
-                  <pic:blipFill>
-                    <a:blip r:embed="rId6"/>
-                    <a:stretch>
-                      <a:fillRect/>
-                    </a:stretch>
-                  </pic:blipFill>
-                  <pic:spPr>
-                    <a:xfrm>
-                      <a:off x="0" y="0"/>
-                      <a:ext cx="5792008" cy="4696480"/>
-                    </a:xfrm>
-                    <a:prstGeom prst="rect">
-                      <a:avLst/>
-                    </a:prstGeom>
-                  </pic:spPr>
-                </pic:pic>
-              </a:graphicData>
-            </a:graphic>
-          </wp:inline>
-        </w:drawing>
-      </w:r>
-      <w:r>
-        <w:drawing>
-          <wp:inline distT="0" distB="0" distL="0" distR="0" wp14:anchorId="46507310" wp14:editId="18B15A90">
-            <wp:extent cx="5940425" cy="3966845"/>
+        <w:br/>
+        <w:t>1</w:t>
+      </w:r>
+      <w:r>
+        <w:drawing>
+          <wp:inline distT="0" distB="0" distL="0" distR="0" wp14:anchorId="738AEE3B" wp14:editId="33E238F5">
+            <wp:extent cx="5940425" cy="7623810"/>
             <wp:effectExtent l="0" t="0" r="3175" b="0"/>
-            <wp:docPr id="4" name="Рисунок 4"/>
-            <wp:cNvGraphicFramePr>
-              <a:graphicFrameLocks xmlns:a="http://schemas.openxmlformats.org/drawingml/2006/main" noChangeAspect="1"/>
-            </wp:cNvGraphicFramePr>
-            <a:graphic xmlns:a="http://schemas.openxmlformats.org/drawingml/2006/main">
-              <a:graphicData uri="http://schemas.openxmlformats.org/drawingml/2006/picture">
-                <pic:pic xmlns:pic="http://schemas.openxmlformats.org/drawingml/2006/picture">
-                  <pic:nvPicPr>
-                    <pic:cNvPr id="1" name=""/>
-                    <pic:cNvPicPr/>
-                  </pic:nvPicPr>
-                  <pic:blipFill>
-                    <a:blip r:embed="rId7"/>
-                    <a:stretch>
-                      <a:fillRect/>
-                    </a:stretch>
-                  </pic:blipFill>
-                  <pic:spPr>
-                    <a:xfrm>
-                      <a:off x="0" y="0"/>
-                      <a:ext cx="5940425" cy="3966845"/>
-                    </a:xfrm>
-                    <a:prstGeom prst="rect">
-                      <a:avLst/>
-                    </a:prstGeom>
-                  </pic:spPr>
-                </pic:pic>
-              </a:graphicData>
-            </a:graphic>
-          </wp:inline>
-        </w:drawing>
-      </w:r>
+            <wp:docPr id="12" name="Рисунок 12"/>
+            <wp:cNvGraphicFramePr>
+              <a:graphicFrameLocks xmlns:a="http://schemas.openxmlformats.org/drawingml/2006/main" noChangeAspect="1"/>
+            </wp:cNvGraphicFramePr>
+            <a:graphic xmlns:a="http://schemas.openxmlformats.org/drawingml/2006/main">
+              <a:graphicData uri="http://schemas.openxmlformats.org/drawingml/2006/picture">
+                <pic:pic xmlns:pic="http://schemas.openxmlformats.org/drawingml/2006/picture">
+                  <pic:nvPicPr>
+                    <pic:cNvPr id="1" name=""/>
+                    <pic:cNvPicPr/>
+                  </pic:nvPicPr>
+                  <pic:blipFill>
+                    <a:blip r:embed="rId8"/>
+                    <a:stretch>
+                      <a:fillRect/>
+                    </a:stretch>
+                  </pic:blipFill>
+                  <pic:spPr>
+                    <a:xfrm>
+                      <a:off x="0" y="0"/>
+                      <a:ext cx="5940425" cy="7623810"/>
+                    </a:xfrm>
+                    <a:prstGeom prst="rect">
+                      <a:avLst/>
+                    </a:prstGeom>
+                  </pic:spPr>
+                </pic:pic>
+              </a:graphicData>
+            </a:graphic>
+          </wp:inline>
+        </w:drawing>
+      </w:r>
+    </w:p>
+    <w:p>
       <w:r>
         <w:lastRenderedPageBreak/>
         <w:drawing>
-          <wp:inline distT="0" distB="0" distL="0" distR="0" wp14:anchorId="4D8288E0" wp14:editId="6B707B6F">
-            <wp:extent cx="5940425" cy="3029585"/>
+          <wp:inline distT="0" distB="0" distL="0" distR="0" wp14:anchorId="5BB95CAC" wp14:editId="4BBB5C9D">
+            <wp:extent cx="5940425" cy="6693535"/>
             <wp:effectExtent l="0" t="0" r="3175" b="0"/>
-            <wp:docPr id="5" name="Рисунок 5"/>
-            <wp:cNvGraphicFramePr>
-              <a:graphicFrameLocks xmlns:a="http://schemas.openxmlformats.org/drawingml/2006/main" noChangeAspect="1"/>
-            </wp:cNvGraphicFramePr>
-            <a:graphic xmlns:a="http://schemas.openxmlformats.org/drawingml/2006/main">
-              <a:graphicData uri="http://schemas.openxmlformats.org/drawingml/2006/picture">
-                <pic:pic xmlns:pic="http://schemas.openxmlformats.org/drawingml/2006/picture">
-                  <pic:nvPicPr>
-                    <pic:cNvPr id="1" name=""/>
-                    <pic:cNvPicPr/>
-                  </pic:nvPicPr>
-                  <pic:blipFill>
-                    <a:blip r:embed="rId8"/>
-                    <a:stretch>
-                      <a:fillRect/>
-                    </a:stretch>
-                  </pic:blipFill>
-                  <pic:spPr>
-                    <a:xfrm>
-                      <a:off x="0" y="0"/>
-                      <a:ext cx="5940425" cy="3029585"/>
-                    </a:xfrm>
-                    <a:prstGeom prst="rect">
-                      <a:avLst/>
-                    </a:prstGeom>
-                  </pic:spPr>
-                </pic:pic>
-              </a:graphicData>
-            </a:graphic>
-          </wp:inline>
-        </w:drawing>
-      </w:r>
-      <w:r>
-        <w:drawing>
-          <wp:inline distT="0" distB="0" distL="0" distR="0" wp14:anchorId="7A900F8D" wp14:editId="42F92034">
-            <wp:extent cx="4848902" cy="2762636"/>
-            <wp:effectExtent l="0" t="0" r="8890" b="0"/>
-            <wp:docPr id="6" name="Рисунок 6"/>
+            <wp:docPr id="13" name="Рисунок 13"/>
             <wp:cNvGraphicFramePr>
               <a:graphicFrameLocks xmlns:a="http://schemas.openxmlformats.org/drawingml/2006/main" noChangeAspect="1"/>
             </wp:cNvGraphicFramePr>
@@ -218,25 +232,27 @@
                   <pic:spPr>
                     <a:xfrm>
                       <a:off x="0" y="0"/>
-                      <a:ext cx="4848902" cy="2762636"/>
-                    </a:xfrm>
-                    <a:prstGeom prst="rect">
-                      <a:avLst/>
-                    </a:prstGeom>
-                  </pic:spPr>
-                </pic:pic>
-              </a:graphicData>
-            </a:graphic>
-          </wp:inline>
-        </w:drawing>
-      </w:r>
+                      <a:ext cx="5940425" cy="6693535"/>
+                    </a:xfrm>
+                    <a:prstGeom prst="rect">
+                      <a:avLst/>
+                    </a:prstGeom>
+                  </pic:spPr>
+                </pic:pic>
+              </a:graphicData>
+            </a:graphic>
+          </wp:inline>
+        </w:drawing>
+      </w:r>
+    </w:p>
+    <w:p>
       <w:r>
         <w:lastRenderedPageBreak/>
         <w:drawing>
-          <wp:inline distT="0" distB="0" distL="0" distR="0" wp14:anchorId="39245890" wp14:editId="6655A70B">
-            <wp:extent cx="5940425" cy="4310380"/>
+          <wp:inline distT="0" distB="0" distL="0" distR="0" wp14:anchorId="35166422" wp14:editId="42720CBC">
+            <wp:extent cx="5940425" cy="6123305"/>
             <wp:effectExtent l="0" t="0" r="3175" b="0"/>
-            <wp:docPr id="7" name="Рисунок 7"/>
+            <wp:docPr id="14" name="Рисунок 14"/>
             <wp:cNvGraphicFramePr>
               <a:graphicFrameLocks xmlns:a="http://schemas.openxmlformats.org/drawingml/2006/main" noChangeAspect="1"/>
             </wp:cNvGraphicFramePr>
@@ -256,24 +272,27 @@
                   <pic:spPr>
                     <a:xfrm>
                       <a:off x="0" y="0"/>
-                      <a:ext cx="5940425" cy="4310380"/>
-                    </a:xfrm>
-                    <a:prstGeom prst="rect">
-                      <a:avLst/>
-                    </a:prstGeom>
-                  </pic:spPr>
-                </pic:pic>
-              </a:graphicData>
-            </a:graphic>
-          </wp:inline>
-        </w:drawing>
-      </w:r>
-      <w:r>
-        <w:drawing>
-          <wp:inline distT="0" distB="0" distL="0" distR="0" wp14:anchorId="7FE5C14C" wp14:editId="608932AE">
-            <wp:extent cx="3658111" cy="2772162"/>
-            <wp:effectExtent l="0" t="0" r="0" b="9525"/>
-            <wp:docPr id="8" name="Рисунок 8"/>
+                      <a:ext cx="5940425" cy="6123305"/>
+                    </a:xfrm>
+                    <a:prstGeom prst="rect">
+                      <a:avLst/>
+                    </a:prstGeom>
+                  </pic:spPr>
+                </pic:pic>
+              </a:graphicData>
+            </a:graphic>
+          </wp:inline>
+        </w:drawing>
+      </w:r>
+    </w:p>
+    <w:p>
+      <w:r>
+        <w:lastRenderedPageBreak/>
+        <w:drawing>
+          <wp:inline distT="0" distB="0" distL="0" distR="0" wp14:anchorId="0D657266" wp14:editId="49DBA587">
+            <wp:extent cx="5940425" cy="5462905"/>
+            <wp:effectExtent l="0" t="0" r="3175" b="4445"/>
+            <wp:docPr id="15" name="Рисунок 15"/>
             <wp:cNvGraphicFramePr>
               <a:graphicFrameLocks xmlns:a="http://schemas.openxmlformats.org/drawingml/2006/main" noChangeAspect="1"/>
             </wp:cNvGraphicFramePr>
@@ -293,49 +312,305 @@
                   <pic:spPr>
                     <a:xfrm>
                       <a:off x="0" y="0"/>
-                      <a:ext cx="3658111" cy="2772162"/>
-                    </a:xfrm>
-                    <a:prstGeom prst="rect">
-                      <a:avLst/>
-                    </a:prstGeom>
-                  </pic:spPr>
-                </pic:pic>
-              </a:graphicData>
-            </a:graphic>
-          </wp:inline>
-        </w:drawing>
-      </w:r>
-      <w:r>
-        <w:br/>
-      </w:r>
-      <w:r>
-        <w:br/>
-        <w:t xml:space="preserve">трудности возникли с установкой и запуском приложения на </w:t>
-      </w:r>
-      <w:r>
-        <w:rPr>
-          <w:lang w:val="en-US"/>
-        </w:rPr>
-        <w:t>Xiaomi</w:t>
-      </w:r>
-      <w:r>
-        <w:t xml:space="preserve"> из-за </w:t>
-      </w:r>
-      <w:r>
-        <w:rPr>
-          <w:lang w:val="en-US"/>
-        </w:rPr>
-        <w:t>MIUI</w:t>
-      </w:r>
-      <w:r>
-        <w:t xml:space="preserve"> </w:t>
-      </w:r>
-      <w:r>
-        <w:t>системы.</w:t>
-      </w:r>
+                      <a:ext cx="5940425" cy="5462905"/>
+                    </a:xfrm>
+                    <a:prstGeom prst="rect">
+                      <a:avLst/>
+                    </a:prstGeom>
+                  </pic:spPr>
+                </pic:pic>
+              </a:graphicData>
+            </a:graphic>
+          </wp:inline>
+        </w:drawing>
+      </w:r>
+      <w:r>
+        <w:drawing>
+          <wp:inline distT="0" distB="0" distL="0" distR="0" wp14:anchorId="68748A3F" wp14:editId="7BA7D168">
+            <wp:extent cx="5940425" cy="2386330"/>
+            <wp:effectExtent l="0" t="0" r="3175" b="0"/>
+            <wp:docPr id="16" name="Рисунок 16"/>
+            <wp:cNvGraphicFramePr>
+              <a:graphicFrameLocks xmlns:a="http://schemas.openxmlformats.org/drawingml/2006/main" noChangeAspect="1"/>
+            </wp:cNvGraphicFramePr>
+            <a:graphic xmlns:a="http://schemas.openxmlformats.org/drawingml/2006/main">
+              <a:graphicData uri="http://schemas.openxmlformats.org/drawingml/2006/picture">
+                <pic:pic xmlns:pic="http://schemas.openxmlformats.org/drawingml/2006/picture">
+                  <pic:nvPicPr>
+                    <pic:cNvPr id="1" name=""/>
+                    <pic:cNvPicPr/>
+                  </pic:nvPicPr>
+                  <pic:blipFill>
+                    <a:blip r:embed="rId12"/>
+                    <a:stretch>
+                      <a:fillRect/>
+                    </a:stretch>
+                  </pic:blipFill>
+                  <pic:spPr>
+                    <a:xfrm>
+                      <a:off x="0" y="0"/>
+                      <a:ext cx="5940425" cy="2386330"/>
+                    </a:xfrm>
+                    <a:prstGeom prst="rect">
+                      <a:avLst/>
+                    </a:prstGeom>
+                  </pic:spPr>
+                </pic:pic>
+              </a:graphicData>
+            </a:graphic>
+          </wp:inline>
+        </w:drawing>
+      </w:r>
+    </w:p>
+    <w:p>
+      <w:r>
+        <w:lastRenderedPageBreak/>
+        <w:t>2</w:t>
+      </w:r>
+      <w:r>
+        <w:drawing>
+          <wp:inline distT="0" distB="0" distL="0" distR="0" wp14:anchorId="379772DB" wp14:editId="60E93AFA">
+            <wp:extent cx="5940425" cy="6648450"/>
+            <wp:effectExtent l="0" t="0" r="3175" b="0"/>
+            <wp:docPr id="17" name="Рисунок 17"/>
+            <wp:cNvGraphicFramePr>
+              <a:graphicFrameLocks xmlns:a="http://schemas.openxmlformats.org/drawingml/2006/main" noChangeAspect="1"/>
+            </wp:cNvGraphicFramePr>
+            <a:graphic xmlns:a="http://schemas.openxmlformats.org/drawingml/2006/main">
+              <a:graphicData uri="http://schemas.openxmlformats.org/drawingml/2006/picture">
+                <pic:pic xmlns:pic="http://schemas.openxmlformats.org/drawingml/2006/picture">
+                  <pic:nvPicPr>
+                    <pic:cNvPr id="1" name=""/>
+                    <pic:cNvPicPr/>
+                  </pic:nvPicPr>
+                  <pic:blipFill>
+                    <a:blip r:embed="rId13"/>
+                    <a:stretch>
+                      <a:fillRect/>
+                    </a:stretch>
+                  </pic:blipFill>
+                  <pic:spPr>
+                    <a:xfrm>
+                      <a:off x="0" y="0"/>
+                      <a:ext cx="5940425" cy="6648450"/>
+                    </a:xfrm>
+                    <a:prstGeom prst="rect">
+                      <a:avLst/>
+                    </a:prstGeom>
+                  </pic:spPr>
+                </pic:pic>
+              </a:graphicData>
+            </a:graphic>
+          </wp:inline>
+        </w:drawing>
+      </w:r>
+      <w:r>
+        <w:lastRenderedPageBreak/>
+        <w:drawing>
+          <wp:inline distT="0" distB="0" distL="0" distR="0" wp14:anchorId="68A03186" wp14:editId="4B77197A">
+            <wp:extent cx="5940425" cy="4129405"/>
+            <wp:effectExtent l="0" t="0" r="3175" b="4445"/>
+            <wp:docPr id="18" name="Рисунок 18"/>
+            <wp:cNvGraphicFramePr>
+              <a:graphicFrameLocks xmlns:a="http://schemas.openxmlformats.org/drawingml/2006/main" noChangeAspect="1"/>
+            </wp:cNvGraphicFramePr>
+            <a:graphic xmlns:a="http://schemas.openxmlformats.org/drawingml/2006/main">
+              <a:graphicData uri="http://schemas.openxmlformats.org/drawingml/2006/picture">
+                <pic:pic xmlns:pic="http://schemas.openxmlformats.org/drawingml/2006/picture">
+                  <pic:nvPicPr>
+                    <pic:cNvPr id="1" name=""/>
+                    <pic:cNvPicPr/>
+                  </pic:nvPicPr>
+                  <pic:blipFill>
+                    <a:blip r:embed="rId14"/>
+                    <a:stretch>
+                      <a:fillRect/>
+                    </a:stretch>
+                  </pic:blipFill>
+                  <pic:spPr>
+                    <a:xfrm>
+                      <a:off x="0" y="0"/>
+                      <a:ext cx="5940425" cy="4129405"/>
+                    </a:xfrm>
+                    <a:prstGeom prst="rect">
+                      <a:avLst/>
+                    </a:prstGeom>
+                  </pic:spPr>
+                </pic:pic>
+              </a:graphicData>
+            </a:graphic>
+          </wp:inline>
+        </w:drawing>
+      </w:r>
+    </w:p>
+    <w:p>
+      <w:r>
+        <w:lastRenderedPageBreak/>
+        <w:t>3</w:t>
+      </w:r>
+      <w:r>
+        <w:drawing>
+          <wp:inline distT="0" distB="0" distL="0" distR="0" wp14:anchorId="5E884F40" wp14:editId="6A679BFE">
+            <wp:extent cx="5940425" cy="5979795"/>
+            <wp:effectExtent l="0" t="0" r="3175" b="1905"/>
+            <wp:docPr id="19" name="Рисунок 19"/>
+            <wp:cNvGraphicFramePr>
+              <a:graphicFrameLocks xmlns:a="http://schemas.openxmlformats.org/drawingml/2006/main" noChangeAspect="1"/>
+            </wp:cNvGraphicFramePr>
+            <a:graphic xmlns:a="http://schemas.openxmlformats.org/drawingml/2006/main">
+              <a:graphicData uri="http://schemas.openxmlformats.org/drawingml/2006/picture">
+                <pic:pic xmlns:pic="http://schemas.openxmlformats.org/drawingml/2006/picture">
+                  <pic:nvPicPr>
+                    <pic:cNvPr id="1" name=""/>
+                    <pic:cNvPicPr/>
+                  </pic:nvPicPr>
+                  <pic:blipFill>
+                    <a:blip r:embed="rId15"/>
+                    <a:stretch>
+                      <a:fillRect/>
+                    </a:stretch>
+                  </pic:blipFill>
+                  <pic:spPr>
+                    <a:xfrm>
+                      <a:off x="0" y="0"/>
+                      <a:ext cx="5940425" cy="5979795"/>
+                    </a:xfrm>
+                    <a:prstGeom prst="rect">
+                      <a:avLst/>
+                    </a:prstGeom>
+                  </pic:spPr>
+                </pic:pic>
+              </a:graphicData>
+            </a:graphic>
+          </wp:inline>
+        </w:drawing>
+      </w:r>
+      <w:r>
+        <w:lastRenderedPageBreak/>
+        <w:drawing>
+          <wp:inline distT="0" distB="0" distL="0" distR="0" wp14:anchorId="0AE8E276" wp14:editId="281CF16E">
+            <wp:extent cx="5940425" cy="4123690"/>
+            <wp:effectExtent l="0" t="0" r="3175" b="0"/>
+            <wp:docPr id="20" name="Рисунок 20"/>
+            <wp:cNvGraphicFramePr>
+              <a:graphicFrameLocks xmlns:a="http://schemas.openxmlformats.org/drawingml/2006/main" noChangeAspect="1"/>
+            </wp:cNvGraphicFramePr>
+            <a:graphic xmlns:a="http://schemas.openxmlformats.org/drawingml/2006/main">
+              <a:graphicData uri="http://schemas.openxmlformats.org/drawingml/2006/picture">
+                <pic:pic xmlns:pic="http://schemas.openxmlformats.org/drawingml/2006/picture">
+                  <pic:nvPicPr>
+                    <pic:cNvPr id="1" name=""/>
+                    <pic:cNvPicPr/>
+                  </pic:nvPicPr>
+                  <pic:blipFill>
+                    <a:blip r:embed="rId16"/>
+                    <a:stretch>
+                      <a:fillRect/>
+                    </a:stretch>
+                  </pic:blipFill>
+                  <pic:spPr>
+                    <a:xfrm>
+                      <a:off x="0" y="0"/>
+                      <a:ext cx="5940425" cy="4123690"/>
+                    </a:xfrm>
+                    <a:prstGeom prst="rect">
+                      <a:avLst/>
+                    </a:prstGeom>
+                  </pic:spPr>
+                </pic:pic>
+              </a:graphicData>
+            </a:graphic>
+          </wp:inline>
+        </w:drawing>
+      </w:r>
+    </w:p>
+    <w:p>
+      <w:r>
+        <w:lastRenderedPageBreak/>
+        <w:t>4</w:t>
+      </w:r>
+      <w:r>
+        <w:drawing>
+          <wp:inline distT="0" distB="0" distL="0" distR="0" wp14:anchorId="5F664D5D" wp14:editId="0514C5D1">
+            <wp:extent cx="5940425" cy="5828665"/>
+            <wp:effectExtent l="0" t="0" r="3175" b="635"/>
+            <wp:docPr id="21" name="Рисунок 21"/>
+            <wp:cNvGraphicFramePr>
+              <a:graphicFrameLocks xmlns:a="http://schemas.openxmlformats.org/drawingml/2006/main" noChangeAspect="1"/>
+            </wp:cNvGraphicFramePr>
+            <a:graphic xmlns:a="http://schemas.openxmlformats.org/drawingml/2006/main">
+              <a:graphicData uri="http://schemas.openxmlformats.org/drawingml/2006/picture">
+                <pic:pic xmlns:pic="http://schemas.openxmlformats.org/drawingml/2006/picture">
+                  <pic:nvPicPr>
+                    <pic:cNvPr id="1" name=""/>
+                    <pic:cNvPicPr/>
+                  </pic:nvPicPr>
+                  <pic:blipFill>
+                    <a:blip r:embed="rId17"/>
+                    <a:stretch>
+                      <a:fillRect/>
+                    </a:stretch>
+                  </pic:blipFill>
+                  <pic:spPr>
+                    <a:xfrm>
+                      <a:off x="0" y="0"/>
+                      <a:ext cx="5940425" cy="5828665"/>
+                    </a:xfrm>
+                    <a:prstGeom prst="rect">
+                      <a:avLst/>
+                    </a:prstGeom>
+                  </pic:spPr>
+                </pic:pic>
+              </a:graphicData>
+            </a:graphic>
+          </wp:inline>
+        </w:drawing>
+      </w:r>
+      <w:r>
+        <w:lastRenderedPageBreak/>
+        <w:drawing>
+          <wp:inline distT="0" distB="0" distL="0" distR="0" wp14:anchorId="07B7694B" wp14:editId="47B636B4">
+            <wp:extent cx="5940425" cy="5043170"/>
+            <wp:effectExtent l="0" t="0" r="3175" b="5080"/>
+            <wp:docPr id="22" name="Рисунок 22"/>
+            <wp:cNvGraphicFramePr>
+              <a:graphicFrameLocks xmlns:a="http://schemas.openxmlformats.org/drawingml/2006/main" noChangeAspect="1"/>
+            </wp:cNvGraphicFramePr>
+            <a:graphic xmlns:a="http://schemas.openxmlformats.org/drawingml/2006/main">
+              <a:graphicData uri="http://schemas.openxmlformats.org/drawingml/2006/picture">
+                <pic:pic xmlns:pic="http://schemas.openxmlformats.org/drawingml/2006/picture">
+                  <pic:nvPicPr>
+                    <pic:cNvPr id="1" name=""/>
+                    <pic:cNvPicPr/>
+                  </pic:nvPicPr>
+                  <pic:blipFill>
+                    <a:blip r:embed="rId18"/>
+                    <a:stretch>
+                      <a:fillRect/>
+                    </a:stretch>
+                  </pic:blipFill>
+                  <pic:spPr>
+                    <a:xfrm>
+                      <a:off x="0" y="0"/>
+                      <a:ext cx="5940425" cy="5043170"/>
+                    </a:xfrm>
+                    <a:prstGeom prst="rect">
+                      <a:avLst/>
+                    </a:prstGeom>
+                  </pic:spPr>
+                </pic:pic>
+              </a:graphicData>
+            </a:graphic>
+          </wp:inline>
+        </w:drawing>
+      </w:r>
+    </w:p>
+    <w:p>
       <w:bookmarkStart w:id="0" w:name="_GoBack"/>
       <w:bookmarkEnd w:id="0"/>
     </w:p>
+    <w:p/>
+    <w:p/>
     <w:sectPr>
       <w:pgSz w:w="11906" w:h="16838"/>
       <w:pgMar w:top="1134" w:right="850" w:bottom="1134" w:left="1701" w:header="708" w:footer="708" w:gutter="0"/>

--- a/UP01.02КореньГизейКуликов.docx
+++ b/UP01.02КореньГизейКуликов.docx
@@ -3,11 +3,19 @@
 <w:document xmlns:wpc="http://schemas.microsoft.com/office/word/2010/wordprocessingCanvas" xmlns:mc="http://schemas.openxmlformats.org/markup-compatibility/2006" xmlns:o="urn:schemas-microsoft-com:office:office" xmlns:r="http://schemas.openxmlformats.org/officeDocument/2006/relationships" xmlns:m="http://schemas.openxmlformats.org/officeDocument/2006/math" xmlns:v="urn:schemas-microsoft-com:vml" xmlns:wp14="http://schemas.microsoft.com/office/word/2010/wordprocessingDrawing" xmlns:wp="http://schemas.openxmlformats.org/drawingml/2006/wordprocessingDrawing" xmlns:w10="urn:schemas-microsoft-com:office:word" xmlns:w="http://schemas.openxmlformats.org/wordprocessingml/2006/main" xmlns:w14="http://schemas.microsoft.com/office/word/2010/wordml" xmlns:w15="http://schemas.microsoft.com/office/word/2012/wordml" xmlns:wpg="http://schemas.microsoft.com/office/word/2010/wordprocessingGroup" xmlns:wpi="http://schemas.microsoft.com/office/word/2010/wordprocessingInk" xmlns:wne="http://schemas.microsoft.com/office/word/2006/wordml" xmlns:wps="http://schemas.microsoft.com/office/word/2010/wordprocessingShape" mc:Ignorable="w14 w15 wp14">
   <w:body>
     <w:p>
+      <w:proofErr w:type="spellStart"/>
+      <w:r>
+        <w:t>пастельСветлая</w:t>
+      </w:r>
+      <w:proofErr w:type="spellEnd"/>
+      <w:r>
+        <w:br/>
+      </w:r>
       <w:r>
         <w:drawing>
-          <wp:inline distT="0" distB="0" distL="0" distR="0" wp14:anchorId="68ADE4C4" wp14:editId="4A498AC0">
-            <wp:extent cx="5940425" cy="2103120"/>
-            <wp:effectExtent l="0" t="0" r="3175" b="0"/>
+          <wp:inline distT="0" distB="0" distL="0" distR="0" wp14:anchorId="56400415" wp14:editId="6F5C1190">
+            <wp:extent cx="2781688" cy="6049219"/>
+            <wp:effectExtent l="0" t="0" r="0" b="8890"/>
             <wp:docPr id="1" name="Рисунок 1"/>
             <wp:cNvGraphicFramePr>
               <a:graphicFrameLocks xmlns:a="http://schemas.openxmlformats.org/drawingml/2006/main" noChangeAspect="1"/>
@@ -28,7 +36,7 @@
                   <pic:spPr>
                     <a:xfrm>
                       <a:off x="0" y="0"/>
-                      <a:ext cx="5940425" cy="2103120"/>
+                      <a:ext cx="2781688" cy="6049219"/>
                     </a:xfrm>
                     <a:prstGeom prst="rect">
                       <a:avLst/>
@@ -43,12 +51,20 @@
       <w:r>
         <w:br/>
       </w:r>
-      <w:r>
+      <w:proofErr w:type="spellStart"/>
+      <w:r>
+        <w:t>пастельТёмная</w:t>
+      </w:r>
+      <w:proofErr w:type="spellEnd"/>
+    </w:p>
+    <w:p>
+      <w:r>
+        <w:lastRenderedPageBreak/>
         <w:drawing>
-          <wp:inline distT="0" distB="0" distL="0" distR="0" wp14:anchorId="011199E9" wp14:editId="6144C3E8">
-            <wp:extent cx="2200582" cy="4182059"/>
-            <wp:effectExtent l="0" t="0" r="9525" b="9525"/>
-            <wp:docPr id="9" name="Рисунок 9"/>
+          <wp:inline distT="0" distB="0" distL="0" distR="0" wp14:anchorId="5AA82ECB" wp14:editId="109155DD">
+            <wp:extent cx="2629267" cy="6077798"/>
+            <wp:effectExtent l="0" t="0" r="0" b="0"/>
+            <wp:docPr id="3" name="Рисунок 3"/>
             <wp:cNvGraphicFramePr>
               <a:graphicFrameLocks xmlns:a="http://schemas.openxmlformats.org/drawingml/2006/main" noChangeAspect="1"/>
             </wp:cNvGraphicFramePr>
@@ -68,7 +84,7 @@
                   <pic:spPr>
                     <a:xfrm>
                       <a:off x="0" y="0"/>
-                      <a:ext cx="2200582" cy="4182059"/>
+                      <a:ext cx="2629267" cy="6077798"/>
                     </a:xfrm>
                     <a:prstGeom prst="rect">
                       <a:avLst/>
@@ -81,11 +97,23 @@
         </w:drawing>
       </w:r>
       <w:r>
+        <w:br/>
+      </w:r>
+      <w:proofErr w:type="spellStart"/>
+      <w:r>
+        <w:t>форесттёмная</w:t>
+      </w:r>
+      <w:proofErr w:type="spellEnd"/>
+      <w:r>
+        <w:br/>
+      </w:r>
+      <w:r>
+        <w:lastRenderedPageBreak/>
         <w:drawing>
-          <wp:inline distT="0" distB="0" distL="0" distR="0" wp14:anchorId="56F53F09" wp14:editId="61A9442B">
-            <wp:extent cx="1867161" cy="4086795"/>
-            <wp:effectExtent l="0" t="0" r="0" b="0"/>
-            <wp:docPr id="10" name="Рисунок 10"/>
+          <wp:inline distT="0" distB="0" distL="0" distR="0" wp14:anchorId="4ADF3C41" wp14:editId="4BBD09D3">
+            <wp:extent cx="2600688" cy="6039693"/>
+            <wp:effectExtent l="0" t="0" r="9525" b="0"/>
+            <wp:docPr id="4" name="Рисунок 4"/>
             <wp:cNvGraphicFramePr>
               <a:graphicFrameLocks xmlns:a="http://schemas.openxmlformats.org/drawingml/2006/main" noChangeAspect="1"/>
             </wp:cNvGraphicFramePr>
@@ -105,7 +133,7 @@
                   <pic:spPr>
                     <a:xfrm>
                       <a:off x="0" y="0"/>
-                      <a:ext cx="1867161" cy="4086795"/>
+                      <a:ext cx="2600688" cy="6039693"/>
                     </a:xfrm>
                     <a:prstGeom prst="rect">
                       <a:avLst/>
@@ -117,13 +145,23 @@
           </wp:inline>
         </w:drawing>
       </w:r>
+    </w:p>
+    <w:p>
+      <w:proofErr w:type="spellStart"/>
       <w:r>
         <w:lastRenderedPageBreak/>
+        <w:t>Форестсветлая</w:t>
+      </w:r>
+      <w:proofErr w:type="spellEnd"/>
+      <w:r>
+        <w:br/>
+      </w:r>
+      <w:r>
         <w:drawing>
-          <wp:inline distT="0" distB="0" distL="0" distR="0" wp14:anchorId="1504489D" wp14:editId="677423AC">
-            <wp:extent cx="3991532" cy="4744112"/>
-            <wp:effectExtent l="0" t="0" r="9525" b="0"/>
-            <wp:docPr id="11" name="Рисунок 11"/>
+          <wp:inline distT="0" distB="0" distL="0" distR="0" wp14:anchorId="16A552EB" wp14:editId="1B04E1E1">
+            <wp:extent cx="2686425" cy="6077798"/>
+            <wp:effectExtent l="0" t="0" r="0" b="0"/>
+            <wp:docPr id="5" name="Рисунок 5"/>
             <wp:cNvGraphicFramePr>
               <a:graphicFrameLocks xmlns:a="http://schemas.openxmlformats.org/drawingml/2006/main" noChangeAspect="1"/>
             </wp:cNvGraphicFramePr>
@@ -143,7 +181,7 @@
                   <pic:spPr>
                     <a:xfrm>
                       <a:off x="0" y="0"/>
-                      <a:ext cx="3991532" cy="4744112"/>
+                      <a:ext cx="2686425" cy="6077798"/>
                     </a:xfrm>
                     <a:prstGeom prst="rect">
                       <a:avLst/>
@@ -155,24 +193,23 @@
           </wp:inline>
         </w:drawing>
       </w:r>
-    </w:p>
-    <w:p>
-      <w:r>
-        <w:br w:type="page"/>
-      </w:r>
-    </w:p>
-    <w:p>
-      <w:r>
-        <w:lastRenderedPageBreak/>
+      <w:r>
         <w:br/>
-        <w:t>1</w:t>
+      </w:r>
+      <w:proofErr w:type="spellStart"/>
+      <w:r>
+        <w:t>снекбар</w:t>
+      </w:r>
+      <w:proofErr w:type="spellEnd"/>
+      <w:r>
+        <w:br/>
       </w:r>
       <w:r>
         <w:drawing>
-          <wp:inline distT="0" distB="0" distL="0" distR="0" wp14:anchorId="738AEE3B" wp14:editId="33E238F5">
-            <wp:extent cx="5940425" cy="7623810"/>
-            <wp:effectExtent l="0" t="0" r="3175" b="0"/>
-            <wp:docPr id="12" name="Рисунок 12"/>
+          <wp:inline distT="0" distB="0" distL="0" distR="0" wp14:anchorId="75ADD83B" wp14:editId="327F6E6C">
+            <wp:extent cx="2695951" cy="943107"/>
+            <wp:effectExtent l="0" t="0" r="0" b="9525"/>
+            <wp:docPr id="6" name="Рисунок 6"/>
             <wp:cNvGraphicFramePr>
               <a:graphicFrameLocks xmlns:a="http://schemas.openxmlformats.org/drawingml/2006/main" noChangeAspect="1"/>
             </wp:cNvGraphicFramePr>
@@ -192,7 +229,7 @@
                   <pic:spPr>
                     <a:xfrm>
                       <a:off x="0" y="0"/>
-                      <a:ext cx="5940425" cy="7623810"/>
+                      <a:ext cx="2695951" cy="943107"/>
                     </a:xfrm>
                     <a:prstGeom prst="rect">
                       <a:avLst/>
@@ -204,413 +241,12 @@
           </wp:inline>
         </w:drawing>
       </w:r>
-    </w:p>
-    <w:p>
-      <w:r>
-        <w:lastRenderedPageBreak/>
-        <w:drawing>
-          <wp:inline distT="0" distB="0" distL="0" distR="0" wp14:anchorId="5BB95CAC" wp14:editId="4BBB5C9D">
-            <wp:extent cx="5940425" cy="6693535"/>
-            <wp:effectExtent l="0" t="0" r="3175" b="0"/>
-            <wp:docPr id="13" name="Рисунок 13"/>
-            <wp:cNvGraphicFramePr>
-              <a:graphicFrameLocks xmlns:a="http://schemas.openxmlformats.org/drawingml/2006/main" noChangeAspect="1"/>
-            </wp:cNvGraphicFramePr>
-            <a:graphic xmlns:a="http://schemas.openxmlformats.org/drawingml/2006/main">
-              <a:graphicData uri="http://schemas.openxmlformats.org/drawingml/2006/picture">
-                <pic:pic xmlns:pic="http://schemas.openxmlformats.org/drawingml/2006/picture">
-                  <pic:nvPicPr>
-                    <pic:cNvPr id="1" name=""/>
-                    <pic:cNvPicPr/>
-                  </pic:nvPicPr>
-                  <pic:blipFill>
-                    <a:blip r:embed="rId9"/>
-                    <a:stretch>
-                      <a:fillRect/>
-                    </a:stretch>
-                  </pic:blipFill>
-                  <pic:spPr>
-                    <a:xfrm>
-                      <a:off x="0" y="0"/>
-                      <a:ext cx="5940425" cy="6693535"/>
-                    </a:xfrm>
-                    <a:prstGeom prst="rect">
-                      <a:avLst/>
-                    </a:prstGeom>
-                  </pic:spPr>
-                </pic:pic>
-              </a:graphicData>
-            </a:graphic>
-          </wp:inline>
-        </w:drawing>
-      </w:r>
-    </w:p>
-    <w:p>
-      <w:r>
-        <w:lastRenderedPageBreak/>
-        <w:drawing>
-          <wp:inline distT="0" distB="0" distL="0" distR="0" wp14:anchorId="35166422" wp14:editId="42720CBC">
-            <wp:extent cx="5940425" cy="6123305"/>
-            <wp:effectExtent l="0" t="0" r="3175" b="0"/>
-            <wp:docPr id="14" name="Рисунок 14"/>
-            <wp:cNvGraphicFramePr>
-              <a:graphicFrameLocks xmlns:a="http://schemas.openxmlformats.org/drawingml/2006/main" noChangeAspect="1"/>
-            </wp:cNvGraphicFramePr>
-            <a:graphic xmlns:a="http://schemas.openxmlformats.org/drawingml/2006/main">
-              <a:graphicData uri="http://schemas.openxmlformats.org/drawingml/2006/picture">
-                <pic:pic xmlns:pic="http://schemas.openxmlformats.org/drawingml/2006/picture">
-                  <pic:nvPicPr>
-                    <pic:cNvPr id="1" name=""/>
-                    <pic:cNvPicPr/>
-                  </pic:nvPicPr>
-                  <pic:blipFill>
-                    <a:blip r:embed="rId10"/>
-                    <a:stretch>
-                      <a:fillRect/>
-                    </a:stretch>
-                  </pic:blipFill>
-                  <pic:spPr>
-                    <a:xfrm>
-                      <a:off x="0" y="0"/>
-                      <a:ext cx="5940425" cy="6123305"/>
-                    </a:xfrm>
-                    <a:prstGeom prst="rect">
-                      <a:avLst/>
-                    </a:prstGeom>
-                  </pic:spPr>
-                </pic:pic>
-              </a:graphicData>
-            </a:graphic>
-          </wp:inline>
-        </w:drawing>
-      </w:r>
-    </w:p>
-    <w:p>
-      <w:r>
-        <w:lastRenderedPageBreak/>
-        <w:drawing>
-          <wp:inline distT="0" distB="0" distL="0" distR="0" wp14:anchorId="0D657266" wp14:editId="49DBA587">
-            <wp:extent cx="5940425" cy="5462905"/>
-            <wp:effectExtent l="0" t="0" r="3175" b="4445"/>
-            <wp:docPr id="15" name="Рисунок 15"/>
-            <wp:cNvGraphicFramePr>
-              <a:graphicFrameLocks xmlns:a="http://schemas.openxmlformats.org/drawingml/2006/main" noChangeAspect="1"/>
-            </wp:cNvGraphicFramePr>
-            <a:graphic xmlns:a="http://schemas.openxmlformats.org/drawingml/2006/main">
-              <a:graphicData uri="http://schemas.openxmlformats.org/drawingml/2006/picture">
-                <pic:pic xmlns:pic="http://schemas.openxmlformats.org/drawingml/2006/picture">
-                  <pic:nvPicPr>
-                    <pic:cNvPr id="1" name=""/>
-                    <pic:cNvPicPr/>
-                  </pic:nvPicPr>
-                  <pic:blipFill>
-                    <a:blip r:embed="rId11"/>
-                    <a:stretch>
-                      <a:fillRect/>
-                    </a:stretch>
-                  </pic:blipFill>
-                  <pic:spPr>
-                    <a:xfrm>
-                      <a:off x="0" y="0"/>
-                      <a:ext cx="5940425" cy="5462905"/>
-                    </a:xfrm>
-                    <a:prstGeom prst="rect">
-                      <a:avLst/>
-                    </a:prstGeom>
-                  </pic:spPr>
-                </pic:pic>
-              </a:graphicData>
-            </a:graphic>
-          </wp:inline>
-        </w:drawing>
-      </w:r>
-      <w:r>
-        <w:drawing>
-          <wp:inline distT="0" distB="0" distL="0" distR="0" wp14:anchorId="68748A3F" wp14:editId="7BA7D168">
-            <wp:extent cx="5940425" cy="2386330"/>
-            <wp:effectExtent l="0" t="0" r="3175" b="0"/>
-            <wp:docPr id="16" name="Рисунок 16"/>
-            <wp:cNvGraphicFramePr>
-              <a:graphicFrameLocks xmlns:a="http://schemas.openxmlformats.org/drawingml/2006/main" noChangeAspect="1"/>
-            </wp:cNvGraphicFramePr>
-            <a:graphic xmlns:a="http://schemas.openxmlformats.org/drawingml/2006/main">
-              <a:graphicData uri="http://schemas.openxmlformats.org/drawingml/2006/picture">
-                <pic:pic xmlns:pic="http://schemas.openxmlformats.org/drawingml/2006/picture">
-                  <pic:nvPicPr>
-                    <pic:cNvPr id="1" name=""/>
-                    <pic:cNvPicPr/>
-                  </pic:nvPicPr>
-                  <pic:blipFill>
-                    <a:blip r:embed="rId12"/>
-                    <a:stretch>
-                      <a:fillRect/>
-                    </a:stretch>
-                  </pic:blipFill>
-                  <pic:spPr>
-                    <a:xfrm>
-                      <a:off x="0" y="0"/>
-                      <a:ext cx="5940425" cy="2386330"/>
-                    </a:xfrm>
-                    <a:prstGeom prst="rect">
-                      <a:avLst/>
-                    </a:prstGeom>
-                  </pic:spPr>
-                </pic:pic>
-              </a:graphicData>
-            </a:graphic>
-          </wp:inline>
-        </w:drawing>
-      </w:r>
-    </w:p>
-    <w:p>
-      <w:r>
-        <w:lastRenderedPageBreak/>
-        <w:t>2</w:t>
-      </w:r>
-      <w:r>
-        <w:drawing>
-          <wp:inline distT="0" distB="0" distL="0" distR="0" wp14:anchorId="379772DB" wp14:editId="60E93AFA">
-            <wp:extent cx="5940425" cy="6648450"/>
-            <wp:effectExtent l="0" t="0" r="3175" b="0"/>
-            <wp:docPr id="17" name="Рисунок 17"/>
-            <wp:cNvGraphicFramePr>
-              <a:graphicFrameLocks xmlns:a="http://schemas.openxmlformats.org/drawingml/2006/main" noChangeAspect="1"/>
-            </wp:cNvGraphicFramePr>
-            <a:graphic xmlns:a="http://schemas.openxmlformats.org/drawingml/2006/main">
-              <a:graphicData uri="http://schemas.openxmlformats.org/drawingml/2006/picture">
-                <pic:pic xmlns:pic="http://schemas.openxmlformats.org/drawingml/2006/picture">
-                  <pic:nvPicPr>
-                    <pic:cNvPr id="1" name=""/>
-                    <pic:cNvPicPr/>
-                  </pic:nvPicPr>
-                  <pic:blipFill>
-                    <a:blip r:embed="rId13"/>
-                    <a:stretch>
-                      <a:fillRect/>
-                    </a:stretch>
-                  </pic:blipFill>
-                  <pic:spPr>
-                    <a:xfrm>
-                      <a:off x="0" y="0"/>
-                      <a:ext cx="5940425" cy="6648450"/>
-                    </a:xfrm>
-                    <a:prstGeom prst="rect">
-                      <a:avLst/>
-                    </a:prstGeom>
-                  </pic:spPr>
-                </pic:pic>
-              </a:graphicData>
-            </a:graphic>
-          </wp:inline>
-        </w:drawing>
-      </w:r>
-      <w:r>
-        <w:lastRenderedPageBreak/>
-        <w:drawing>
-          <wp:inline distT="0" distB="0" distL="0" distR="0" wp14:anchorId="68A03186" wp14:editId="4B77197A">
-            <wp:extent cx="5940425" cy="4129405"/>
-            <wp:effectExtent l="0" t="0" r="3175" b="4445"/>
-            <wp:docPr id="18" name="Рисунок 18"/>
-            <wp:cNvGraphicFramePr>
-              <a:graphicFrameLocks xmlns:a="http://schemas.openxmlformats.org/drawingml/2006/main" noChangeAspect="1"/>
-            </wp:cNvGraphicFramePr>
-            <a:graphic xmlns:a="http://schemas.openxmlformats.org/drawingml/2006/main">
-              <a:graphicData uri="http://schemas.openxmlformats.org/drawingml/2006/picture">
-                <pic:pic xmlns:pic="http://schemas.openxmlformats.org/drawingml/2006/picture">
-                  <pic:nvPicPr>
-                    <pic:cNvPr id="1" name=""/>
-                    <pic:cNvPicPr/>
-                  </pic:nvPicPr>
-                  <pic:blipFill>
-                    <a:blip r:embed="rId14"/>
-                    <a:stretch>
-                      <a:fillRect/>
-                    </a:stretch>
-                  </pic:blipFill>
-                  <pic:spPr>
-                    <a:xfrm>
-                      <a:off x="0" y="0"/>
-                      <a:ext cx="5940425" cy="4129405"/>
-                    </a:xfrm>
-                    <a:prstGeom prst="rect">
-                      <a:avLst/>
-                    </a:prstGeom>
-                  </pic:spPr>
-                </pic:pic>
-              </a:graphicData>
-            </a:graphic>
-          </wp:inline>
-        </w:drawing>
-      </w:r>
-    </w:p>
-    <w:p>
-      <w:r>
-        <w:lastRenderedPageBreak/>
-        <w:t>3</w:t>
-      </w:r>
-      <w:r>
-        <w:drawing>
-          <wp:inline distT="0" distB="0" distL="0" distR="0" wp14:anchorId="5E884F40" wp14:editId="6A679BFE">
-            <wp:extent cx="5940425" cy="5979795"/>
-            <wp:effectExtent l="0" t="0" r="3175" b="1905"/>
-            <wp:docPr id="19" name="Рисунок 19"/>
-            <wp:cNvGraphicFramePr>
-              <a:graphicFrameLocks xmlns:a="http://schemas.openxmlformats.org/drawingml/2006/main" noChangeAspect="1"/>
-            </wp:cNvGraphicFramePr>
-            <a:graphic xmlns:a="http://schemas.openxmlformats.org/drawingml/2006/main">
-              <a:graphicData uri="http://schemas.openxmlformats.org/drawingml/2006/picture">
-                <pic:pic xmlns:pic="http://schemas.openxmlformats.org/drawingml/2006/picture">
-                  <pic:nvPicPr>
-                    <pic:cNvPr id="1" name=""/>
-                    <pic:cNvPicPr/>
-                  </pic:nvPicPr>
-                  <pic:blipFill>
-                    <a:blip r:embed="rId15"/>
-                    <a:stretch>
-                      <a:fillRect/>
-                    </a:stretch>
-                  </pic:blipFill>
-                  <pic:spPr>
-                    <a:xfrm>
-                      <a:off x="0" y="0"/>
-                      <a:ext cx="5940425" cy="5979795"/>
-                    </a:xfrm>
-                    <a:prstGeom prst="rect">
-                      <a:avLst/>
-                    </a:prstGeom>
-                  </pic:spPr>
-                </pic:pic>
-              </a:graphicData>
-            </a:graphic>
-          </wp:inline>
-        </w:drawing>
-      </w:r>
-      <w:r>
-        <w:lastRenderedPageBreak/>
-        <w:drawing>
-          <wp:inline distT="0" distB="0" distL="0" distR="0" wp14:anchorId="0AE8E276" wp14:editId="281CF16E">
-            <wp:extent cx="5940425" cy="4123690"/>
-            <wp:effectExtent l="0" t="0" r="3175" b="0"/>
-            <wp:docPr id="20" name="Рисунок 20"/>
-            <wp:cNvGraphicFramePr>
-              <a:graphicFrameLocks xmlns:a="http://schemas.openxmlformats.org/drawingml/2006/main" noChangeAspect="1"/>
-            </wp:cNvGraphicFramePr>
-            <a:graphic xmlns:a="http://schemas.openxmlformats.org/drawingml/2006/main">
-              <a:graphicData uri="http://schemas.openxmlformats.org/drawingml/2006/picture">
-                <pic:pic xmlns:pic="http://schemas.openxmlformats.org/drawingml/2006/picture">
-                  <pic:nvPicPr>
-                    <pic:cNvPr id="1" name=""/>
-                    <pic:cNvPicPr/>
-                  </pic:nvPicPr>
-                  <pic:blipFill>
-                    <a:blip r:embed="rId16"/>
-                    <a:stretch>
-                      <a:fillRect/>
-                    </a:stretch>
-                  </pic:blipFill>
-                  <pic:spPr>
-                    <a:xfrm>
-                      <a:off x="0" y="0"/>
-                      <a:ext cx="5940425" cy="4123690"/>
-                    </a:xfrm>
-                    <a:prstGeom prst="rect">
-                      <a:avLst/>
-                    </a:prstGeom>
-                  </pic:spPr>
-                </pic:pic>
-              </a:graphicData>
-            </a:graphic>
-          </wp:inline>
-        </w:drawing>
-      </w:r>
-    </w:p>
-    <w:p>
-      <w:r>
-        <w:lastRenderedPageBreak/>
-        <w:t>4</w:t>
-      </w:r>
-      <w:r>
-        <w:drawing>
-          <wp:inline distT="0" distB="0" distL="0" distR="0" wp14:anchorId="5F664D5D" wp14:editId="0514C5D1">
-            <wp:extent cx="5940425" cy="5828665"/>
-            <wp:effectExtent l="0" t="0" r="3175" b="635"/>
-            <wp:docPr id="21" name="Рисунок 21"/>
-            <wp:cNvGraphicFramePr>
-              <a:graphicFrameLocks xmlns:a="http://schemas.openxmlformats.org/drawingml/2006/main" noChangeAspect="1"/>
-            </wp:cNvGraphicFramePr>
-            <a:graphic xmlns:a="http://schemas.openxmlformats.org/drawingml/2006/main">
-              <a:graphicData uri="http://schemas.openxmlformats.org/drawingml/2006/picture">
-                <pic:pic xmlns:pic="http://schemas.openxmlformats.org/drawingml/2006/picture">
-                  <pic:nvPicPr>
-                    <pic:cNvPr id="1" name=""/>
-                    <pic:cNvPicPr/>
-                  </pic:nvPicPr>
-                  <pic:blipFill>
-                    <a:blip r:embed="rId17"/>
-                    <a:stretch>
-                      <a:fillRect/>
-                    </a:stretch>
-                  </pic:blipFill>
-                  <pic:spPr>
-                    <a:xfrm>
-                      <a:off x="0" y="0"/>
-                      <a:ext cx="5940425" cy="5828665"/>
-                    </a:xfrm>
-                    <a:prstGeom prst="rect">
-                      <a:avLst/>
-                    </a:prstGeom>
-                  </pic:spPr>
-                </pic:pic>
-              </a:graphicData>
-            </a:graphic>
-          </wp:inline>
-        </w:drawing>
-      </w:r>
-      <w:r>
-        <w:lastRenderedPageBreak/>
-        <w:drawing>
-          <wp:inline distT="0" distB="0" distL="0" distR="0" wp14:anchorId="07B7694B" wp14:editId="47B636B4">
-            <wp:extent cx="5940425" cy="5043170"/>
-            <wp:effectExtent l="0" t="0" r="3175" b="5080"/>
-            <wp:docPr id="22" name="Рисунок 22"/>
-            <wp:cNvGraphicFramePr>
-              <a:graphicFrameLocks xmlns:a="http://schemas.openxmlformats.org/drawingml/2006/main" noChangeAspect="1"/>
-            </wp:cNvGraphicFramePr>
-            <a:graphic xmlns:a="http://schemas.openxmlformats.org/drawingml/2006/main">
-              <a:graphicData uri="http://schemas.openxmlformats.org/drawingml/2006/picture">
-                <pic:pic xmlns:pic="http://schemas.openxmlformats.org/drawingml/2006/picture">
-                  <pic:nvPicPr>
-                    <pic:cNvPr id="1" name=""/>
-                    <pic:cNvPicPr/>
-                  </pic:nvPicPr>
-                  <pic:blipFill>
-                    <a:blip r:embed="rId18"/>
-                    <a:stretch>
-                      <a:fillRect/>
-                    </a:stretch>
-                  </pic:blipFill>
-                  <pic:spPr>
-                    <a:xfrm>
-                      <a:off x="0" y="0"/>
-                      <a:ext cx="5940425" cy="5043170"/>
-                    </a:xfrm>
-                    <a:prstGeom prst="rect">
-                      <a:avLst/>
-                    </a:prstGeom>
-                  </pic:spPr>
-                </pic:pic>
-              </a:graphicData>
-            </a:graphic>
-          </wp:inline>
-        </w:drawing>
-      </w:r>
-    </w:p>
-    <w:p>
+      <w:r>
+        <w:br/>
+      </w:r>
       <w:bookmarkStart w:id="0" w:name="_GoBack"/>
       <w:bookmarkEnd w:id="0"/>
     </w:p>
-    <w:p/>
-    <w:p/>
     <w:sectPr>
       <w:pgSz w:w="11906" w:h="16838"/>
       <w:pgMar w:top="1134" w:right="850" w:bottom="1134" w:left="1701" w:header="708" w:footer="708" w:gutter="0"/>

--- a/UP01.02КореньГизейКуликов.docx
+++ b/UP01.02КореньГизейКуликов.docx
@@ -3,19 +3,11 @@
 <w:document xmlns:wpc="http://schemas.microsoft.com/office/word/2010/wordprocessingCanvas" xmlns:mc="http://schemas.openxmlformats.org/markup-compatibility/2006" xmlns:o="urn:schemas-microsoft-com:office:office" xmlns:r="http://schemas.openxmlformats.org/officeDocument/2006/relationships" xmlns:m="http://schemas.openxmlformats.org/officeDocument/2006/math" xmlns:v="urn:schemas-microsoft-com:vml" xmlns:wp14="http://schemas.microsoft.com/office/word/2010/wordprocessingDrawing" xmlns:wp="http://schemas.openxmlformats.org/drawingml/2006/wordprocessingDrawing" xmlns:w10="urn:schemas-microsoft-com:office:word" xmlns:w="http://schemas.openxmlformats.org/wordprocessingml/2006/main" xmlns:w14="http://schemas.microsoft.com/office/word/2010/wordml" xmlns:w15="http://schemas.microsoft.com/office/word/2012/wordml" xmlns:wpg="http://schemas.microsoft.com/office/word/2010/wordprocessingGroup" xmlns:wpi="http://schemas.microsoft.com/office/word/2010/wordprocessingInk" xmlns:wne="http://schemas.microsoft.com/office/word/2006/wordml" xmlns:wps="http://schemas.microsoft.com/office/word/2010/wordprocessingShape" mc:Ignorable="w14 w15 wp14">
   <w:body>
     <w:p>
-      <w:proofErr w:type="spellStart"/>
-      <w:r>
-        <w:t>пастельСветлая</w:t>
-      </w:r>
-      <w:proofErr w:type="spellEnd"/>
-      <w:r>
-        <w:br/>
-      </w:r>
       <w:r>
         <w:drawing>
-          <wp:inline distT="0" distB="0" distL="0" distR="0" wp14:anchorId="56400415" wp14:editId="6F5C1190">
-            <wp:extent cx="2781688" cy="6049219"/>
-            <wp:effectExtent l="0" t="0" r="0" b="8890"/>
+          <wp:inline distT="0" distB="0" distL="0" distR="0" wp14:anchorId="217BA4F4" wp14:editId="52895910">
+            <wp:extent cx="2676899" cy="6182588"/>
+            <wp:effectExtent l="0" t="0" r="9525" b="0"/>
             <wp:docPr id="1" name="Рисунок 1"/>
             <wp:cNvGraphicFramePr>
               <a:graphicFrameLocks xmlns:a="http://schemas.openxmlformats.org/drawingml/2006/main" noChangeAspect="1"/>
@@ -36,7 +28,7 @@
                   <pic:spPr>
                     <a:xfrm>
                       <a:off x="0" y="0"/>
-                      <a:ext cx="2781688" cy="6049219"/>
+                      <a:ext cx="2676899" cy="6182588"/>
                     </a:xfrm>
                     <a:prstGeom prst="rect">
                       <a:avLst/>
@@ -51,20 +43,16 @@
       <w:r>
         <w:br/>
       </w:r>
-      <w:proofErr w:type="spellStart"/>
       <w:r>
-        <w:t>пастельТёмная</w:t>
+        <w:br/>
       </w:r>
-      <w:proofErr w:type="spellEnd"/>
-    </w:p>
-    <w:p>
       <w:r>
         <w:lastRenderedPageBreak/>
         <w:drawing>
-          <wp:inline distT="0" distB="0" distL="0" distR="0" wp14:anchorId="5AA82ECB" wp14:editId="109155DD">
-            <wp:extent cx="2629267" cy="6077798"/>
+          <wp:inline distT="0" distB="0" distL="0" distR="0" wp14:anchorId="182286E2" wp14:editId="50299097">
+            <wp:extent cx="2705478" cy="6192114"/>
             <wp:effectExtent l="0" t="0" r="0" b="0"/>
-            <wp:docPr id="3" name="Рисунок 3"/>
+            <wp:docPr id="2" name="Рисунок 2"/>
             <wp:cNvGraphicFramePr>
               <a:graphicFrameLocks xmlns:a="http://schemas.openxmlformats.org/drawingml/2006/main" noChangeAspect="1"/>
             </wp:cNvGraphicFramePr>
@@ -84,7 +72,7 @@
                   <pic:spPr>
                     <a:xfrm>
                       <a:off x="0" y="0"/>
-                      <a:ext cx="2629267" cy="6077798"/>
+                      <a:ext cx="2705478" cy="6192114"/>
                     </a:xfrm>
                     <a:prstGeom prst="rect">
                       <a:avLst/>
@@ -99,21 +87,16 @@
       <w:r>
         <w:br/>
       </w:r>
-      <w:proofErr w:type="spellStart"/>
-      <w:r>
-        <w:t>форесттёмная</w:t>
-      </w:r>
-      <w:proofErr w:type="spellEnd"/>
       <w:r>
         <w:br/>
       </w:r>
       <w:r>
         <w:lastRenderedPageBreak/>
         <w:drawing>
-          <wp:inline distT="0" distB="0" distL="0" distR="0" wp14:anchorId="4ADF3C41" wp14:editId="4BBD09D3">
-            <wp:extent cx="2600688" cy="6039693"/>
+          <wp:inline distT="0" distB="0" distL="0" distR="0" wp14:anchorId="4E58921C" wp14:editId="061C809B">
+            <wp:extent cx="2676899" cy="6134956"/>
             <wp:effectExtent l="0" t="0" r="9525" b="0"/>
-            <wp:docPr id="4" name="Рисунок 4"/>
+            <wp:docPr id="7" name="Рисунок 7"/>
             <wp:cNvGraphicFramePr>
               <a:graphicFrameLocks xmlns:a="http://schemas.openxmlformats.org/drawingml/2006/main" noChangeAspect="1"/>
             </wp:cNvGraphicFramePr>
@@ -133,7 +116,7 @@
                   <pic:spPr>
                     <a:xfrm>
                       <a:off x="0" y="0"/>
-                      <a:ext cx="2600688" cy="6039693"/>
+                      <a:ext cx="2676899" cy="6134956"/>
                     </a:xfrm>
                     <a:prstGeom prst="rect">
                       <a:avLst/>
@@ -144,105 +127,6 @@
             </a:graphic>
           </wp:inline>
         </w:drawing>
-      </w:r>
-    </w:p>
-    <w:p>
-      <w:proofErr w:type="spellStart"/>
-      <w:r>
-        <w:lastRenderedPageBreak/>
-        <w:t>Форестсветлая</w:t>
-      </w:r>
-      <w:proofErr w:type="spellEnd"/>
-      <w:r>
-        <w:br/>
-      </w:r>
-      <w:r>
-        <w:drawing>
-          <wp:inline distT="0" distB="0" distL="0" distR="0" wp14:anchorId="16A552EB" wp14:editId="1B04E1E1">
-            <wp:extent cx="2686425" cy="6077798"/>
-            <wp:effectExtent l="0" t="0" r="0" b="0"/>
-            <wp:docPr id="5" name="Рисунок 5"/>
-            <wp:cNvGraphicFramePr>
-              <a:graphicFrameLocks xmlns:a="http://schemas.openxmlformats.org/drawingml/2006/main" noChangeAspect="1"/>
-            </wp:cNvGraphicFramePr>
-            <a:graphic xmlns:a="http://schemas.openxmlformats.org/drawingml/2006/main">
-              <a:graphicData uri="http://schemas.openxmlformats.org/drawingml/2006/picture">
-                <pic:pic xmlns:pic="http://schemas.openxmlformats.org/drawingml/2006/picture">
-                  <pic:nvPicPr>
-                    <pic:cNvPr id="1" name=""/>
-                    <pic:cNvPicPr/>
-                  </pic:nvPicPr>
-                  <pic:blipFill>
-                    <a:blip r:embed="rId7"/>
-                    <a:stretch>
-                      <a:fillRect/>
-                    </a:stretch>
-                  </pic:blipFill>
-                  <pic:spPr>
-                    <a:xfrm>
-                      <a:off x="0" y="0"/>
-                      <a:ext cx="2686425" cy="6077798"/>
-                    </a:xfrm>
-                    <a:prstGeom prst="rect">
-                      <a:avLst/>
-                    </a:prstGeom>
-                  </pic:spPr>
-                </pic:pic>
-              </a:graphicData>
-            </a:graphic>
-          </wp:inline>
-        </w:drawing>
-      </w:r>
-      <w:r>
-        <w:br/>
-      </w:r>
-      <w:proofErr w:type="spellStart"/>
-      <w:r>
-        <w:t>снекбар</w:t>
-      </w:r>
-      <w:proofErr w:type="spellEnd"/>
-      <w:r>
-        <w:br/>
-      </w:r>
-      <w:r>
-        <w:drawing>
-          <wp:inline distT="0" distB="0" distL="0" distR="0" wp14:anchorId="75ADD83B" wp14:editId="327F6E6C">
-            <wp:extent cx="2695951" cy="943107"/>
-            <wp:effectExtent l="0" t="0" r="0" b="9525"/>
-            <wp:docPr id="6" name="Рисунок 6"/>
-            <wp:cNvGraphicFramePr>
-              <a:graphicFrameLocks xmlns:a="http://schemas.openxmlformats.org/drawingml/2006/main" noChangeAspect="1"/>
-            </wp:cNvGraphicFramePr>
-            <a:graphic xmlns:a="http://schemas.openxmlformats.org/drawingml/2006/main">
-              <a:graphicData uri="http://schemas.openxmlformats.org/drawingml/2006/picture">
-                <pic:pic xmlns:pic="http://schemas.openxmlformats.org/drawingml/2006/picture">
-                  <pic:nvPicPr>
-                    <pic:cNvPr id="1" name=""/>
-                    <pic:cNvPicPr/>
-                  </pic:nvPicPr>
-                  <pic:blipFill>
-                    <a:blip r:embed="rId8"/>
-                    <a:stretch>
-                      <a:fillRect/>
-                    </a:stretch>
-                  </pic:blipFill>
-                  <pic:spPr>
-                    <a:xfrm>
-                      <a:off x="0" y="0"/>
-                      <a:ext cx="2695951" cy="943107"/>
-                    </a:xfrm>
-                    <a:prstGeom prst="rect">
-                      <a:avLst/>
-                    </a:prstGeom>
-                  </pic:spPr>
-                </pic:pic>
-              </a:graphicData>
-            </a:graphic>
-          </wp:inline>
-        </w:drawing>
-      </w:r>
-      <w:r>
-        <w:br/>
       </w:r>
       <w:bookmarkStart w:id="0" w:name="_GoBack"/>
       <w:bookmarkEnd w:id="0"/>

--- a/UP01.02КореньГизейКуликов.docx
+++ b/UP01.02КореньГизейКуликов.docx
@@ -3,11 +3,20 @@
 <w:document xmlns:wpc="http://schemas.microsoft.com/office/word/2010/wordprocessingCanvas" xmlns:mc="http://schemas.openxmlformats.org/markup-compatibility/2006" xmlns:o="urn:schemas-microsoft-com:office:office" xmlns:r="http://schemas.openxmlformats.org/officeDocument/2006/relationships" xmlns:m="http://schemas.openxmlformats.org/officeDocument/2006/math" xmlns:v="urn:schemas-microsoft-com:vml" xmlns:wp14="http://schemas.microsoft.com/office/word/2010/wordprocessingDrawing" xmlns:wp="http://schemas.openxmlformats.org/drawingml/2006/wordprocessingDrawing" xmlns:w10="urn:schemas-microsoft-com:office:word" xmlns:w="http://schemas.openxmlformats.org/wordprocessingml/2006/main" xmlns:w14="http://schemas.microsoft.com/office/word/2010/wordml" xmlns:w15="http://schemas.microsoft.com/office/word/2012/wordml" xmlns:wpg="http://schemas.microsoft.com/office/word/2010/wordprocessingGroup" xmlns:wpi="http://schemas.microsoft.com/office/word/2010/wordprocessingInk" xmlns:wne="http://schemas.microsoft.com/office/word/2006/wordml" xmlns:wps="http://schemas.microsoft.com/office/word/2010/wordprocessingShape" mc:Ignorable="w14 w15 wp14">
   <w:body>
     <w:p>
+      <w:pPr>
+        <w:pStyle w:val="ds-markdown-paragraph"/>
+        <w:shd w:val="clear" w:color="auto" w:fill="151517"/>
+        <w:spacing w:before="240" w:beforeAutospacing="0" w:after="240" w:afterAutospacing="0"/>
+        <w:rPr>
+          <w:rFonts w:ascii="Segoe UI" w:hAnsi="Segoe UI" w:cs="Segoe UI"/>
+          <w:color w:val="F9FAFB"/>
+        </w:rPr>
+      </w:pPr>
       <w:r>
         <w:drawing>
-          <wp:inline distT="0" distB="0" distL="0" distR="0" wp14:anchorId="217BA4F4" wp14:editId="52895910">
-            <wp:extent cx="2676899" cy="6182588"/>
-            <wp:effectExtent l="0" t="0" r="9525" b="0"/>
+          <wp:inline distT="0" distB="0" distL="0" distR="0" wp14:anchorId="28E609AA" wp14:editId="62FC66FE">
+            <wp:extent cx="5940425" cy="6104255"/>
+            <wp:effectExtent l="0" t="0" r="3175" b="0"/>
             <wp:docPr id="1" name="Рисунок 1"/>
             <wp:cNvGraphicFramePr>
               <a:graphicFrameLocks xmlns:a="http://schemas.openxmlformats.org/drawingml/2006/main" noChangeAspect="1"/>
@@ -28,7 +37,7 @@
                   <pic:spPr>
                     <a:xfrm>
                       <a:off x="0" y="0"/>
-                      <a:ext cx="2676899" cy="6182588"/>
+                      <a:ext cx="5940425" cy="6104255"/>
                     </a:xfrm>
                     <a:prstGeom prst="rect">
                       <a:avLst/>
@@ -44,15 +53,12 @@
         <w:br/>
       </w:r>
       <w:r>
-        <w:br/>
-      </w:r>
-      <w:r>
         <w:lastRenderedPageBreak/>
         <w:drawing>
-          <wp:inline distT="0" distB="0" distL="0" distR="0" wp14:anchorId="182286E2" wp14:editId="50299097">
-            <wp:extent cx="2705478" cy="6192114"/>
-            <wp:effectExtent l="0" t="0" r="0" b="0"/>
-            <wp:docPr id="2" name="Рисунок 2"/>
+          <wp:inline distT="0" distB="0" distL="0" distR="0" wp14:anchorId="7C311A2C" wp14:editId="7EFEF44A">
+            <wp:extent cx="5940425" cy="6223000"/>
+            <wp:effectExtent l="0" t="0" r="3175" b="6350"/>
+            <wp:docPr id="3" name="Рисунок 3"/>
             <wp:cNvGraphicFramePr>
               <a:graphicFrameLocks xmlns:a="http://schemas.openxmlformats.org/drawingml/2006/main" noChangeAspect="1"/>
             </wp:cNvGraphicFramePr>
@@ -72,7 +78,7 @@
                   <pic:spPr>
                     <a:xfrm>
                       <a:off x="0" y="0"/>
-                      <a:ext cx="2705478" cy="6192114"/>
+                      <a:ext cx="5940425" cy="6223000"/>
                     </a:xfrm>
                     <a:prstGeom prst="rect">
                       <a:avLst/>
@@ -88,15 +94,12 @@
         <w:br/>
       </w:r>
       <w:r>
-        <w:br/>
-      </w:r>
-      <w:r>
         <w:lastRenderedPageBreak/>
         <w:drawing>
-          <wp:inline distT="0" distB="0" distL="0" distR="0" wp14:anchorId="4E58921C" wp14:editId="061C809B">
-            <wp:extent cx="2676899" cy="6134956"/>
-            <wp:effectExtent l="0" t="0" r="9525" b="0"/>
-            <wp:docPr id="7" name="Рисунок 7"/>
+          <wp:inline distT="0" distB="0" distL="0" distR="0" wp14:anchorId="698900CB" wp14:editId="380D13E2">
+            <wp:extent cx="5940425" cy="6133465"/>
+            <wp:effectExtent l="0" t="0" r="3175" b="635"/>
+            <wp:docPr id="4" name="Рисунок 4"/>
             <wp:cNvGraphicFramePr>
               <a:graphicFrameLocks xmlns:a="http://schemas.openxmlformats.org/drawingml/2006/main" noChangeAspect="1"/>
             </wp:cNvGraphicFramePr>
@@ -116,7 +119,7 @@
                   <pic:spPr>
                     <a:xfrm>
                       <a:off x="0" y="0"/>
-                      <a:ext cx="2676899" cy="6134956"/>
+                      <a:ext cx="5940425" cy="6133465"/>
                     </a:xfrm>
                     <a:prstGeom prst="rect">
                       <a:avLst/>
@@ -128,9 +131,1543 @@
           </wp:inline>
         </w:drawing>
       </w:r>
+      <w:r>
+        <w:br/>
+      </w:r>
+      <w:r>
+        <w:lastRenderedPageBreak/>
+        <w:drawing>
+          <wp:inline distT="0" distB="0" distL="0" distR="0" wp14:anchorId="5072B904" wp14:editId="2ADBA940">
+            <wp:extent cx="5940425" cy="4751070"/>
+            <wp:effectExtent l="0" t="0" r="3175" b="0"/>
+            <wp:docPr id="5" name="Рисунок 5"/>
+            <wp:cNvGraphicFramePr>
+              <a:graphicFrameLocks xmlns:a="http://schemas.openxmlformats.org/drawingml/2006/main" noChangeAspect="1"/>
+            </wp:cNvGraphicFramePr>
+            <a:graphic xmlns:a="http://schemas.openxmlformats.org/drawingml/2006/main">
+              <a:graphicData uri="http://schemas.openxmlformats.org/drawingml/2006/picture">
+                <pic:pic xmlns:pic="http://schemas.openxmlformats.org/drawingml/2006/picture">
+                  <pic:nvPicPr>
+                    <pic:cNvPr id="1" name=""/>
+                    <pic:cNvPicPr/>
+                  </pic:nvPicPr>
+                  <pic:blipFill>
+                    <a:blip r:embed="rId7"/>
+                    <a:stretch>
+                      <a:fillRect/>
+                    </a:stretch>
+                  </pic:blipFill>
+                  <pic:spPr>
+                    <a:xfrm>
+                      <a:off x="0" y="0"/>
+                      <a:ext cx="5940425" cy="4751070"/>
+                    </a:xfrm>
+                    <a:prstGeom prst="rect">
+                      <a:avLst/>
+                    </a:prstGeom>
+                  </pic:spPr>
+                </pic:pic>
+              </a:graphicData>
+            </a:graphic>
+          </wp:inline>
+        </w:drawing>
+      </w:r>
+      <w:r>
+        <w:br/>
+      </w:r>
+      <w:r>
+        <w:br/>
+        <w:t xml:space="preserve">след </w:t>
+      </w:r>
+      <w:proofErr w:type="gramStart"/>
+      <w:r>
+        <w:t>скрипт</w:t>
+      </w:r>
+      <w:r>
+        <w:rPr>
+          <w:lang w:val="en-US"/>
+        </w:rPr>
+        <w:t>:</w:t>
+      </w:r>
+      <w:r>
+        <w:rPr>
+          <w:lang w:val="en-US"/>
+        </w:rPr>
+        <w:br/>
+      </w:r>
+      <w:r>
+        <w:lastRenderedPageBreak/>
+        <w:drawing>
+          <wp:inline distT="0" distB="0" distL="0" distR="0" wp14:anchorId="57E004DE" wp14:editId="36EFEE4B">
+            <wp:extent cx="5940425" cy="5757545"/>
+            <wp:effectExtent l="0" t="0" r="3175" b="0"/>
+            <wp:docPr id="6" name="Рисунок 6"/>
+            <wp:cNvGraphicFramePr>
+              <a:graphicFrameLocks xmlns:a="http://schemas.openxmlformats.org/drawingml/2006/main" noChangeAspect="1"/>
+            </wp:cNvGraphicFramePr>
+            <a:graphic xmlns:a="http://schemas.openxmlformats.org/drawingml/2006/main">
+              <a:graphicData uri="http://schemas.openxmlformats.org/drawingml/2006/picture">
+                <pic:pic xmlns:pic="http://schemas.openxmlformats.org/drawingml/2006/picture">
+                  <pic:nvPicPr>
+                    <pic:cNvPr id="1" name=""/>
+                    <pic:cNvPicPr/>
+                  </pic:nvPicPr>
+                  <pic:blipFill>
+                    <a:blip r:embed="rId8"/>
+                    <a:stretch>
+                      <a:fillRect/>
+                    </a:stretch>
+                  </pic:blipFill>
+                  <pic:spPr>
+                    <a:xfrm>
+                      <a:off x="0" y="0"/>
+                      <a:ext cx="5940425" cy="5757545"/>
+                    </a:xfrm>
+                    <a:prstGeom prst="rect">
+                      <a:avLst/>
+                    </a:prstGeom>
+                  </pic:spPr>
+                </pic:pic>
+              </a:graphicData>
+            </a:graphic>
+          </wp:inline>
+        </w:drawing>
+      </w:r>
+      <w:r>
+        <w:rPr>
+          <w:lang w:val="en-US"/>
+        </w:rPr>
+        <w:br/>
+      </w:r>
+      <w:r>
+        <w:t>след</w:t>
+      </w:r>
+      <w:proofErr w:type="gramEnd"/>
+      <w:r>
+        <w:br/>
+      </w:r>
+      <w:r>
+        <w:lastRenderedPageBreak/>
+        <w:drawing>
+          <wp:inline distT="0" distB="0" distL="0" distR="0" wp14:anchorId="42B0240D" wp14:editId="6A8C9AB0">
+            <wp:extent cx="5940425" cy="4603750"/>
+            <wp:effectExtent l="0" t="0" r="3175" b="6350"/>
+            <wp:docPr id="8" name="Рисунок 8"/>
+            <wp:cNvGraphicFramePr>
+              <a:graphicFrameLocks xmlns:a="http://schemas.openxmlformats.org/drawingml/2006/main" noChangeAspect="1"/>
+            </wp:cNvGraphicFramePr>
+            <a:graphic xmlns:a="http://schemas.openxmlformats.org/drawingml/2006/main">
+              <a:graphicData uri="http://schemas.openxmlformats.org/drawingml/2006/picture">
+                <pic:pic xmlns:pic="http://schemas.openxmlformats.org/drawingml/2006/picture">
+                  <pic:nvPicPr>
+                    <pic:cNvPr id="1" name=""/>
+                    <pic:cNvPicPr/>
+                  </pic:nvPicPr>
+                  <pic:blipFill>
+                    <a:blip r:embed="rId9"/>
+                    <a:stretch>
+                      <a:fillRect/>
+                    </a:stretch>
+                  </pic:blipFill>
+                  <pic:spPr>
+                    <a:xfrm>
+                      <a:off x="0" y="0"/>
+                      <a:ext cx="5940425" cy="4603750"/>
+                    </a:xfrm>
+                    <a:prstGeom prst="rect">
+                      <a:avLst/>
+                    </a:prstGeom>
+                  </pic:spPr>
+                </pic:pic>
+              </a:graphicData>
+            </a:graphic>
+          </wp:inline>
+        </w:drawing>
+      </w:r>
+      <w:r>
+        <w:br/>
+      </w:r>
+      <w:proofErr w:type="spellStart"/>
+      <w:r>
+        <w:t>след</w:t>
+      </w:r>
+      <w:proofErr w:type="spellEnd"/>
+      <w:r>
+        <w:br/>
+      </w:r>
+      <w:r>
+        <w:drawing>
+          <wp:inline distT="0" distB="0" distL="0" distR="0" wp14:anchorId="0D3D3A4A" wp14:editId="47FF3C5B">
+            <wp:extent cx="5792008" cy="4410691"/>
+            <wp:effectExtent l="0" t="0" r="0" b="9525"/>
+            <wp:docPr id="9" name="Рисунок 9"/>
+            <wp:cNvGraphicFramePr>
+              <a:graphicFrameLocks xmlns:a="http://schemas.openxmlformats.org/drawingml/2006/main" noChangeAspect="1"/>
+            </wp:cNvGraphicFramePr>
+            <a:graphic xmlns:a="http://schemas.openxmlformats.org/drawingml/2006/main">
+              <a:graphicData uri="http://schemas.openxmlformats.org/drawingml/2006/picture">
+                <pic:pic xmlns:pic="http://schemas.openxmlformats.org/drawingml/2006/picture">
+                  <pic:nvPicPr>
+                    <pic:cNvPr id="1" name=""/>
+                    <pic:cNvPicPr/>
+                  </pic:nvPicPr>
+                  <pic:blipFill>
+                    <a:blip r:embed="rId10"/>
+                    <a:stretch>
+                      <a:fillRect/>
+                    </a:stretch>
+                  </pic:blipFill>
+                  <pic:spPr>
+                    <a:xfrm>
+                      <a:off x="0" y="0"/>
+                      <a:ext cx="5792008" cy="4410691"/>
+                    </a:xfrm>
+                    <a:prstGeom prst="rect">
+                      <a:avLst/>
+                    </a:prstGeom>
+                  </pic:spPr>
+                </pic:pic>
+              </a:graphicData>
+            </a:graphic>
+          </wp:inline>
+        </w:drawing>
+      </w:r>
+      <w:r>
+        <w:br/>
+      </w:r>
+      <w:r>
+        <w:lastRenderedPageBreak/>
+        <w:t>тесты</w:t>
+      </w:r>
+      <w:r>
+        <w:br/>
+      </w:r>
+      <w:r>
+        <w:drawing>
+          <wp:inline distT="0" distB="0" distL="0" distR="0" wp14:anchorId="70C82ABF" wp14:editId="6EB4B116">
+            <wp:extent cx="5940425" cy="2922270"/>
+            <wp:effectExtent l="0" t="0" r="3175" b="0"/>
+            <wp:docPr id="10" name="Рисунок 10"/>
+            <wp:cNvGraphicFramePr>
+              <a:graphicFrameLocks xmlns:a="http://schemas.openxmlformats.org/drawingml/2006/main" noChangeAspect="1"/>
+            </wp:cNvGraphicFramePr>
+            <a:graphic xmlns:a="http://schemas.openxmlformats.org/drawingml/2006/main">
+              <a:graphicData uri="http://schemas.openxmlformats.org/drawingml/2006/picture">
+                <pic:pic xmlns:pic="http://schemas.openxmlformats.org/drawingml/2006/picture">
+                  <pic:nvPicPr>
+                    <pic:cNvPr id="1" name=""/>
+                    <pic:cNvPicPr/>
+                  </pic:nvPicPr>
+                  <pic:blipFill>
+                    <a:blip r:embed="rId11"/>
+                    <a:stretch>
+                      <a:fillRect/>
+                    </a:stretch>
+                  </pic:blipFill>
+                  <pic:spPr>
+                    <a:xfrm>
+                      <a:off x="0" y="0"/>
+                      <a:ext cx="5940425" cy="2922270"/>
+                    </a:xfrm>
+                    <a:prstGeom prst="rect">
+                      <a:avLst/>
+                    </a:prstGeom>
+                  </pic:spPr>
+                </pic:pic>
+              </a:graphicData>
+            </a:graphic>
+          </wp:inline>
+        </w:drawing>
+      </w:r>
+      <w:r>
+        <w:br/>
+      </w:r>
+      <w:r>
+        <w:br/>
+      </w:r>
+      <w:proofErr w:type="spellStart"/>
+      <w:r>
+        <w:rPr>
+          <w:rStyle w:val="HTML"/>
+          <w:rFonts w:ascii="Consolas" w:hAnsi="Consolas"/>
+          <w:color w:val="F9FAFB"/>
+          <w:shd w:val="clear" w:color="auto" w:fill="2C2C2E"/>
+        </w:rPr>
+        <w:t>flow</w:t>
+      </w:r>
+      <w:proofErr w:type="spellEnd"/>
+      <w:r>
+        <w:rPr>
+          <w:rStyle w:val="HTML"/>
+          <w:rFonts w:ascii="Consolas" w:hAnsi="Consolas"/>
+          <w:color w:val="F9FAFB"/>
+          <w:shd w:val="clear" w:color="auto" w:fill="2C2C2E"/>
+        </w:rPr>
+        <w:t xml:space="preserve"> { }</w:t>
+      </w:r>
+      <w:r>
+        <w:rPr>
+          <w:rFonts w:ascii="Segoe UI" w:hAnsi="Segoe UI" w:cs="Segoe UI"/>
+          <w:color w:val="F9FAFB"/>
+        </w:rPr>
+        <w:t xml:space="preserve"> — базовый </w:t>
+      </w:r>
+      <w:proofErr w:type="spellStart"/>
+      <w:r>
+        <w:rPr>
+          <w:rFonts w:ascii="Segoe UI" w:hAnsi="Segoe UI" w:cs="Segoe UI"/>
+          <w:color w:val="F9FAFB"/>
+        </w:rPr>
+        <w:t>билдер</w:t>
+      </w:r>
+      <w:proofErr w:type="spellEnd"/>
+      <w:r>
+        <w:rPr>
+          <w:rFonts w:ascii="Segoe UI" w:hAnsi="Segoe UI" w:cs="Segoe UI"/>
+          <w:color w:val="F9FAFB"/>
+        </w:rPr>
+        <w:t xml:space="preserve"> для </w:t>
+      </w:r>
+      <w:proofErr w:type="spellStart"/>
+      <w:r>
+        <w:rPr>
+          <w:rStyle w:val="HTML"/>
+          <w:rFonts w:ascii="Consolas" w:hAnsi="Consolas"/>
+          <w:color w:val="F9FAFB"/>
+          <w:shd w:val="clear" w:color="auto" w:fill="2C2C2E"/>
+        </w:rPr>
+        <w:t>countdown</w:t>
+      </w:r>
+      <w:proofErr w:type="spellEnd"/>
+      <w:r>
+        <w:rPr>
+          <w:rFonts w:ascii="Segoe UI" w:hAnsi="Segoe UI" w:cs="Segoe UI"/>
+          <w:color w:val="F9FAFB"/>
+        </w:rPr>
+        <w:t>. Тело не выполняется до </w:t>
+      </w:r>
+      <w:proofErr w:type="spellStart"/>
+      <w:r>
+        <w:rPr>
+          <w:rStyle w:val="HTML"/>
+          <w:rFonts w:ascii="Consolas" w:hAnsi="Consolas"/>
+          <w:color w:val="F9FAFB"/>
+          <w:shd w:val="clear" w:color="auto" w:fill="2C2C2E"/>
+        </w:rPr>
+        <w:t>collect</w:t>
+      </w:r>
+      <w:proofErr w:type="spellEnd"/>
+      <w:r>
+        <w:rPr>
+          <w:rFonts w:ascii="Segoe UI" w:hAnsi="Segoe UI" w:cs="Segoe UI"/>
+          <w:color w:val="F9FAFB"/>
+        </w:rPr>
+        <w:t> (</w:t>
+      </w:r>
+      <w:proofErr w:type="spellStart"/>
+      <w:r>
+        <w:rPr>
+          <w:rFonts w:ascii="Segoe UI" w:hAnsi="Segoe UI" w:cs="Segoe UI"/>
+          <w:color w:val="F9FAFB"/>
+        </w:rPr>
+        <w:t>cold</w:t>
+      </w:r>
+      <w:proofErr w:type="spellEnd"/>
+      <w:r>
+        <w:rPr>
+          <w:rFonts w:ascii="Segoe UI" w:hAnsi="Segoe UI" w:cs="Segoe UI"/>
+          <w:color w:val="F9FAFB"/>
+        </w:rPr>
+        <w:t xml:space="preserve">-поток), что позволяет </w:t>
+      </w:r>
+      <w:proofErr w:type="spellStart"/>
+      <w:r>
+        <w:rPr>
+          <w:rFonts w:ascii="Segoe UI" w:hAnsi="Segoe UI" w:cs="Segoe UI"/>
+          <w:color w:val="F9FAFB"/>
+        </w:rPr>
+        <w:t>переиспользовать</w:t>
+      </w:r>
+      <w:proofErr w:type="spellEnd"/>
+      <w:r>
+        <w:rPr>
+          <w:rFonts w:ascii="Segoe UI" w:hAnsi="Segoe UI" w:cs="Segoe UI"/>
+          <w:color w:val="F9FAFB"/>
+        </w:rPr>
+        <w:t xml:space="preserve"> функцию сколько угодно раз без побочных эффектов.</w:t>
+      </w:r>
+    </w:p>
+    <w:p>
+      <w:pPr>
+        <w:pStyle w:val="ds-markdown-paragraph"/>
+        <w:shd w:val="clear" w:color="auto" w:fill="151517"/>
+        <w:spacing w:before="240" w:beforeAutospacing="0" w:after="240" w:afterAutospacing="0"/>
+        <w:rPr>
+          <w:rFonts w:ascii="Segoe UI" w:hAnsi="Segoe UI" w:cs="Segoe UI"/>
+          <w:color w:val="F9FAFB"/>
+        </w:rPr>
+      </w:pPr>
+      <w:proofErr w:type="spellStart"/>
+      <w:r>
+        <w:rPr>
+          <w:rStyle w:val="HTML"/>
+          <w:rFonts w:ascii="Consolas" w:hAnsi="Consolas"/>
+          <w:color w:val="F9FAFB"/>
+          <w:shd w:val="clear" w:color="auto" w:fill="2C2C2E"/>
+        </w:rPr>
+        <w:t>emit</w:t>
+      </w:r>
+      <w:proofErr w:type="spellEnd"/>
+      <w:r>
+        <w:rPr>
+          <w:rStyle w:val="a3"/>
+          <w:rFonts w:ascii="Segoe UI" w:hAnsi="Segoe UI" w:cs="Segoe UI"/>
+          <w:color w:val="F9FAFB"/>
+        </w:rPr>
+        <w:t> + </w:t>
+      </w:r>
+      <w:proofErr w:type="spellStart"/>
+      <w:r>
+        <w:rPr>
+          <w:rStyle w:val="HTML"/>
+          <w:rFonts w:ascii="Consolas" w:hAnsi="Consolas"/>
+          <w:color w:val="F9FAFB"/>
+          <w:shd w:val="clear" w:color="auto" w:fill="2C2C2E"/>
+        </w:rPr>
+        <w:t>delay</w:t>
+      </w:r>
+      <w:proofErr w:type="spellEnd"/>
+      <w:r>
+        <w:rPr>
+          <w:rFonts w:ascii="Segoe UI" w:hAnsi="Segoe UI" w:cs="Segoe UI"/>
+          <w:color w:val="F9FAFB"/>
+        </w:rPr>
+        <w:t xml:space="preserve"> — </w:t>
+      </w:r>
+      <w:proofErr w:type="spellStart"/>
+      <w:r>
+        <w:rPr>
+          <w:rFonts w:ascii="Segoe UI" w:hAnsi="Segoe UI" w:cs="Segoe UI"/>
+          <w:color w:val="F9FAFB"/>
+        </w:rPr>
+        <w:t>эмитим</w:t>
+      </w:r>
+      <w:proofErr w:type="spellEnd"/>
+      <w:r>
+        <w:rPr>
+          <w:rFonts w:ascii="Segoe UI" w:hAnsi="Segoe UI" w:cs="Segoe UI"/>
+          <w:color w:val="F9FAFB"/>
+        </w:rPr>
+        <w:t xml:space="preserve"> значение, потом приостанавливаемся. Отмена «из коробки»: если подписчик отпишется, </w:t>
+      </w:r>
+      <w:proofErr w:type="spellStart"/>
+      <w:r>
+        <w:rPr>
+          <w:rStyle w:val="HTML"/>
+          <w:rFonts w:ascii="Consolas" w:hAnsi="Consolas"/>
+          <w:color w:val="F9FAFB"/>
+          <w:shd w:val="clear" w:color="auto" w:fill="2C2C2E"/>
+        </w:rPr>
+        <w:t>delay</w:t>
+      </w:r>
+      <w:proofErr w:type="spellEnd"/>
+      <w:r>
+        <w:rPr>
+          <w:rFonts w:ascii="Segoe UI" w:hAnsi="Segoe UI" w:cs="Segoe UI"/>
+          <w:color w:val="F9FAFB"/>
+        </w:rPr>
+        <w:t> бросит </w:t>
+      </w:r>
+      <w:proofErr w:type="spellStart"/>
+      <w:r>
+        <w:rPr>
+          <w:rStyle w:val="HTML"/>
+          <w:rFonts w:ascii="Consolas" w:hAnsi="Consolas"/>
+          <w:color w:val="F9FAFB"/>
+          <w:shd w:val="clear" w:color="auto" w:fill="2C2C2E"/>
+        </w:rPr>
+        <w:t>CancellationException</w:t>
+      </w:r>
+      <w:proofErr w:type="spellEnd"/>
+      <w:r>
+        <w:rPr>
+          <w:rFonts w:ascii="Segoe UI" w:hAnsi="Segoe UI" w:cs="Segoe UI"/>
+          <w:color w:val="F9FAFB"/>
+        </w:rPr>
+        <w:t>, поток завершится, утечек не будет.</w:t>
+      </w:r>
+    </w:p>
+    <w:p>
+      <w:pPr>
+        <w:pStyle w:val="ds-markdown-paragraph"/>
+        <w:shd w:val="clear" w:color="auto" w:fill="151517"/>
+        <w:spacing w:before="240" w:beforeAutospacing="0" w:after="240" w:afterAutospacing="0"/>
+        <w:rPr>
+          <w:rFonts w:ascii="Segoe UI" w:hAnsi="Segoe UI" w:cs="Segoe UI"/>
+          <w:color w:val="F9FAFB"/>
+        </w:rPr>
+      </w:pPr>
+      <w:proofErr w:type="spellStart"/>
+      <w:r>
+        <w:rPr>
+          <w:rStyle w:val="HTML"/>
+          <w:rFonts w:ascii="Consolas" w:hAnsi="Consolas"/>
+          <w:color w:val="F9FAFB"/>
+          <w:shd w:val="clear" w:color="auto" w:fill="2C2C2E"/>
+        </w:rPr>
+        <w:t>supervisorScope</w:t>
+      </w:r>
+      <w:proofErr w:type="spellEnd"/>
+      <w:r>
+        <w:rPr>
+          <w:rStyle w:val="a3"/>
+          <w:rFonts w:ascii="Segoe UI" w:hAnsi="Segoe UI" w:cs="Segoe UI"/>
+          <w:color w:val="F9FAFB"/>
+        </w:rPr>
+        <w:t> + </w:t>
+      </w:r>
+      <w:proofErr w:type="spellStart"/>
+      <w:r>
+        <w:rPr>
+          <w:rStyle w:val="HTML"/>
+          <w:rFonts w:ascii="Consolas" w:hAnsi="Consolas"/>
+          <w:color w:val="F9FAFB"/>
+          <w:shd w:val="clear" w:color="auto" w:fill="2C2C2E"/>
+        </w:rPr>
+        <w:t>async</w:t>
+      </w:r>
+      <w:proofErr w:type="spellEnd"/>
+      <w:r>
+        <w:rPr>
+          <w:rFonts w:ascii="Segoe UI" w:hAnsi="Segoe UI" w:cs="Segoe UI"/>
+          <w:color w:val="F9FAFB"/>
+        </w:rPr>
+        <w:t> (в </w:t>
+      </w:r>
+      <w:proofErr w:type="spellStart"/>
+      <w:r>
+        <w:rPr>
+          <w:rStyle w:val="HTML"/>
+          <w:rFonts w:ascii="Consolas" w:hAnsi="Consolas"/>
+          <w:color w:val="F9FAFB"/>
+          <w:shd w:val="clear" w:color="auto" w:fill="2C2C2E"/>
+        </w:rPr>
+        <w:t>fetchAll</w:t>
+      </w:r>
+      <w:proofErr w:type="spellEnd"/>
+      <w:r>
+        <w:rPr>
+          <w:rFonts w:ascii="Segoe UI" w:hAnsi="Segoe UI" w:cs="Segoe UI"/>
+          <w:color w:val="F9FAFB"/>
+        </w:rPr>
+        <w:t>) — параллельный запуск запросов. </w:t>
+      </w:r>
+      <w:proofErr w:type="spellStart"/>
+      <w:r>
+        <w:rPr>
+          <w:rStyle w:val="HTML"/>
+          <w:rFonts w:ascii="Consolas" w:hAnsi="Consolas"/>
+          <w:color w:val="F9FAFB"/>
+          <w:shd w:val="clear" w:color="auto" w:fill="2C2C2E"/>
+        </w:rPr>
+        <w:t>supervisorScope</w:t>
+      </w:r>
+      <w:proofErr w:type="spellEnd"/>
+      <w:r>
+        <w:rPr>
+          <w:rFonts w:ascii="Segoe UI" w:hAnsi="Segoe UI" w:cs="Segoe UI"/>
+          <w:color w:val="F9FAFB"/>
+        </w:rPr>
+        <w:t> (а не </w:t>
+      </w:r>
+      <w:proofErr w:type="spellStart"/>
+      <w:r>
+        <w:rPr>
+          <w:rStyle w:val="HTML"/>
+          <w:rFonts w:ascii="Consolas" w:hAnsi="Consolas"/>
+          <w:color w:val="F9FAFB"/>
+          <w:shd w:val="clear" w:color="auto" w:fill="2C2C2E"/>
+        </w:rPr>
+        <w:t>coroutineScope</w:t>
+      </w:r>
+      <w:proofErr w:type="spellEnd"/>
+      <w:r>
+        <w:rPr>
+          <w:rFonts w:ascii="Segoe UI" w:hAnsi="Segoe UI" w:cs="Segoe UI"/>
+          <w:color w:val="F9FAFB"/>
+        </w:rPr>
+        <w:t>) нужен, чтобы падение одного запроса </w:t>
+      </w:r>
+      <w:r>
+        <w:rPr>
+          <w:rStyle w:val="a3"/>
+          <w:rFonts w:ascii="Segoe UI" w:hAnsi="Segoe UI" w:cs="Segoe UI"/>
+          <w:color w:val="F9FAFB"/>
+        </w:rPr>
+        <w:t>не отменяло</w:t>
+      </w:r>
+      <w:r>
+        <w:rPr>
+          <w:rFonts w:ascii="Segoe UI" w:hAnsi="Segoe UI" w:cs="Segoe UI"/>
+          <w:color w:val="F9FAFB"/>
+        </w:rPr>
+        <w:t> остальные. Порядок результатов сохраняется, потому что </w:t>
+      </w:r>
+      <w:proofErr w:type="spellStart"/>
+      <w:r>
+        <w:rPr>
+          <w:rStyle w:val="HTML"/>
+          <w:rFonts w:ascii="Consolas" w:hAnsi="Consolas"/>
+          <w:color w:val="F9FAFB"/>
+          <w:shd w:val="clear" w:color="auto" w:fill="2C2C2E"/>
+        </w:rPr>
+        <w:t>urls.map</w:t>
+      </w:r>
+      <w:proofErr w:type="spellEnd"/>
+      <w:r>
+        <w:rPr>
+          <w:rStyle w:val="HTML"/>
+          <w:rFonts w:ascii="Consolas" w:hAnsi="Consolas"/>
+          <w:color w:val="F9FAFB"/>
+          <w:shd w:val="clear" w:color="auto" w:fill="2C2C2E"/>
+        </w:rPr>
+        <w:t xml:space="preserve"> </w:t>
+      </w:r>
+      <w:proofErr w:type="gramStart"/>
+      <w:r>
+        <w:rPr>
+          <w:rStyle w:val="HTML"/>
+          <w:rFonts w:ascii="Consolas" w:hAnsi="Consolas"/>
+          <w:color w:val="F9FAFB"/>
+          <w:shd w:val="clear" w:color="auto" w:fill="2C2C2E"/>
+        </w:rPr>
+        <w:t xml:space="preserve">{ </w:t>
+      </w:r>
+      <w:proofErr w:type="spellStart"/>
+      <w:r>
+        <w:rPr>
+          <w:rStyle w:val="HTML"/>
+          <w:rFonts w:ascii="Consolas" w:hAnsi="Consolas"/>
+          <w:color w:val="F9FAFB"/>
+          <w:shd w:val="clear" w:color="auto" w:fill="2C2C2E"/>
+        </w:rPr>
+        <w:t>async</w:t>
+      </w:r>
+      <w:proofErr w:type="spellEnd"/>
+      <w:proofErr w:type="gramEnd"/>
+      <w:r>
+        <w:rPr>
+          <w:rStyle w:val="HTML"/>
+          <w:rFonts w:ascii="Consolas" w:hAnsi="Consolas"/>
+          <w:color w:val="F9FAFB"/>
+          <w:shd w:val="clear" w:color="auto" w:fill="2C2C2E"/>
+        </w:rPr>
+        <w:t xml:space="preserve"> { ... } }</w:t>
+      </w:r>
+      <w:r>
+        <w:rPr>
+          <w:rFonts w:ascii="Segoe UI" w:hAnsi="Segoe UI" w:cs="Segoe UI"/>
+          <w:color w:val="F9FAFB"/>
+        </w:rPr>
+        <w:t> создаёт список </w:t>
+      </w:r>
+      <w:proofErr w:type="spellStart"/>
+      <w:r>
+        <w:rPr>
+          <w:rStyle w:val="HTML"/>
+          <w:rFonts w:ascii="Consolas" w:hAnsi="Consolas"/>
+          <w:color w:val="F9FAFB"/>
+          <w:shd w:val="clear" w:color="auto" w:fill="2C2C2E"/>
+        </w:rPr>
+        <w:t>Deferred</w:t>
+      </w:r>
+      <w:proofErr w:type="spellEnd"/>
+      <w:r>
+        <w:rPr>
+          <w:rFonts w:ascii="Segoe UI" w:hAnsi="Segoe UI" w:cs="Segoe UI"/>
+          <w:color w:val="F9FAFB"/>
+        </w:rPr>
+        <w:t> в том же порядке, а </w:t>
+      </w:r>
+      <w:proofErr w:type="spellStart"/>
+      <w:r>
+        <w:rPr>
+          <w:rStyle w:val="HTML"/>
+          <w:rFonts w:ascii="Consolas" w:hAnsi="Consolas"/>
+          <w:color w:val="F9FAFB"/>
+          <w:shd w:val="clear" w:color="auto" w:fill="2C2C2E"/>
+        </w:rPr>
+        <w:t>await</w:t>
+      </w:r>
+      <w:proofErr w:type="spellEnd"/>
+      <w:r>
+        <w:rPr>
+          <w:rFonts w:ascii="Segoe UI" w:hAnsi="Segoe UI" w:cs="Segoe UI"/>
+          <w:color w:val="F9FAFB"/>
+        </w:rPr>
+        <w:t> вызывается по порядку.</w:t>
+      </w:r>
+    </w:p>
+    <w:p>
+      <w:pPr>
+        <w:pStyle w:val="ds-markdown-paragraph"/>
+        <w:shd w:val="clear" w:color="auto" w:fill="151517"/>
+        <w:spacing w:before="240" w:beforeAutospacing="0" w:after="240" w:afterAutospacing="0"/>
+        <w:rPr>
+          <w:rFonts w:ascii="Segoe UI" w:hAnsi="Segoe UI" w:cs="Segoe UI"/>
+          <w:color w:val="F9FAFB"/>
+        </w:rPr>
+      </w:pPr>
+      <w:proofErr w:type="spellStart"/>
+      <w:r>
+        <w:rPr>
+          <w:rStyle w:val="HTML"/>
+          <w:rFonts w:ascii="Consolas" w:hAnsi="Consolas"/>
+          <w:color w:val="F9FAFB"/>
+          <w:shd w:val="clear" w:color="auto" w:fill="2C2C2E"/>
+        </w:rPr>
+        <w:t>debounce</w:t>
+      </w:r>
+      <w:proofErr w:type="spellEnd"/>
+      <w:r>
+        <w:rPr>
+          <w:rStyle w:val="HTML"/>
+          <w:rFonts w:ascii="Consolas" w:hAnsi="Consolas"/>
+          <w:color w:val="F9FAFB"/>
+          <w:shd w:val="clear" w:color="auto" w:fill="2C2C2E"/>
+        </w:rPr>
+        <w:t>(300)</w:t>
+      </w:r>
+      <w:r>
+        <w:rPr>
+          <w:rFonts w:ascii="Segoe UI" w:hAnsi="Segoe UI" w:cs="Segoe UI"/>
+          <w:color w:val="F9FAFB"/>
+        </w:rPr>
+        <w:t> (в </w:t>
+      </w:r>
+      <w:proofErr w:type="spellStart"/>
+      <w:r>
+        <w:rPr>
+          <w:rStyle w:val="HTML"/>
+          <w:rFonts w:ascii="Consolas" w:hAnsi="Consolas"/>
+          <w:color w:val="F9FAFB"/>
+          <w:shd w:val="clear" w:color="auto" w:fill="2C2C2E"/>
+        </w:rPr>
+        <w:t>searchFlow</w:t>
+      </w:r>
+      <w:proofErr w:type="spellEnd"/>
+      <w:r>
+        <w:rPr>
+          <w:rFonts w:ascii="Segoe UI" w:hAnsi="Segoe UI" w:cs="Segoe UI"/>
+          <w:color w:val="F9FAFB"/>
+        </w:rPr>
+        <w:t>) — ждёт паузы во вводе. Быстрая печать «привет» даёт </w:t>
+      </w:r>
+      <w:r>
+        <w:rPr>
+          <w:rStyle w:val="a3"/>
+          <w:rFonts w:ascii="Segoe UI" w:hAnsi="Segoe UI" w:cs="Segoe UI"/>
+          <w:color w:val="F9FAFB"/>
+        </w:rPr>
+        <w:t>один</w:t>
+      </w:r>
+      <w:r>
+        <w:rPr>
+          <w:rFonts w:ascii="Segoe UI" w:hAnsi="Segoe UI" w:cs="Segoe UI"/>
+          <w:color w:val="F9FAFB"/>
+        </w:rPr>
+        <w:t> запрос вместо шести, снижая нагрузку на сеть и мерцание UI.</w:t>
+      </w:r>
+    </w:p>
+    <w:p>
+      <w:pPr>
+        <w:pStyle w:val="ds-markdown-paragraph"/>
+        <w:shd w:val="clear" w:color="auto" w:fill="151517"/>
+        <w:spacing w:before="240" w:beforeAutospacing="0" w:after="240" w:afterAutospacing="0"/>
+        <w:rPr>
+          <w:rFonts w:ascii="Segoe UI" w:hAnsi="Segoe UI" w:cs="Segoe UI"/>
+          <w:color w:val="F9FAFB"/>
+        </w:rPr>
+      </w:pPr>
+      <w:proofErr w:type="spellStart"/>
+      <w:proofErr w:type="gramStart"/>
+      <w:r>
+        <w:rPr>
+          <w:rStyle w:val="HTML"/>
+          <w:rFonts w:ascii="Consolas" w:hAnsi="Consolas"/>
+          <w:color w:val="F9FAFB"/>
+          <w:shd w:val="clear" w:color="auto" w:fill="2C2C2E"/>
+        </w:rPr>
+        <w:t>distinctUntilChanged</w:t>
+      </w:r>
+      <w:proofErr w:type="spellEnd"/>
+      <w:r>
+        <w:rPr>
+          <w:rStyle w:val="HTML"/>
+          <w:rFonts w:ascii="Consolas" w:hAnsi="Consolas"/>
+          <w:color w:val="F9FAFB"/>
+          <w:shd w:val="clear" w:color="auto" w:fill="2C2C2E"/>
+        </w:rPr>
+        <w:t>(</w:t>
+      </w:r>
+      <w:proofErr w:type="gramEnd"/>
+      <w:r>
+        <w:rPr>
+          <w:rStyle w:val="HTML"/>
+          <w:rFonts w:ascii="Consolas" w:hAnsi="Consolas"/>
+          <w:color w:val="F9FAFB"/>
+          <w:shd w:val="clear" w:color="auto" w:fill="2C2C2E"/>
+        </w:rPr>
+        <w:t>)</w:t>
+      </w:r>
+      <w:r>
+        <w:rPr>
+          <w:rFonts w:ascii="Segoe UI" w:hAnsi="Segoe UI" w:cs="Segoe UI"/>
+          <w:color w:val="F9FAFB"/>
+        </w:rPr>
+        <w:t> — отсеивает подряд идущие одинаковые запросы (например, пользователь набрал, стёр, набрал снова то же самое).</w:t>
+      </w:r>
+    </w:p>
+    <w:p>
+      <w:pPr>
+        <w:pStyle w:val="ds-markdown-paragraph"/>
+        <w:shd w:val="clear" w:color="auto" w:fill="151517"/>
+        <w:spacing w:before="240" w:beforeAutospacing="0" w:after="240" w:afterAutospacing="0"/>
+        <w:rPr>
+          <w:rFonts w:ascii="Segoe UI" w:hAnsi="Segoe UI" w:cs="Segoe UI"/>
+          <w:color w:val="F9FAFB"/>
+        </w:rPr>
+      </w:pPr>
+      <w:proofErr w:type="spellStart"/>
+      <w:r>
+        <w:rPr>
+          <w:rStyle w:val="HTML"/>
+          <w:rFonts w:ascii="Consolas" w:hAnsi="Consolas"/>
+          <w:color w:val="F9FAFB"/>
+          <w:shd w:val="clear" w:color="auto" w:fill="2C2C2E"/>
+        </w:rPr>
+        <w:t>filter</w:t>
+      </w:r>
+      <w:proofErr w:type="spellEnd"/>
+      <w:r>
+        <w:rPr>
+          <w:rStyle w:val="HTML"/>
+          <w:rFonts w:ascii="Consolas" w:hAnsi="Consolas"/>
+          <w:color w:val="F9FAFB"/>
+          <w:shd w:val="clear" w:color="auto" w:fill="2C2C2E"/>
+        </w:rPr>
+        <w:t xml:space="preserve"> </w:t>
+      </w:r>
+      <w:proofErr w:type="gramStart"/>
+      <w:r>
+        <w:rPr>
+          <w:rStyle w:val="HTML"/>
+          <w:rFonts w:ascii="Consolas" w:hAnsi="Consolas"/>
+          <w:color w:val="F9FAFB"/>
+          <w:shd w:val="clear" w:color="auto" w:fill="2C2C2E"/>
+        </w:rPr>
+        <w:t xml:space="preserve">{ </w:t>
+      </w:r>
+      <w:proofErr w:type="spellStart"/>
+      <w:r>
+        <w:rPr>
+          <w:rStyle w:val="HTML"/>
+          <w:rFonts w:ascii="Consolas" w:hAnsi="Consolas"/>
+          <w:color w:val="F9FAFB"/>
+          <w:shd w:val="clear" w:color="auto" w:fill="2C2C2E"/>
+        </w:rPr>
+        <w:t>it.length</w:t>
+      </w:r>
+      <w:proofErr w:type="spellEnd"/>
+      <w:proofErr w:type="gramEnd"/>
+      <w:r>
+        <w:rPr>
+          <w:rStyle w:val="HTML"/>
+          <w:rFonts w:ascii="Consolas" w:hAnsi="Consolas"/>
+          <w:color w:val="F9FAFB"/>
+          <w:shd w:val="clear" w:color="auto" w:fill="2C2C2E"/>
+        </w:rPr>
+        <w:t xml:space="preserve"> &gt;= </w:t>
+      </w:r>
+      <w:proofErr w:type="spellStart"/>
+      <w:r>
+        <w:rPr>
+          <w:rStyle w:val="HTML"/>
+          <w:rFonts w:ascii="Consolas" w:hAnsi="Consolas"/>
+          <w:color w:val="F9FAFB"/>
+          <w:shd w:val="clear" w:color="auto" w:fill="2C2C2E"/>
+        </w:rPr>
+        <w:t>minLength</w:t>
+      </w:r>
+      <w:proofErr w:type="spellEnd"/>
+      <w:r>
+        <w:rPr>
+          <w:rStyle w:val="HTML"/>
+          <w:rFonts w:ascii="Consolas" w:hAnsi="Consolas"/>
+          <w:color w:val="F9FAFB"/>
+          <w:shd w:val="clear" w:color="auto" w:fill="2C2C2E"/>
+        </w:rPr>
+        <w:t xml:space="preserve"> || </w:t>
+      </w:r>
+      <w:proofErr w:type="spellStart"/>
+      <w:r>
+        <w:rPr>
+          <w:rStyle w:val="HTML"/>
+          <w:rFonts w:ascii="Consolas" w:hAnsi="Consolas"/>
+          <w:color w:val="F9FAFB"/>
+          <w:shd w:val="clear" w:color="auto" w:fill="2C2C2E"/>
+        </w:rPr>
+        <w:t>it.isEmpty</w:t>
+      </w:r>
+      <w:proofErr w:type="spellEnd"/>
+      <w:r>
+        <w:rPr>
+          <w:rStyle w:val="HTML"/>
+          <w:rFonts w:ascii="Consolas" w:hAnsi="Consolas"/>
+          <w:color w:val="F9FAFB"/>
+          <w:shd w:val="clear" w:color="auto" w:fill="2C2C2E"/>
+        </w:rPr>
+        <w:t>() }</w:t>
+      </w:r>
+      <w:r>
+        <w:rPr>
+          <w:rFonts w:ascii="Segoe UI" w:hAnsi="Segoe UI" w:cs="Segoe UI"/>
+          <w:color w:val="F9FAFB"/>
+        </w:rPr>
+        <w:t xml:space="preserve"> — пропускаем либо пустые, либо достаточно длинные запросы. Один символ не </w:t>
+      </w:r>
+      <w:proofErr w:type="spellStart"/>
+      <w:r>
+        <w:rPr>
+          <w:rFonts w:ascii="Segoe UI" w:hAnsi="Segoe UI" w:cs="Segoe UI"/>
+          <w:color w:val="F9FAFB"/>
+        </w:rPr>
+        <w:t>триггерит</w:t>
+      </w:r>
+      <w:proofErr w:type="spellEnd"/>
+      <w:r>
+        <w:rPr>
+          <w:rFonts w:ascii="Segoe UI" w:hAnsi="Segoe UI" w:cs="Segoe UI"/>
+          <w:color w:val="F9FAFB"/>
+        </w:rPr>
+        <w:t xml:space="preserve"> поиск, чтобы не искать на каждую букву.</w:t>
+      </w:r>
+    </w:p>
+    <w:p>
+      <w:pPr>
+        <w:pStyle w:val="ds-markdown-paragraph"/>
+        <w:shd w:val="clear" w:color="auto" w:fill="151517"/>
+        <w:spacing w:before="240" w:beforeAutospacing="0" w:after="240" w:afterAutospacing="0"/>
+        <w:rPr>
+          <w:rFonts w:ascii="Segoe UI" w:hAnsi="Segoe UI" w:cs="Segoe UI"/>
+          <w:color w:val="F9FAFB"/>
+        </w:rPr>
+      </w:pPr>
+      <w:proofErr w:type="spellStart"/>
+      <w:r>
+        <w:rPr>
+          <w:rStyle w:val="HTML"/>
+          <w:rFonts w:ascii="Consolas" w:hAnsi="Consolas"/>
+          <w:color w:val="F9FAFB"/>
+          <w:shd w:val="clear" w:color="auto" w:fill="2C2C2E"/>
+        </w:rPr>
+        <w:t>map</w:t>
+      </w:r>
+      <w:proofErr w:type="spellEnd"/>
+      <w:r>
+        <w:rPr>
+          <w:rStyle w:val="HTML"/>
+          <w:rFonts w:ascii="Consolas" w:hAnsi="Consolas"/>
+          <w:color w:val="F9FAFB"/>
+          <w:shd w:val="clear" w:color="auto" w:fill="2C2C2E"/>
+        </w:rPr>
+        <w:t xml:space="preserve"> </w:t>
+      </w:r>
+      <w:proofErr w:type="gramStart"/>
+      <w:r>
+        <w:rPr>
+          <w:rStyle w:val="HTML"/>
+          <w:rFonts w:ascii="Consolas" w:hAnsi="Consolas"/>
+          <w:color w:val="F9FAFB"/>
+          <w:shd w:val="clear" w:color="auto" w:fill="2C2C2E"/>
+        </w:rPr>
+        <w:t>{ ...</w:t>
+      </w:r>
+      <w:proofErr w:type="gramEnd"/>
+      <w:r>
+        <w:rPr>
+          <w:rStyle w:val="HTML"/>
+          <w:rFonts w:ascii="Consolas" w:hAnsi="Consolas"/>
+          <w:color w:val="F9FAFB"/>
+          <w:shd w:val="clear" w:color="auto" w:fill="2C2C2E"/>
+        </w:rPr>
+        <w:t xml:space="preserve"> }</w:t>
+      </w:r>
+      <w:r>
+        <w:rPr>
+          <w:rFonts w:ascii="Segoe UI" w:hAnsi="Segoe UI" w:cs="Segoe UI"/>
+          <w:color w:val="F9FAFB"/>
+        </w:rPr>
+        <w:t> — превращает запрос в результат поиска. Для пустого запроса возвращаем </w:t>
+      </w:r>
+      <w:proofErr w:type="spellStart"/>
+      <w:proofErr w:type="gramStart"/>
+      <w:r>
+        <w:rPr>
+          <w:rStyle w:val="HTML"/>
+          <w:rFonts w:ascii="Consolas" w:hAnsi="Consolas"/>
+          <w:color w:val="F9FAFB"/>
+          <w:shd w:val="clear" w:color="auto" w:fill="2C2C2E"/>
+        </w:rPr>
+        <w:t>emptyList</w:t>
+      </w:r>
+      <w:proofErr w:type="spellEnd"/>
+      <w:r>
+        <w:rPr>
+          <w:rStyle w:val="HTML"/>
+          <w:rFonts w:ascii="Consolas" w:hAnsi="Consolas"/>
+          <w:color w:val="F9FAFB"/>
+          <w:shd w:val="clear" w:color="auto" w:fill="2C2C2E"/>
+        </w:rPr>
+        <w:t>(</w:t>
+      </w:r>
+      <w:proofErr w:type="gramEnd"/>
+      <w:r>
+        <w:rPr>
+          <w:rStyle w:val="HTML"/>
+          <w:rFonts w:ascii="Consolas" w:hAnsi="Consolas"/>
+          <w:color w:val="F9FAFB"/>
+          <w:shd w:val="clear" w:color="auto" w:fill="2C2C2E"/>
+        </w:rPr>
+        <w:t>)</w:t>
+      </w:r>
+      <w:r>
+        <w:rPr>
+          <w:rFonts w:ascii="Segoe UI" w:hAnsi="Segoe UI" w:cs="Segoe UI"/>
+          <w:color w:val="F9FAFB"/>
+        </w:rPr>
+        <w:t> </w:t>
+      </w:r>
+      <w:r>
+        <w:rPr>
+          <w:rStyle w:val="a3"/>
+          <w:rFonts w:ascii="Segoe UI" w:hAnsi="Segoe UI" w:cs="Segoe UI"/>
+          <w:color w:val="F9FAFB"/>
+        </w:rPr>
+        <w:t>без вызова</w:t>
+      </w:r>
+      <w:r>
+        <w:rPr>
+          <w:rFonts w:ascii="Segoe UI" w:hAnsi="Segoe UI" w:cs="Segoe UI"/>
+          <w:color w:val="F9FAFB"/>
+        </w:rPr>
+        <w:t> </w:t>
+      </w:r>
+      <w:proofErr w:type="spellStart"/>
+      <w:r>
+        <w:rPr>
+          <w:rStyle w:val="HTML"/>
+          <w:rFonts w:ascii="Consolas" w:hAnsi="Consolas"/>
+          <w:color w:val="F9FAFB"/>
+          <w:shd w:val="clear" w:color="auto" w:fill="2C2C2E"/>
+        </w:rPr>
+        <w:t>search</w:t>
+      </w:r>
+      <w:proofErr w:type="spellEnd"/>
+      <w:r>
+        <w:rPr>
+          <w:rFonts w:ascii="Segoe UI" w:hAnsi="Segoe UI" w:cs="Segoe UI"/>
+          <w:color w:val="F9FAFB"/>
+        </w:rPr>
+        <w:t>.</w:t>
+      </w:r>
+    </w:p>
+    <w:p>
+      <w:pPr>
+        <w:pStyle w:val="ds-markdown-paragraph"/>
+        <w:shd w:val="clear" w:color="auto" w:fill="151517"/>
+        <w:spacing w:before="240" w:beforeAutospacing="0" w:after="240" w:afterAutospacing="0"/>
+        <w:rPr>
+          <w:rFonts w:ascii="Segoe UI" w:hAnsi="Segoe UI" w:cs="Segoe UI"/>
+          <w:color w:val="F9FAFB"/>
+        </w:rPr>
+      </w:pPr>
+      <w:proofErr w:type="spellStart"/>
+      <w:r>
+        <w:rPr>
+          <w:rStyle w:val="HTML"/>
+          <w:rFonts w:ascii="Consolas" w:hAnsi="Consolas"/>
+          <w:color w:val="F9FAFB"/>
+          <w:shd w:val="clear" w:color="auto" w:fill="2C2C2E"/>
+        </w:rPr>
+        <w:t>catch</w:t>
+      </w:r>
+      <w:proofErr w:type="spellEnd"/>
+      <w:r>
+        <w:rPr>
+          <w:rStyle w:val="HTML"/>
+          <w:rFonts w:ascii="Consolas" w:hAnsi="Consolas"/>
+          <w:color w:val="F9FAFB"/>
+          <w:shd w:val="clear" w:color="auto" w:fill="2C2C2E"/>
+        </w:rPr>
+        <w:t xml:space="preserve"> </w:t>
+      </w:r>
+      <w:proofErr w:type="gramStart"/>
+      <w:r>
+        <w:rPr>
+          <w:rStyle w:val="HTML"/>
+          <w:rFonts w:ascii="Consolas" w:hAnsi="Consolas"/>
+          <w:color w:val="F9FAFB"/>
+          <w:shd w:val="clear" w:color="auto" w:fill="2C2C2E"/>
+        </w:rPr>
+        <w:t xml:space="preserve">{ </w:t>
+      </w:r>
+      <w:proofErr w:type="spellStart"/>
+      <w:r>
+        <w:rPr>
+          <w:rStyle w:val="HTML"/>
+          <w:rFonts w:ascii="Consolas" w:hAnsi="Consolas"/>
+          <w:color w:val="F9FAFB"/>
+          <w:shd w:val="clear" w:color="auto" w:fill="2C2C2E"/>
+        </w:rPr>
+        <w:t>emit</w:t>
+      </w:r>
+      <w:proofErr w:type="spellEnd"/>
+      <w:proofErr w:type="gramEnd"/>
+      <w:r>
+        <w:rPr>
+          <w:rStyle w:val="HTML"/>
+          <w:rFonts w:ascii="Consolas" w:hAnsi="Consolas"/>
+          <w:color w:val="F9FAFB"/>
+          <w:shd w:val="clear" w:color="auto" w:fill="2C2C2E"/>
+        </w:rPr>
+        <w:t>(</w:t>
+      </w:r>
+      <w:proofErr w:type="spellStart"/>
+      <w:r>
+        <w:rPr>
+          <w:rStyle w:val="HTML"/>
+          <w:rFonts w:ascii="Consolas" w:hAnsi="Consolas"/>
+          <w:color w:val="F9FAFB"/>
+          <w:shd w:val="clear" w:color="auto" w:fill="2C2C2E"/>
+        </w:rPr>
+        <w:t>emptyList</w:t>
+      </w:r>
+      <w:proofErr w:type="spellEnd"/>
+      <w:r>
+        <w:rPr>
+          <w:rStyle w:val="HTML"/>
+          <w:rFonts w:ascii="Consolas" w:hAnsi="Consolas"/>
+          <w:color w:val="F9FAFB"/>
+          <w:shd w:val="clear" w:color="auto" w:fill="2C2C2E"/>
+        </w:rPr>
+        <w:t>()) }</w:t>
+      </w:r>
+      <w:r>
+        <w:rPr>
+          <w:rFonts w:ascii="Segoe UI" w:hAnsi="Segoe UI" w:cs="Segoe UI"/>
+          <w:color w:val="F9FAFB"/>
+        </w:rPr>
+        <w:t> — ошибки восходящего потока (включая исключение из </w:t>
+      </w:r>
+      <w:proofErr w:type="spellStart"/>
+      <w:r>
+        <w:rPr>
+          <w:rStyle w:val="HTML"/>
+          <w:rFonts w:ascii="Consolas" w:hAnsi="Consolas"/>
+          <w:color w:val="F9FAFB"/>
+          <w:shd w:val="clear" w:color="auto" w:fill="2C2C2E"/>
+        </w:rPr>
+        <w:t>search</w:t>
+      </w:r>
+      <w:proofErr w:type="spellEnd"/>
+      <w:r>
+        <w:rPr>
+          <w:rFonts w:ascii="Segoe UI" w:hAnsi="Segoe UI" w:cs="Segoe UI"/>
+          <w:color w:val="F9FAFB"/>
+        </w:rPr>
+        <w:t xml:space="preserve">) не пробрасываются в UI, а превращаются в пустой результат. UI покажет «Ничего не найдено» вместо </w:t>
+      </w:r>
+      <w:proofErr w:type="spellStart"/>
+      <w:r>
+        <w:rPr>
+          <w:rFonts w:ascii="Segoe UI" w:hAnsi="Segoe UI" w:cs="Segoe UI"/>
+          <w:color w:val="F9FAFB"/>
+        </w:rPr>
+        <w:t>краша</w:t>
+      </w:r>
+      <w:proofErr w:type="spellEnd"/>
+      <w:r>
+        <w:rPr>
+          <w:rFonts w:ascii="Segoe UI" w:hAnsi="Segoe UI" w:cs="Segoe UI"/>
+          <w:color w:val="F9FAFB"/>
+        </w:rPr>
+        <w:t>.</w:t>
+      </w:r>
+    </w:p>
+    <w:p>
+      <w:pPr>
+        <w:pStyle w:val="ds-markdown-paragraph"/>
+        <w:shd w:val="clear" w:color="auto" w:fill="151517"/>
+        <w:spacing w:before="240" w:beforeAutospacing="0" w:after="240" w:afterAutospacing="0"/>
+        <w:rPr>
+          <w:rFonts w:ascii="Segoe UI" w:hAnsi="Segoe UI" w:cs="Segoe UI"/>
+          <w:color w:val="F9FAFB"/>
+        </w:rPr>
+      </w:pPr>
+      <w:proofErr w:type="spellStart"/>
+      <w:r>
+        <w:rPr>
+          <w:rStyle w:val="HTML"/>
+          <w:rFonts w:ascii="Consolas" w:hAnsi="Consolas"/>
+          <w:color w:val="F9FAFB"/>
+          <w:shd w:val="clear" w:color="auto" w:fill="2C2C2E"/>
+        </w:rPr>
+        <w:lastRenderedPageBreak/>
+        <w:t>flowOn</w:t>
+      </w:r>
+      <w:proofErr w:type="spellEnd"/>
+      <w:r>
+        <w:rPr>
+          <w:rStyle w:val="HTML"/>
+          <w:rFonts w:ascii="Consolas" w:hAnsi="Consolas"/>
+          <w:color w:val="F9FAFB"/>
+          <w:shd w:val="clear" w:color="auto" w:fill="2C2C2E"/>
+        </w:rPr>
+        <w:t>(Dispatchers.IO)</w:t>
+      </w:r>
+      <w:r>
+        <w:rPr>
+          <w:rFonts w:ascii="Segoe UI" w:hAnsi="Segoe UI" w:cs="Segoe UI"/>
+          <w:color w:val="F9FAFB"/>
+        </w:rPr>
+        <w:t> — все тяжёлые операторы выше (</w:t>
+      </w:r>
+      <w:proofErr w:type="spellStart"/>
+      <w:r>
+        <w:rPr>
+          <w:rFonts w:ascii="Segoe UI" w:hAnsi="Segoe UI" w:cs="Segoe UI"/>
+          <w:color w:val="F9FAFB"/>
+        </w:rPr>
+        <w:t>debounce</w:t>
+      </w:r>
+      <w:proofErr w:type="spellEnd"/>
+      <w:r>
+        <w:rPr>
+          <w:rFonts w:ascii="Segoe UI" w:hAnsi="Segoe UI" w:cs="Segoe UI"/>
+          <w:color w:val="F9FAFB"/>
+        </w:rPr>
+        <w:t xml:space="preserve">, </w:t>
+      </w:r>
+      <w:proofErr w:type="spellStart"/>
+      <w:r>
+        <w:rPr>
+          <w:rFonts w:ascii="Segoe UI" w:hAnsi="Segoe UI" w:cs="Segoe UI"/>
+          <w:color w:val="F9FAFB"/>
+        </w:rPr>
+        <w:t>m</w:t>
+      </w:r>
       <w:bookmarkStart w:id="0" w:name="_GoBack"/>
       <w:bookmarkEnd w:id="0"/>
+      <w:r>
+        <w:rPr>
+          <w:rFonts w:ascii="Segoe UI" w:hAnsi="Segoe UI" w:cs="Segoe UI"/>
+          <w:color w:val="F9FAFB"/>
+        </w:rPr>
+        <w:t>ap</w:t>
+      </w:r>
+      <w:proofErr w:type="spellEnd"/>
+      <w:r>
+        <w:rPr>
+          <w:rFonts w:ascii="Segoe UI" w:hAnsi="Segoe UI" w:cs="Segoe UI"/>
+          <w:color w:val="F9FAFB"/>
+        </w:rPr>
+        <w:t xml:space="preserve">, </w:t>
+      </w:r>
+      <w:proofErr w:type="spellStart"/>
+      <w:r>
+        <w:rPr>
+          <w:rFonts w:ascii="Segoe UI" w:hAnsi="Segoe UI" w:cs="Segoe UI"/>
+          <w:color w:val="F9FAFB"/>
+        </w:rPr>
+        <w:t>search</w:t>
+      </w:r>
+      <w:proofErr w:type="spellEnd"/>
+      <w:r>
+        <w:rPr>
+          <w:rFonts w:ascii="Segoe UI" w:hAnsi="Segoe UI" w:cs="Segoe UI"/>
+          <w:color w:val="F9FAFB"/>
+        </w:rPr>
+        <w:t xml:space="preserve">) работают на IO-пуле, не блокируя </w:t>
+      </w:r>
+      <w:proofErr w:type="spellStart"/>
+      <w:r>
+        <w:rPr>
+          <w:rFonts w:ascii="Segoe UI" w:hAnsi="Segoe UI" w:cs="Segoe UI"/>
+          <w:color w:val="F9FAFB"/>
+        </w:rPr>
+        <w:t>Main</w:t>
+      </w:r>
+      <w:proofErr w:type="spellEnd"/>
+      <w:r>
+        <w:rPr>
+          <w:rFonts w:ascii="Segoe UI" w:hAnsi="Segoe UI" w:cs="Segoe UI"/>
+          <w:color w:val="F9FAFB"/>
+        </w:rPr>
+        <w:t>. </w:t>
+      </w:r>
+      <w:proofErr w:type="spellStart"/>
+      <w:r>
+        <w:rPr>
+          <w:rStyle w:val="HTML"/>
+          <w:rFonts w:ascii="Consolas" w:hAnsi="Consolas"/>
+          <w:color w:val="F9FAFB"/>
+          <w:shd w:val="clear" w:color="auto" w:fill="2C2C2E"/>
+        </w:rPr>
+        <w:t>collect</w:t>
+      </w:r>
+      <w:proofErr w:type="spellEnd"/>
+      <w:r>
+        <w:rPr>
+          <w:rFonts w:ascii="Segoe UI" w:hAnsi="Segoe UI" w:cs="Segoe UI"/>
+          <w:color w:val="F9FAFB"/>
+        </w:rPr>
+        <w:t> остаётся на диспетчере подписчика.</w:t>
+      </w:r>
     </w:p>
+    <w:p>
+      <w:pPr>
+        <w:pStyle w:val="ds-markdown-paragraph"/>
+        <w:shd w:val="clear" w:color="auto" w:fill="151517"/>
+        <w:spacing w:before="240" w:beforeAutospacing="0" w:after="240" w:afterAutospacing="0"/>
+        <w:rPr>
+          <w:rFonts w:ascii="Segoe UI" w:hAnsi="Segoe UI" w:cs="Segoe UI"/>
+          <w:color w:val="F9FAFB"/>
+        </w:rPr>
+      </w:pPr>
+      <w:proofErr w:type="spellStart"/>
+      <w:r>
+        <w:rPr>
+          <w:rStyle w:val="HTML"/>
+          <w:rFonts w:ascii="Consolas" w:hAnsi="Consolas"/>
+          <w:color w:val="F9FAFB"/>
+          <w:shd w:val="clear" w:color="auto" w:fill="2C2C2E"/>
+        </w:rPr>
+        <w:t>runTest</w:t>
+      </w:r>
+      <w:proofErr w:type="spellEnd"/>
+      <w:r>
+        <w:rPr>
+          <w:rFonts w:ascii="Segoe UI" w:hAnsi="Segoe UI" w:cs="Segoe UI"/>
+          <w:color w:val="F9FAFB"/>
+        </w:rPr>
+        <w:t> — виртуальные часы в тестах: </w:t>
+      </w:r>
+      <w:proofErr w:type="spellStart"/>
+      <w:r>
+        <w:rPr>
+          <w:rStyle w:val="HTML"/>
+          <w:rFonts w:ascii="Consolas" w:hAnsi="Consolas"/>
+          <w:color w:val="F9FAFB"/>
+          <w:shd w:val="clear" w:color="auto" w:fill="2C2C2E"/>
+        </w:rPr>
+        <w:t>delay</w:t>
+      </w:r>
+      <w:proofErr w:type="spellEnd"/>
+      <w:r>
+        <w:rPr>
+          <w:rStyle w:val="HTML"/>
+          <w:rFonts w:ascii="Consolas" w:hAnsi="Consolas"/>
+          <w:color w:val="F9FAFB"/>
+          <w:shd w:val="clear" w:color="auto" w:fill="2C2C2E"/>
+        </w:rPr>
+        <w:t>(1000)</w:t>
+      </w:r>
+      <w:r>
+        <w:rPr>
+          <w:rFonts w:ascii="Segoe UI" w:hAnsi="Segoe UI" w:cs="Segoe UI"/>
+          <w:color w:val="F9FAFB"/>
+        </w:rPr>
+        <w:t> мгновенен, </w:t>
+      </w:r>
+      <w:proofErr w:type="spellStart"/>
+      <w:r>
+        <w:rPr>
+          <w:rStyle w:val="HTML"/>
+          <w:rFonts w:ascii="Consolas" w:hAnsi="Consolas"/>
+          <w:color w:val="F9FAFB"/>
+          <w:shd w:val="clear" w:color="auto" w:fill="2C2C2E"/>
+        </w:rPr>
+        <w:t>debounce</w:t>
+      </w:r>
+      <w:proofErr w:type="spellEnd"/>
+      <w:r>
+        <w:rPr>
+          <w:rFonts w:ascii="Segoe UI" w:hAnsi="Segoe UI" w:cs="Segoe UI"/>
+          <w:color w:val="F9FAFB"/>
+        </w:rPr>
+        <w:t xml:space="preserve"> проверяется без реального ожидания 300 </w:t>
+      </w:r>
+      <w:proofErr w:type="spellStart"/>
+      <w:r>
+        <w:rPr>
+          <w:rFonts w:ascii="Segoe UI" w:hAnsi="Segoe UI" w:cs="Segoe UI"/>
+          <w:color w:val="F9FAFB"/>
+        </w:rPr>
+        <w:t>мс</w:t>
+      </w:r>
+      <w:proofErr w:type="spellEnd"/>
+      <w:r>
+        <w:rPr>
+          <w:rFonts w:ascii="Segoe UI" w:hAnsi="Segoe UI" w:cs="Segoe UI"/>
+          <w:color w:val="F9FAFB"/>
+        </w:rPr>
+        <w:t>.</w:t>
+      </w:r>
+    </w:p>
+    <w:p>
+      <w:pPr>
+        <w:pStyle w:val="ds-markdown-paragraph"/>
+        <w:shd w:val="clear" w:color="auto" w:fill="151517"/>
+        <w:spacing w:before="240" w:beforeAutospacing="0" w:after="240" w:afterAutospacing="0"/>
+        <w:rPr>
+          <w:rFonts w:ascii="Segoe UI" w:hAnsi="Segoe UI" w:cs="Segoe UI"/>
+          <w:color w:val="F9FAFB"/>
+        </w:rPr>
+      </w:pPr>
+      <w:proofErr w:type="spellStart"/>
+      <w:r>
+        <w:rPr>
+          <w:rStyle w:val="HTML"/>
+          <w:rFonts w:ascii="Consolas" w:hAnsi="Consolas"/>
+          <w:color w:val="F9FAFB"/>
+          <w:shd w:val="clear" w:color="auto" w:fill="2C2C2E"/>
+        </w:rPr>
+        <w:t>withTimeoutOrNull</w:t>
+      </w:r>
+      <w:proofErr w:type="spellEnd"/>
+      <w:r>
+        <w:rPr>
+          <w:rFonts w:ascii="Segoe UI" w:hAnsi="Segoe UI" w:cs="Segoe UI"/>
+          <w:color w:val="F9FAFB"/>
+        </w:rPr>
+        <w:t> — проверка отмены </w:t>
+      </w:r>
+      <w:proofErr w:type="spellStart"/>
+      <w:r>
+        <w:rPr>
+          <w:rStyle w:val="HTML"/>
+          <w:rFonts w:ascii="Consolas" w:hAnsi="Consolas"/>
+          <w:color w:val="F9FAFB"/>
+          <w:shd w:val="clear" w:color="auto" w:fill="2C2C2E"/>
+        </w:rPr>
+        <w:t>countdown</w:t>
+      </w:r>
+      <w:proofErr w:type="spellEnd"/>
+      <w:r>
+        <w:rPr>
+          <w:rFonts w:ascii="Segoe UI" w:hAnsi="Segoe UI" w:cs="Segoe UI"/>
+          <w:color w:val="F9FAFB"/>
+        </w:rPr>
+        <w:t>: если поток не завершился бы сам, таймаут вернул бы </w:t>
+      </w:r>
+      <w:proofErr w:type="spellStart"/>
+      <w:r>
+        <w:rPr>
+          <w:rStyle w:val="HTML"/>
+          <w:rFonts w:ascii="Consolas" w:hAnsi="Consolas"/>
+          <w:color w:val="F9FAFB"/>
+          <w:shd w:val="clear" w:color="auto" w:fill="2C2C2E"/>
+        </w:rPr>
+        <w:t>null</w:t>
+      </w:r>
+      <w:proofErr w:type="spellEnd"/>
+      <w:r>
+        <w:rPr>
+          <w:rFonts w:ascii="Segoe UI" w:hAnsi="Segoe UI" w:cs="Segoe UI"/>
+          <w:color w:val="F9FAFB"/>
+        </w:rPr>
+        <w:t>.</w:t>
+      </w:r>
+    </w:p>
+    <w:p>
+      <w:pPr>
+        <w:pStyle w:val="ds-markdown-paragraph"/>
+        <w:shd w:val="clear" w:color="auto" w:fill="151517"/>
+        <w:spacing w:before="240" w:beforeAutospacing="0" w:after="240" w:afterAutospacing="0"/>
+        <w:rPr>
+          <w:rFonts w:ascii="Segoe UI" w:hAnsi="Segoe UI" w:cs="Segoe UI"/>
+          <w:color w:val="F9FAFB"/>
+        </w:rPr>
+      </w:pPr>
+      <w:proofErr w:type="spellStart"/>
+      <w:r>
+        <w:rPr>
+          <w:rStyle w:val="HTML"/>
+          <w:rFonts w:ascii="Consolas" w:hAnsi="Consolas"/>
+          <w:color w:val="F9FAFB"/>
+          <w:shd w:val="clear" w:color="auto" w:fill="2C2C2E"/>
+        </w:rPr>
+        <w:t>UnconfinedTestDispatcher</w:t>
+      </w:r>
+      <w:proofErr w:type="spellEnd"/>
+      <w:r>
+        <w:rPr>
+          <w:rFonts w:ascii="Segoe UI" w:hAnsi="Segoe UI" w:cs="Segoe UI"/>
+          <w:color w:val="F9FAFB"/>
+        </w:rPr>
+        <w:t xml:space="preserve"> — выполняет </w:t>
+      </w:r>
+      <w:proofErr w:type="spellStart"/>
+      <w:r>
+        <w:rPr>
+          <w:rFonts w:ascii="Segoe UI" w:hAnsi="Segoe UI" w:cs="Segoe UI"/>
+          <w:color w:val="F9FAFB"/>
+        </w:rPr>
+        <w:t>корутины</w:t>
+      </w:r>
+      <w:proofErr w:type="spellEnd"/>
+      <w:r>
+        <w:rPr>
+          <w:rFonts w:ascii="Segoe UI" w:hAnsi="Segoe UI" w:cs="Segoe UI"/>
+          <w:color w:val="F9FAFB"/>
+        </w:rPr>
+        <w:t xml:space="preserve"> сразу, </w:t>
+      </w:r>
+      <w:proofErr w:type="spellStart"/>
+      <w:r>
+        <w:rPr>
+          <w:rFonts w:ascii="Segoe UI" w:hAnsi="Segoe UI" w:cs="Segoe UI"/>
+          <w:color w:val="F9FAFB"/>
+        </w:rPr>
+        <w:t>эмиты</w:t>
+      </w:r>
+      <w:proofErr w:type="spellEnd"/>
+      <w:r>
+        <w:rPr>
+          <w:rFonts w:ascii="Segoe UI" w:hAnsi="Segoe UI" w:cs="Segoe UI"/>
+          <w:color w:val="F9FAFB"/>
+        </w:rPr>
+        <w:t xml:space="preserve"> в правильном порядке; нужен для проверки </w:t>
+      </w:r>
+      <w:proofErr w:type="spellStart"/>
+      <w:r>
+        <w:rPr>
+          <w:rFonts w:ascii="Segoe UI" w:hAnsi="Segoe UI" w:cs="Segoe UI"/>
+          <w:color w:val="F9FAFB"/>
+        </w:rPr>
+        <w:t>debounce</w:t>
+      </w:r>
+      <w:proofErr w:type="spellEnd"/>
+      <w:r>
+        <w:rPr>
+          <w:rFonts w:ascii="Segoe UI" w:hAnsi="Segoe UI" w:cs="Segoe UI"/>
+          <w:color w:val="F9FAFB"/>
+        </w:rPr>
+        <w:t xml:space="preserve"> в виртуальном времени.</w:t>
+      </w:r>
+    </w:p>
+    <w:p/>
     <w:sectPr>
       <w:pgSz w:w="11906" w:h="16838"/>
       <w:pgMar w:top="1134" w:right="850" w:bottom="1134" w:left="1701" w:header="708" w:footer="708" w:gutter="0"/>
@@ -562,6 +2099,44 @@
     <w:semiHidden/>
     <w:unhideWhenUsed/>
   </w:style>
+  <w:style w:type="paragraph" w:customStyle="1" w:styleId="ds-markdown-paragraph">
+    <w:name w:val="ds-markdown-paragraph"/>
+    <w:basedOn w:val="a"/>
+    <w:rsid w:val="00FA3BD9"/>
+    <w:pPr>
+      <w:spacing w:before="100" w:beforeAutospacing="1" w:after="100" w:afterAutospacing="1" w:line="240" w:lineRule="auto"/>
+    </w:pPr>
+    <w:rPr>
+      <w:rFonts w:ascii="Times New Roman" w:eastAsia="Times New Roman" w:hAnsi="Times New Roman" w:cs="Times New Roman"/>
+      <w:sz w:val="24"/>
+      <w:szCs w:val="24"/>
+      <w:lang w:eastAsia="ru-RU"/>
+    </w:rPr>
+  </w:style>
+  <w:style w:type="character" w:styleId="a3">
+    <w:name w:val="Strong"/>
+    <w:basedOn w:val="a0"/>
+    <w:uiPriority w:val="22"/>
+    <w:qFormat/>
+    <w:rsid w:val="00FA3BD9"/>
+    <w:rPr>
+      <w:b/>
+      <w:bCs/>
+    </w:rPr>
+  </w:style>
+  <w:style w:type="character" w:styleId="HTML">
+    <w:name w:val="HTML Code"/>
+    <w:basedOn w:val="a0"/>
+    <w:uiPriority w:val="99"/>
+    <w:semiHidden/>
+    <w:unhideWhenUsed/>
+    <w:rsid w:val="00FA3BD9"/>
+    <w:rPr>
+      <w:rFonts w:ascii="Courier New" w:eastAsia="Times New Roman" w:hAnsi="Courier New" w:cs="Courier New"/>
+      <w:sz w:val="20"/>
+      <w:szCs w:val="20"/>
+    </w:rPr>
+  </w:style>
 </w:styles>
 </file>
 

--- a/UP01.02КореньГизейКуликов.docx
+++ b/UP01.02КореньГизейКуликов.docx
@@ -3,17 +3,19 @@
 <w:document xmlns:wpc="http://schemas.microsoft.com/office/word/2010/wordprocessingCanvas" xmlns:mc="http://schemas.openxmlformats.org/markup-compatibility/2006" xmlns:o="urn:schemas-microsoft-com:office:office" xmlns:r="http://schemas.openxmlformats.org/officeDocument/2006/relationships" xmlns:m="http://schemas.openxmlformats.org/officeDocument/2006/math" xmlns:v="urn:schemas-microsoft-com:vml" xmlns:wp14="http://schemas.microsoft.com/office/word/2010/wordprocessingDrawing" xmlns:wp="http://schemas.openxmlformats.org/drawingml/2006/wordprocessingDrawing" xmlns:w10="urn:schemas-microsoft-com:office:word" xmlns:w="http://schemas.openxmlformats.org/wordprocessingml/2006/main" xmlns:w14="http://schemas.microsoft.com/office/word/2010/wordml" xmlns:w15="http://schemas.microsoft.com/office/word/2012/wordml" xmlns:wpg="http://schemas.microsoft.com/office/word/2010/wordprocessingGroup" xmlns:wpi="http://schemas.microsoft.com/office/word/2010/wordprocessingInk" xmlns:wne="http://schemas.microsoft.com/office/word/2006/wordml" xmlns:wps="http://schemas.microsoft.com/office/word/2010/wordprocessingShape" mc:Ignorable="w14 w15 wp14">
   <w:body>
     <w:p>
-      <w:r>
-        <w:t xml:space="preserve">Задание 3 </w:t>
-      </w:r>
+      <w:proofErr w:type="spellStart"/>
+      <w:r>
+        <w:t>Списокзаметок</w:t>
+      </w:r>
+      <w:proofErr w:type="spellEnd"/>
       <w:r>
         <w:br/>
       </w:r>
       <w:r>
         <w:drawing>
-          <wp:inline distT="0" distB="0" distL="0" distR="0" wp14:anchorId="06A93C2E" wp14:editId="2AA1252F">
-            <wp:extent cx="5940425" cy="9055735"/>
-            <wp:effectExtent l="0" t="0" r="3175" b="0"/>
+          <wp:inline distT="0" distB="0" distL="0" distR="0" wp14:anchorId="561201B9" wp14:editId="35157994">
+            <wp:extent cx="2543530" cy="5344271"/>
+            <wp:effectExtent l="0" t="0" r="9525" b="8890"/>
             <wp:docPr id="1" name="Рисунок 1"/>
             <wp:cNvGraphicFramePr>
               <a:graphicFrameLocks xmlns:a="http://schemas.openxmlformats.org/drawingml/2006/main" noChangeAspect="1"/>
@@ -34,7 +36,7 @@
                   <pic:spPr>
                     <a:xfrm>
                       <a:off x="0" y="0"/>
-                      <a:ext cx="5940425" cy="9055735"/>
+                      <a:ext cx="2543530" cy="5344271"/>
                     </a:xfrm>
                     <a:prstGeom prst="rect">
                       <a:avLst/>
@@ -47,12 +49,23 @@
         </w:drawing>
       </w:r>
       <w:r>
+        <w:br/>
+      </w:r>
+      <w:proofErr w:type="spellStart"/>
+      <w:r>
+        <w:t>СОЗДАНИЕзаметки</w:t>
+      </w:r>
+      <w:proofErr w:type="spellEnd"/>
+      <w:r>
+        <w:br/>
+      </w:r>
+      <w:r>
         <w:lastRenderedPageBreak/>
         <w:drawing>
-          <wp:inline distT="0" distB="0" distL="0" distR="0" wp14:anchorId="522378A7" wp14:editId="388E5ACE">
-            <wp:extent cx="5639435" cy="9251950"/>
-            <wp:effectExtent l="0" t="0" r="0" b="6350"/>
-            <wp:docPr id="2" name="Рисунок 2"/>
+          <wp:inline distT="0" distB="0" distL="0" distR="0" wp14:anchorId="70D9B4C8" wp14:editId="794CEE2F">
+            <wp:extent cx="2381582" cy="5601482"/>
+            <wp:effectExtent l="0" t="0" r="0" b="0"/>
+            <wp:docPr id="3" name="Рисунок 3"/>
             <wp:cNvGraphicFramePr>
               <a:graphicFrameLocks xmlns:a="http://schemas.openxmlformats.org/drawingml/2006/main" noChangeAspect="1"/>
             </wp:cNvGraphicFramePr>
@@ -72,7 +85,7 @@
                   <pic:spPr>
                     <a:xfrm>
                       <a:off x="0" y="0"/>
-                      <a:ext cx="5639435" cy="9251950"/>
+                      <a:ext cx="2381582" cy="5601482"/>
                     </a:xfrm>
                     <a:prstGeom prst="rect">
                       <a:avLst/>
@@ -85,12 +98,18 @@
         </w:drawing>
       </w:r>
       <w:r>
-        <w:lastRenderedPageBreak/>
+        <w:br/>
+        <w:t>поворот экрана</w:t>
+      </w:r>
+      <w:r>
+        <w:br/>
+      </w:r>
+      <w:r>
         <w:drawing>
-          <wp:inline distT="0" distB="0" distL="0" distR="0" wp14:anchorId="634AB74D" wp14:editId="6D9D1D4C">
-            <wp:extent cx="5296639" cy="8716591"/>
-            <wp:effectExtent l="0" t="0" r="0" b="8890"/>
-            <wp:docPr id="7" name="Рисунок 7"/>
+          <wp:inline distT="0" distB="0" distL="0" distR="0" wp14:anchorId="0B458032" wp14:editId="64B87FE6">
+            <wp:extent cx="4782217" cy="2295845"/>
+            <wp:effectExtent l="0" t="0" r="0" b="9525"/>
+            <wp:docPr id="4" name="Рисунок 4"/>
             <wp:cNvGraphicFramePr>
               <a:graphicFrameLocks xmlns:a="http://schemas.openxmlformats.org/drawingml/2006/main" noChangeAspect="1"/>
             </wp:cNvGraphicFramePr>
@@ -110,7 +129,7 @@
                   <pic:spPr>
                     <a:xfrm>
                       <a:off x="0" y="0"/>
-                      <a:ext cx="5296639" cy="8716591"/>
+                      <a:ext cx="4782217" cy="2295845"/>
                     </a:xfrm>
                     <a:prstGeom prst="rect">
                       <a:avLst/>
@@ -126,19 +145,19 @@
         <w:br/>
       </w:r>
       <w:r>
+        <w:lastRenderedPageBreak/>
+        <w:t>загрузка</w:t>
+      </w:r>
+      <w:r>
         <w:br/>
-        <w:t>скрипт 2</w:t>
-      </w:r>
-      <w:r>
-        <w:br/>
-      </w:r>
-      <w:r>
-        <w:lastRenderedPageBreak/>
+      </w:r>
+      <w:bookmarkStart w:id="0" w:name="_GoBack"/>
+      <w:r>
         <w:drawing>
-          <wp:inline distT="0" distB="0" distL="0" distR="0" wp14:anchorId="29597E2E" wp14:editId="43123519">
-            <wp:extent cx="4334480" cy="6820852"/>
+          <wp:inline distT="0" distB="0" distL="0" distR="0" wp14:anchorId="15336764" wp14:editId="198AF487">
+            <wp:extent cx="2562583" cy="5677692"/>
             <wp:effectExtent l="0" t="0" r="9525" b="0"/>
-            <wp:docPr id="11" name="Рисунок 11"/>
+            <wp:docPr id="5" name="Рисунок 5"/>
             <wp:cNvGraphicFramePr>
               <a:graphicFrameLocks xmlns:a="http://schemas.openxmlformats.org/drawingml/2006/main" noChangeAspect="1"/>
             </wp:cNvGraphicFramePr>
@@ -158,7 +177,7 @@
                   <pic:spPr>
                     <a:xfrm>
                       <a:off x="0" y="0"/>
-                      <a:ext cx="4334480" cy="6820852"/>
+                      <a:ext cx="2562583" cy="5677692"/>
                     </a:xfrm>
                     <a:prstGeom prst="rect">
                       <a:avLst/>
@@ -170,652 +189,7 @@
           </wp:inline>
         </w:drawing>
       </w:r>
-      <w:r>
-        <w:br/>
-        <w:t>скрипт 3</w:t>
-      </w:r>
-      <w:r>
-        <w:br/>
-      </w:r>
-      <w:r>
-        <w:lastRenderedPageBreak/>
-        <w:drawing>
-          <wp:inline distT="0" distB="0" distL="0" distR="0" wp14:anchorId="2A304677" wp14:editId="47B92102">
-            <wp:extent cx="5940425" cy="6449695"/>
-            <wp:effectExtent l="0" t="0" r="3175" b="8255"/>
-            <wp:docPr id="12" name="Рисунок 12"/>
-            <wp:cNvGraphicFramePr>
-              <a:graphicFrameLocks xmlns:a="http://schemas.openxmlformats.org/drawingml/2006/main" noChangeAspect="1"/>
-            </wp:cNvGraphicFramePr>
-            <a:graphic xmlns:a="http://schemas.openxmlformats.org/drawingml/2006/main">
-              <a:graphicData uri="http://schemas.openxmlformats.org/drawingml/2006/picture">
-                <pic:pic xmlns:pic="http://schemas.openxmlformats.org/drawingml/2006/picture">
-                  <pic:nvPicPr>
-                    <pic:cNvPr id="1" name=""/>
-                    <pic:cNvPicPr/>
-                  </pic:nvPicPr>
-                  <pic:blipFill>
-                    <a:blip r:embed="rId8"/>
-                    <a:stretch>
-                      <a:fillRect/>
-                    </a:stretch>
-                  </pic:blipFill>
-                  <pic:spPr>
-                    <a:xfrm>
-                      <a:off x="0" y="0"/>
-                      <a:ext cx="5940425" cy="6449695"/>
-                    </a:xfrm>
-                    <a:prstGeom prst="rect">
-                      <a:avLst/>
-                    </a:prstGeom>
-                  </pic:spPr>
-                </pic:pic>
-              </a:graphicData>
-            </a:graphic>
-          </wp:inline>
-        </w:drawing>
-      </w:r>
-      <w:r>
-        <w:br/>
-      </w:r>
-      <w:r>
-        <w:br/>
-        <w:t>скрипт 4</w:t>
-      </w:r>
-      <w:r>
-        <w:br/>
-      </w:r>
-      <w:r>
-        <w:lastRenderedPageBreak/>
-        <w:drawing>
-          <wp:inline distT="0" distB="0" distL="0" distR="0" wp14:anchorId="4FB4544A" wp14:editId="2EF3A122">
-            <wp:extent cx="5940425" cy="7481570"/>
-            <wp:effectExtent l="0" t="0" r="3175" b="5080"/>
-            <wp:docPr id="13" name="Рисунок 13"/>
-            <wp:cNvGraphicFramePr>
-              <a:graphicFrameLocks xmlns:a="http://schemas.openxmlformats.org/drawingml/2006/main" noChangeAspect="1"/>
-            </wp:cNvGraphicFramePr>
-            <a:graphic xmlns:a="http://schemas.openxmlformats.org/drawingml/2006/main">
-              <a:graphicData uri="http://schemas.openxmlformats.org/drawingml/2006/picture">
-                <pic:pic xmlns:pic="http://schemas.openxmlformats.org/drawingml/2006/picture">
-                  <pic:nvPicPr>
-                    <pic:cNvPr id="1" name=""/>
-                    <pic:cNvPicPr/>
-                  </pic:nvPicPr>
-                  <pic:blipFill>
-                    <a:blip r:embed="rId9"/>
-                    <a:stretch>
-                      <a:fillRect/>
-                    </a:stretch>
-                  </pic:blipFill>
-                  <pic:spPr>
-                    <a:xfrm>
-                      <a:off x="0" y="0"/>
-                      <a:ext cx="5940425" cy="7481570"/>
-                    </a:xfrm>
-                    <a:prstGeom prst="rect">
-                      <a:avLst/>
-                    </a:prstGeom>
-                  </pic:spPr>
-                </pic:pic>
-              </a:graphicData>
-            </a:graphic>
-          </wp:inline>
-        </w:drawing>
-      </w:r>
-      <w:r>
-        <w:lastRenderedPageBreak/>
-        <w:drawing>
-          <wp:inline distT="0" distB="0" distL="0" distR="0" wp14:anchorId="436C2834" wp14:editId="11FF036C">
-            <wp:extent cx="5940425" cy="6333490"/>
-            <wp:effectExtent l="0" t="0" r="3175" b="0"/>
-            <wp:docPr id="14" name="Рисунок 14"/>
-            <wp:cNvGraphicFramePr>
-              <a:graphicFrameLocks xmlns:a="http://schemas.openxmlformats.org/drawingml/2006/main" noChangeAspect="1"/>
-            </wp:cNvGraphicFramePr>
-            <a:graphic xmlns:a="http://schemas.openxmlformats.org/drawingml/2006/main">
-              <a:graphicData uri="http://schemas.openxmlformats.org/drawingml/2006/picture">
-                <pic:pic xmlns:pic="http://schemas.openxmlformats.org/drawingml/2006/picture">
-                  <pic:nvPicPr>
-                    <pic:cNvPr id="1" name=""/>
-                    <pic:cNvPicPr/>
-                  </pic:nvPicPr>
-                  <pic:blipFill>
-                    <a:blip r:embed="rId10"/>
-                    <a:stretch>
-                      <a:fillRect/>
-                    </a:stretch>
-                  </pic:blipFill>
-                  <pic:spPr>
-                    <a:xfrm>
-                      <a:off x="0" y="0"/>
-                      <a:ext cx="5940425" cy="6333490"/>
-                    </a:xfrm>
-                    <a:prstGeom prst="rect">
-                      <a:avLst/>
-                    </a:prstGeom>
-                  </pic:spPr>
-                </pic:pic>
-              </a:graphicData>
-            </a:graphic>
-          </wp:inline>
-        </w:drawing>
-      </w:r>
-      <w:r>
-        <w:br/>
-      </w:r>
-      <w:r>
-        <w:lastRenderedPageBreak/>
-        <w:drawing>
-          <wp:inline distT="0" distB="0" distL="0" distR="0" wp14:anchorId="4A2260B0" wp14:editId="0BFC9F7B">
-            <wp:extent cx="5940425" cy="7095490"/>
-            <wp:effectExtent l="0" t="0" r="3175" b="0"/>
-            <wp:docPr id="15" name="Рисунок 15"/>
-            <wp:cNvGraphicFramePr>
-              <a:graphicFrameLocks xmlns:a="http://schemas.openxmlformats.org/drawingml/2006/main" noChangeAspect="1"/>
-            </wp:cNvGraphicFramePr>
-            <a:graphic xmlns:a="http://schemas.openxmlformats.org/drawingml/2006/main">
-              <a:graphicData uri="http://schemas.openxmlformats.org/drawingml/2006/picture">
-                <pic:pic xmlns:pic="http://schemas.openxmlformats.org/drawingml/2006/picture">
-                  <pic:nvPicPr>
-                    <pic:cNvPr id="1" name=""/>
-                    <pic:cNvPicPr/>
-                  </pic:nvPicPr>
-                  <pic:blipFill>
-                    <a:blip r:embed="rId11"/>
-                    <a:stretch>
-                      <a:fillRect/>
-                    </a:stretch>
-                  </pic:blipFill>
-                  <pic:spPr>
-                    <a:xfrm>
-                      <a:off x="0" y="0"/>
-                      <a:ext cx="5940425" cy="7095490"/>
-                    </a:xfrm>
-                    <a:prstGeom prst="rect">
-                      <a:avLst/>
-                    </a:prstGeom>
-                  </pic:spPr>
-                </pic:pic>
-              </a:graphicData>
-            </a:graphic>
-          </wp:inline>
-        </w:drawing>
-      </w:r>
-      <w:r>
-        <w:br/>
-      </w:r>
-      <w:r>
-        <w:br/>
-      </w:r>
-      <w:r>
-        <w:lastRenderedPageBreak/>
-        <w:drawing>
-          <wp:inline distT="0" distB="0" distL="0" distR="0" wp14:anchorId="0F9CF58D" wp14:editId="45CCDBBF">
-            <wp:extent cx="5940425" cy="4510405"/>
-            <wp:effectExtent l="0" t="0" r="3175" b="4445"/>
-            <wp:docPr id="16" name="Рисунок 16"/>
-            <wp:cNvGraphicFramePr>
-              <a:graphicFrameLocks xmlns:a="http://schemas.openxmlformats.org/drawingml/2006/main" noChangeAspect="1"/>
-            </wp:cNvGraphicFramePr>
-            <a:graphic xmlns:a="http://schemas.openxmlformats.org/drawingml/2006/main">
-              <a:graphicData uri="http://schemas.openxmlformats.org/drawingml/2006/picture">
-                <pic:pic xmlns:pic="http://schemas.openxmlformats.org/drawingml/2006/picture">
-                  <pic:nvPicPr>
-                    <pic:cNvPr id="1" name=""/>
-                    <pic:cNvPicPr/>
-                  </pic:nvPicPr>
-                  <pic:blipFill>
-                    <a:blip r:embed="rId12"/>
-                    <a:stretch>
-                      <a:fillRect/>
-                    </a:stretch>
-                  </pic:blipFill>
-                  <pic:spPr>
-                    <a:xfrm>
-                      <a:off x="0" y="0"/>
-                      <a:ext cx="5940425" cy="4510405"/>
-                    </a:xfrm>
-                    <a:prstGeom prst="rect">
-                      <a:avLst/>
-                    </a:prstGeom>
-                  </pic:spPr>
-                </pic:pic>
-              </a:graphicData>
-            </a:graphic>
-          </wp:inline>
-        </w:drawing>
-      </w:r>
-      <w:r>
-        <w:br/>
-        <w:t>задание4</w:t>
-      </w:r>
-      <w:r>
-        <w:br/>
-      </w:r>
-      <w:r>
-        <w:drawing>
-          <wp:inline distT="0" distB="0" distL="0" distR="0" wp14:anchorId="5D3CA700" wp14:editId="36B9C81D">
-            <wp:extent cx="5940425" cy="3819525"/>
-            <wp:effectExtent l="0" t="0" r="3175" b="9525"/>
-            <wp:docPr id="17" name="Рисунок 17"/>
-            <wp:cNvGraphicFramePr>
-              <a:graphicFrameLocks xmlns:a="http://schemas.openxmlformats.org/drawingml/2006/main" noChangeAspect="1"/>
-            </wp:cNvGraphicFramePr>
-            <a:graphic xmlns:a="http://schemas.openxmlformats.org/drawingml/2006/main">
-              <a:graphicData uri="http://schemas.openxmlformats.org/drawingml/2006/picture">
-                <pic:pic xmlns:pic="http://schemas.openxmlformats.org/drawingml/2006/picture">
-                  <pic:nvPicPr>
-                    <pic:cNvPr id="1" name=""/>
-                    <pic:cNvPicPr/>
-                  </pic:nvPicPr>
-                  <pic:blipFill>
-                    <a:blip r:embed="rId13"/>
-                    <a:stretch>
-                      <a:fillRect/>
-                    </a:stretch>
-                  </pic:blipFill>
-                  <pic:spPr>
-                    <a:xfrm>
-                      <a:off x="0" y="0"/>
-                      <a:ext cx="5940425" cy="3819525"/>
-                    </a:xfrm>
-                    <a:prstGeom prst="rect">
-                      <a:avLst/>
-                    </a:prstGeom>
-                  </pic:spPr>
-                </pic:pic>
-              </a:graphicData>
-            </a:graphic>
-          </wp:inline>
-        </w:drawing>
-      </w:r>
-      <w:r>
-        <w:br/>
-        <w:t>скрипт2</w:t>
-      </w:r>
-      <w:r>
-        <w:br/>
-      </w:r>
-      <w:r>
-        <w:lastRenderedPageBreak/>
-        <w:drawing>
-          <wp:inline distT="0" distB="0" distL="0" distR="0" wp14:anchorId="7487BAA0" wp14:editId="366C984C">
-            <wp:extent cx="5940425" cy="6642735"/>
-            <wp:effectExtent l="0" t="0" r="3175" b="5715"/>
-            <wp:docPr id="18" name="Рисунок 18"/>
-            <wp:cNvGraphicFramePr>
-              <a:graphicFrameLocks xmlns:a="http://schemas.openxmlformats.org/drawingml/2006/main" noChangeAspect="1"/>
-            </wp:cNvGraphicFramePr>
-            <a:graphic xmlns:a="http://schemas.openxmlformats.org/drawingml/2006/main">
-              <a:graphicData uri="http://schemas.openxmlformats.org/drawingml/2006/picture">
-                <pic:pic xmlns:pic="http://schemas.openxmlformats.org/drawingml/2006/picture">
-                  <pic:nvPicPr>
-                    <pic:cNvPr id="1" name=""/>
-                    <pic:cNvPicPr/>
-                  </pic:nvPicPr>
-                  <pic:blipFill>
-                    <a:blip r:embed="rId14"/>
-                    <a:stretch>
-                      <a:fillRect/>
-                    </a:stretch>
-                  </pic:blipFill>
-                  <pic:spPr>
-                    <a:xfrm>
-                      <a:off x="0" y="0"/>
-                      <a:ext cx="5940425" cy="6642735"/>
-                    </a:xfrm>
-                    <a:prstGeom prst="rect">
-                      <a:avLst/>
-                    </a:prstGeom>
-                  </pic:spPr>
-                </pic:pic>
-              </a:graphicData>
-            </a:graphic>
-          </wp:inline>
-        </w:drawing>
-      </w:r>
-      <w:r>
-        <w:br/>
-      </w:r>
-      <w:r>
-        <w:lastRenderedPageBreak/>
-        <w:drawing>
-          <wp:inline distT="0" distB="0" distL="0" distR="0" wp14:anchorId="72E2B75C" wp14:editId="0FE77181">
-            <wp:extent cx="5940425" cy="6694170"/>
-            <wp:effectExtent l="0" t="0" r="3175" b="0"/>
-            <wp:docPr id="19" name="Рисунок 19"/>
-            <wp:cNvGraphicFramePr>
-              <a:graphicFrameLocks xmlns:a="http://schemas.openxmlformats.org/drawingml/2006/main" noChangeAspect="1"/>
-            </wp:cNvGraphicFramePr>
-            <a:graphic xmlns:a="http://schemas.openxmlformats.org/drawingml/2006/main">
-              <a:graphicData uri="http://schemas.openxmlformats.org/drawingml/2006/picture">
-                <pic:pic xmlns:pic="http://schemas.openxmlformats.org/drawingml/2006/picture">
-                  <pic:nvPicPr>
-                    <pic:cNvPr id="1" name=""/>
-                    <pic:cNvPicPr/>
-                  </pic:nvPicPr>
-                  <pic:blipFill>
-                    <a:blip r:embed="rId15"/>
-                    <a:stretch>
-                      <a:fillRect/>
-                    </a:stretch>
-                  </pic:blipFill>
-                  <pic:spPr>
-                    <a:xfrm>
-                      <a:off x="0" y="0"/>
-                      <a:ext cx="5940425" cy="6694170"/>
-                    </a:xfrm>
-                    <a:prstGeom prst="rect">
-                      <a:avLst/>
-                    </a:prstGeom>
-                  </pic:spPr>
-                </pic:pic>
-              </a:graphicData>
-            </a:graphic>
-          </wp:inline>
-        </w:drawing>
-      </w:r>
-      <w:r>
-        <w:br/>
-      </w:r>
-      <w:r>
-        <w:lastRenderedPageBreak/>
-        <w:drawing>
-          <wp:inline distT="0" distB="0" distL="0" distR="0" wp14:anchorId="0BD7FDE6" wp14:editId="0B6A6CC6">
-            <wp:extent cx="5940425" cy="6420485"/>
-            <wp:effectExtent l="0" t="0" r="3175" b="0"/>
-            <wp:docPr id="20" name="Рисунок 20"/>
-            <wp:cNvGraphicFramePr>
-              <a:graphicFrameLocks xmlns:a="http://schemas.openxmlformats.org/drawingml/2006/main" noChangeAspect="1"/>
-            </wp:cNvGraphicFramePr>
-            <a:graphic xmlns:a="http://schemas.openxmlformats.org/drawingml/2006/main">
-              <a:graphicData uri="http://schemas.openxmlformats.org/drawingml/2006/picture">
-                <pic:pic xmlns:pic="http://schemas.openxmlformats.org/drawingml/2006/picture">
-                  <pic:nvPicPr>
-                    <pic:cNvPr id="1" name=""/>
-                    <pic:cNvPicPr/>
-                  </pic:nvPicPr>
-                  <pic:blipFill>
-                    <a:blip r:embed="rId16"/>
-                    <a:stretch>
-                      <a:fillRect/>
-                    </a:stretch>
-                  </pic:blipFill>
-                  <pic:spPr>
-                    <a:xfrm>
-                      <a:off x="0" y="0"/>
-                      <a:ext cx="5940425" cy="6420485"/>
-                    </a:xfrm>
-                    <a:prstGeom prst="rect">
-                      <a:avLst/>
-                    </a:prstGeom>
-                  </pic:spPr>
-                </pic:pic>
-              </a:graphicData>
-            </a:graphic>
-          </wp:inline>
-        </w:drawing>
-      </w:r>
-      <w:r>
-        <w:br/>
-        <w:t>скрипт3</w:t>
-      </w:r>
-      <w:r>
-        <w:br/>
-      </w:r>
-      <w:r>
-        <w:lastRenderedPageBreak/>
-        <w:drawing>
-          <wp:inline distT="0" distB="0" distL="0" distR="0" wp14:anchorId="0B43A2AA" wp14:editId="17CF5A7C">
-            <wp:extent cx="5940425" cy="7178675"/>
-            <wp:effectExtent l="0" t="0" r="3175" b="3175"/>
-            <wp:docPr id="21" name="Рисунок 21"/>
-            <wp:cNvGraphicFramePr>
-              <a:graphicFrameLocks xmlns:a="http://schemas.openxmlformats.org/drawingml/2006/main" noChangeAspect="1"/>
-            </wp:cNvGraphicFramePr>
-            <a:graphic xmlns:a="http://schemas.openxmlformats.org/drawingml/2006/main">
-              <a:graphicData uri="http://schemas.openxmlformats.org/drawingml/2006/picture">
-                <pic:pic xmlns:pic="http://schemas.openxmlformats.org/drawingml/2006/picture">
-                  <pic:nvPicPr>
-                    <pic:cNvPr id="1" name=""/>
-                    <pic:cNvPicPr/>
-                  </pic:nvPicPr>
-                  <pic:blipFill>
-                    <a:blip r:embed="rId17"/>
-                    <a:stretch>
-                      <a:fillRect/>
-                    </a:stretch>
-                  </pic:blipFill>
-                  <pic:spPr>
-                    <a:xfrm>
-                      <a:off x="0" y="0"/>
-                      <a:ext cx="5940425" cy="7178675"/>
-                    </a:xfrm>
-                    <a:prstGeom prst="rect">
-                      <a:avLst/>
-                    </a:prstGeom>
-                  </pic:spPr>
-                </pic:pic>
-              </a:graphicData>
-            </a:graphic>
-          </wp:inline>
-        </w:drawing>
-      </w:r>
-      <w:r>
-        <w:br/>
-      </w:r>
-      <w:r>
-        <w:lastRenderedPageBreak/>
-        <w:drawing>
-          <wp:inline distT="0" distB="0" distL="0" distR="0" wp14:anchorId="44D25C67" wp14:editId="700948E9">
-            <wp:extent cx="5940425" cy="6790055"/>
-            <wp:effectExtent l="0" t="0" r="3175" b="0"/>
-            <wp:docPr id="22" name="Рисунок 22"/>
-            <wp:cNvGraphicFramePr>
-              <a:graphicFrameLocks xmlns:a="http://schemas.openxmlformats.org/drawingml/2006/main" noChangeAspect="1"/>
-            </wp:cNvGraphicFramePr>
-            <a:graphic xmlns:a="http://schemas.openxmlformats.org/drawingml/2006/main">
-              <a:graphicData uri="http://schemas.openxmlformats.org/drawingml/2006/picture">
-                <pic:pic xmlns:pic="http://schemas.openxmlformats.org/drawingml/2006/picture">
-                  <pic:nvPicPr>
-                    <pic:cNvPr id="1" name=""/>
-                    <pic:cNvPicPr/>
-                  </pic:nvPicPr>
-                  <pic:blipFill>
-                    <a:blip r:embed="rId18"/>
-                    <a:stretch>
-                      <a:fillRect/>
-                    </a:stretch>
-                  </pic:blipFill>
-                  <pic:spPr>
-                    <a:xfrm>
-                      <a:off x="0" y="0"/>
-                      <a:ext cx="5940425" cy="6790055"/>
-                    </a:xfrm>
-                    <a:prstGeom prst="rect">
-                      <a:avLst/>
-                    </a:prstGeom>
-                  </pic:spPr>
-                </pic:pic>
-              </a:graphicData>
-            </a:graphic>
-          </wp:inline>
-        </w:drawing>
-      </w:r>
-      <w:r>
-        <w:br/>
-      </w:r>
-      <w:r>
-        <w:lastRenderedPageBreak/>
-        <w:drawing>
-          <wp:inline distT="0" distB="0" distL="0" distR="0" wp14:anchorId="6D2498A1" wp14:editId="761437BC">
-            <wp:extent cx="5940425" cy="6291580"/>
-            <wp:effectExtent l="0" t="0" r="3175" b="0"/>
-            <wp:docPr id="23" name="Рисунок 23"/>
-            <wp:cNvGraphicFramePr>
-              <a:graphicFrameLocks xmlns:a="http://schemas.openxmlformats.org/drawingml/2006/main" noChangeAspect="1"/>
-            </wp:cNvGraphicFramePr>
-            <a:graphic xmlns:a="http://schemas.openxmlformats.org/drawingml/2006/main">
-              <a:graphicData uri="http://schemas.openxmlformats.org/drawingml/2006/picture">
-                <pic:pic xmlns:pic="http://schemas.openxmlformats.org/drawingml/2006/picture">
-                  <pic:nvPicPr>
-                    <pic:cNvPr id="1" name=""/>
-                    <pic:cNvPicPr/>
-                  </pic:nvPicPr>
-                  <pic:blipFill>
-                    <a:blip r:embed="rId19"/>
-                    <a:stretch>
-                      <a:fillRect/>
-                    </a:stretch>
-                  </pic:blipFill>
-                  <pic:spPr>
-                    <a:xfrm>
-                      <a:off x="0" y="0"/>
-                      <a:ext cx="5940425" cy="6291580"/>
-                    </a:xfrm>
-                    <a:prstGeom prst="rect">
-                      <a:avLst/>
-                    </a:prstGeom>
-                  </pic:spPr>
-                </pic:pic>
-              </a:graphicData>
-            </a:graphic>
-          </wp:inline>
-        </w:drawing>
-      </w:r>
-      <w:r>
-        <w:br/>
-        <w:t>скрипт 4</w:t>
-      </w:r>
-      <w:r>
-        <w:br/>
-      </w:r>
-      <w:r>
-        <w:lastRenderedPageBreak/>
-        <w:drawing>
-          <wp:inline distT="0" distB="0" distL="0" distR="0" wp14:anchorId="5CABE971" wp14:editId="2A2075BD">
-            <wp:extent cx="5940425" cy="6535420"/>
-            <wp:effectExtent l="0" t="0" r="3175" b="0"/>
-            <wp:docPr id="24" name="Рисунок 24"/>
-            <wp:cNvGraphicFramePr>
-              <a:graphicFrameLocks xmlns:a="http://schemas.openxmlformats.org/drawingml/2006/main" noChangeAspect="1"/>
-            </wp:cNvGraphicFramePr>
-            <a:graphic xmlns:a="http://schemas.openxmlformats.org/drawingml/2006/main">
-              <a:graphicData uri="http://schemas.openxmlformats.org/drawingml/2006/picture">
-                <pic:pic xmlns:pic="http://schemas.openxmlformats.org/drawingml/2006/picture">
-                  <pic:nvPicPr>
-                    <pic:cNvPr id="1" name=""/>
-                    <pic:cNvPicPr/>
-                  </pic:nvPicPr>
-                  <pic:blipFill>
-                    <a:blip r:embed="rId20"/>
-                    <a:stretch>
-                      <a:fillRect/>
-                    </a:stretch>
-                  </pic:blipFill>
-                  <pic:spPr>
-                    <a:xfrm>
-                      <a:off x="0" y="0"/>
-                      <a:ext cx="5940425" cy="6535420"/>
-                    </a:xfrm>
-                    <a:prstGeom prst="rect">
-                      <a:avLst/>
-                    </a:prstGeom>
-                  </pic:spPr>
-                </pic:pic>
-              </a:graphicData>
-            </a:graphic>
-          </wp:inline>
-        </w:drawing>
-      </w:r>
-      <w:r>
-        <w:br/>
-      </w:r>
-      <w:r>
-        <w:lastRenderedPageBreak/>
-        <w:drawing>
-          <wp:inline distT="0" distB="0" distL="0" distR="0" wp14:anchorId="78547343" wp14:editId="5C8DB18E">
-            <wp:extent cx="5940425" cy="6130290"/>
-            <wp:effectExtent l="0" t="0" r="3175" b="3810"/>
-            <wp:docPr id="25" name="Рисунок 25"/>
-            <wp:cNvGraphicFramePr>
-              <a:graphicFrameLocks xmlns:a="http://schemas.openxmlformats.org/drawingml/2006/main" noChangeAspect="1"/>
-            </wp:cNvGraphicFramePr>
-            <a:graphic xmlns:a="http://schemas.openxmlformats.org/drawingml/2006/main">
-              <a:graphicData uri="http://schemas.openxmlformats.org/drawingml/2006/picture">
-                <pic:pic xmlns:pic="http://schemas.openxmlformats.org/drawingml/2006/picture">
-                  <pic:nvPicPr>
-                    <pic:cNvPr id="1" name=""/>
-                    <pic:cNvPicPr/>
-                  </pic:nvPicPr>
-                  <pic:blipFill>
-                    <a:blip r:embed="rId21"/>
-                    <a:stretch>
-                      <a:fillRect/>
-                    </a:stretch>
-                  </pic:blipFill>
-                  <pic:spPr>
-                    <a:xfrm>
-                      <a:off x="0" y="0"/>
-                      <a:ext cx="5940425" cy="6130290"/>
-                    </a:xfrm>
-                    <a:prstGeom prst="rect">
-                      <a:avLst/>
-                    </a:prstGeom>
-                  </pic:spPr>
-                </pic:pic>
-              </a:graphicData>
-            </a:graphic>
-          </wp:inline>
-        </w:drawing>
-      </w:r>
-      <w:r>
-        <w:br/>
-      </w:r>
-      <w:bookmarkStart w:id="0" w:name="_GoBack"/>
-      <w:r>
-        <w:lastRenderedPageBreak/>
-        <w:drawing>
-          <wp:inline distT="0" distB="0" distL="0" distR="0" wp14:anchorId="54B3DA59" wp14:editId="5940DEBC">
-            <wp:extent cx="5940425" cy="6597650"/>
-            <wp:effectExtent l="0" t="0" r="3175" b="0"/>
-            <wp:docPr id="26" name="Рисунок 26"/>
-            <wp:cNvGraphicFramePr>
-              <a:graphicFrameLocks xmlns:a="http://schemas.openxmlformats.org/drawingml/2006/main" noChangeAspect="1"/>
-            </wp:cNvGraphicFramePr>
-            <a:graphic xmlns:a="http://schemas.openxmlformats.org/drawingml/2006/main">
-              <a:graphicData uri="http://schemas.openxmlformats.org/drawingml/2006/picture">
-                <pic:pic xmlns:pic="http://schemas.openxmlformats.org/drawingml/2006/picture">
-                  <pic:nvPicPr>
-                    <pic:cNvPr id="1" name=""/>
-                    <pic:cNvPicPr/>
-                  </pic:nvPicPr>
-                  <pic:blipFill>
-                    <a:blip r:embed="rId22"/>
-                    <a:stretch>
-                      <a:fillRect/>
-                    </a:stretch>
-                  </pic:blipFill>
-                  <pic:spPr>
-                    <a:xfrm>
-                      <a:off x="0" y="0"/>
-                      <a:ext cx="5940425" cy="6597650"/>
-                    </a:xfrm>
-                    <a:prstGeom prst="rect">
-                      <a:avLst/>
-                    </a:prstGeom>
-                  </pic:spPr>
-                </pic:pic>
-              </a:graphicData>
-            </a:graphic>
-          </wp:inline>
-        </w:drawing>
-      </w:r>
       <w:bookmarkEnd w:id="0"/>
-      <w:r>
-        <w:br/>
-      </w:r>
     </w:p>
     <w:sectPr>
       <w:pgSz w:w="11906" w:h="16838"/>

--- a/UP01.02КореньГизейКуликов.docx
+++ b/UP01.02КореньГизейКуликов.docx
@@ -3,19 +3,11 @@
 <w:document xmlns:wpc="http://schemas.microsoft.com/office/word/2010/wordprocessingCanvas" xmlns:mc="http://schemas.openxmlformats.org/markup-compatibility/2006" xmlns:o="urn:schemas-microsoft-com:office:office" xmlns:r="http://schemas.openxmlformats.org/officeDocument/2006/relationships" xmlns:m="http://schemas.openxmlformats.org/officeDocument/2006/math" xmlns:v="urn:schemas-microsoft-com:vml" xmlns:wp14="http://schemas.microsoft.com/office/word/2010/wordprocessingDrawing" xmlns:wp="http://schemas.openxmlformats.org/drawingml/2006/wordprocessingDrawing" xmlns:w10="urn:schemas-microsoft-com:office:word" xmlns:w="http://schemas.openxmlformats.org/wordprocessingml/2006/main" xmlns:w14="http://schemas.microsoft.com/office/word/2010/wordml" xmlns:w15="http://schemas.microsoft.com/office/word/2012/wordml" xmlns:wpg="http://schemas.microsoft.com/office/word/2010/wordprocessingGroup" xmlns:wpi="http://schemas.microsoft.com/office/word/2010/wordprocessingInk" xmlns:wne="http://schemas.microsoft.com/office/word/2006/wordml" xmlns:wps="http://schemas.microsoft.com/office/word/2010/wordprocessingShape" mc:Ignorable="w14 w15 wp14">
   <w:body>
     <w:p>
-      <w:proofErr w:type="spellStart"/>
-      <w:r>
-        <w:t>Списокзаметок</w:t>
-      </w:r>
-      <w:proofErr w:type="spellEnd"/>
-      <w:r>
-        <w:br/>
-      </w:r>
       <w:r>
         <w:drawing>
-          <wp:inline distT="0" distB="0" distL="0" distR="0" wp14:anchorId="561201B9" wp14:editId="35157994">
-            <wp:extent cx="2543530" cy="5344271"/>
-            <wp:effectExtent l="0" t="0" r="9525" b="8890"/>
+          <wp:inline distT="0" distB="0" distL="0" distR="0" wp14:anchorId="2FB63F36" wp14:editId="3DC6A757">
+            <wp:extent cx="5940425" cy="1360170"/>
+            <wp:effectExtent l="0" t="0" r="3175" b="0"/>
             <wp:docPr id="1" name="Рисунок 1"/>
             <wp:cNvGraphicFramePr>
               <a:graphicFrameLocks xmlns:a="http://schemas.openxmlformats.org/drawingml/2006/main" noChangeAspect="1"/>
@@ -36,7 +28,7 @@
                   <pic:spPr>
                     <a:xfrm>
                       <a:off x="0" y="0"/>
-                      <a:ext cx="2543530" cy="5344271"/>
+                      <a:ext cx="5940425" cy="1360170"/>
                     </a:xfrm>
                     <a:prstGeom prst="rect">
                       <a:avLst/>
@@ -50,22 +42,17 @@
       </w:r>
       <w:r>
         <w:br/>
-      </w:r>
-      <w:proofErr w:type="spellStart"/>
-      <w:r>
-        <w:t>СОЗДАНИЕзаметки</w:t>
-      </w:r>
-      <w:proofErr w:type="spellEnd"/>
-      <w:r>
-        <w:br/>
-      </w:r>
-      <w:r>
-        <w:lastRenderedPageBreak/>
+        <w:t>после перезапуска</w:t>
+      </w:r>
+      <w:r>
+        <w:br/>
+      </w:r>
+      <w:r>
         <w:drawing>
-          <wp:inline distT="0" distB="0" distL="0" distR="0" wp14:anchorId="70D9B4C8" wp14:editId="794CEE2F">
-            <wp:extent cx="2381582" cy="5601482"/>
+          <wp:inline distT="0" distB="0" distL="0" distR="0" wp14:anchorId="1BF13AC3" wp14:editId="009FBA96">
+            <wp:extent cx="2705478" cy="6211167"/>
             <wp:effectExtent l="0" t="0" r="0" b="0"/>
-            <wp:docPr id="3" name="Рисунок 3"/>
+            <wp:docPr id="2" name="Рисунок 2"/>
             <wp:cNvGraphicFramePr>
               <a:graphicFrameLocks xmlns:a="http://schemas.openxmlformats.org/drawingml/2006/main" noChangeAspect="1"/>
             </wp:cNvGraphicFramePr>
@@ -85,7 +72,7 @@
                   <pic:spPr>
                     <a:xfrm>
                       <a:off x="0" y="0"/>
-                      <a:ext cx="2381582" cy="5601482"/>
+                      <a:ext cx="2705478" cy="6211167"/>
                     </a:xfrm>
                     <a:prstGeom prst="rect">
                       <a:avLst/>
@@ -99,17 +86,22 @@
       </w:r>
       <w:r>
         <w:br/>
-        <w:t>поворот экрана</w:t>
-      </w:r>
+        <w:t xml:space="preserve">создание заметки в </w:t>
+      </w:r>
+      <w:proofErr w:type="spellStart"/>
+      <w:r>
+        <w:t>логкэт</w:t>
+      </w:r>
+      <w:proofErr w:type="spellEnd"/>
       <w:r>
         <w:br/>
       </w:r>
       <w:r>
         <w:drawing>
-          <wp:inline distT="0" distB="0" distL="0" distR="0" wp14:anchorId="0B458032" wp14:editId="64B87FE6">
-            <wp:extent cx="4782217" cy="2295845"/>
-            <wp:effectExtent l="0" t="0" r="0" b="9525"/>
-            <wp:docPr id="4" name="Рисунок 4"/>
+          <wp:inline distT="0" distB="0" distL="0" distR="0" wp14:anchorId="7BC629CD" wp14:editId="5DA53241">
+            <wp:extent cx="5940425" cy="169545"/>
+            <wp:effectExtent l="0" t="0" r="3175" b="1905"/>
+            <wp:docPr id="6" name="Рисунок 6"/>
             <wp:cNvGraphicFramePr>
               <a:graphicFrameLocks xmlns:a="http://schemas.openxmlformats.org/drawingml/2006/main" noChangeAspect="1"/>
             </wp:cNvGraphicFramePr>
@@ -129,7 +121,7 @@
                   <pic:spPr>
                     <a:xfrm>
                       <a:off x="0" y="0"/>
-                      <a:ext cx="4782217" cy="2295845"/>
+                      <a:ext cx="5940425" cy="169545"/>
                     </a:xfrm>
                     <a:prstGeom prst="rect">
                       <a:avLst/>
@@ -143,21 +135,18 @@
       </w:r>
       <w:r>
         <w:br/>
+        <w:t>скрипт1</w:t>
+      </w:r>
+      <w:r>
+        <w:br/>
       </w:r>
       <w:r>
         <w:lastRenderedPageBreak/>
-        <w:t>загрузка</w:t>
-      </w:r>
-      <w:r>
-        <w:br/>
-      </w:r>
-      <w:bookmarkStart w:id="0" w:name="_GoBack"/>
-      <w:r>
         <w:drawing>
-          <wp:inline distT="0" distB="0" distL="0" distR="0" wp14:anchorId="15336764" wp14:editId="198AF487">
-            <wp:extent cx="2562583" cy="5677692"/>
-            <wp:effectExtent l="0" t="0" r="9525" b="0"/>
-            <wp:docPr id="5" name="Рисунок 5"/>
+          <wp:inline distT="0" distB="0" distL="0" distR="0" wp14:anchorId="5CE770B1" wp14:editId="4D0B20F3">
+            <wp:extent cx="5940425" cy="5264785"/>
+            <wp:effectExtent l="0" t="0" r="3175" b="0"/>
+            <wp:docPr id="7" name="Рисунок 7"/>
             <wp:cNvGraphicFramePr>
               <a:graphicFrameLocks xmlns:a="http://schemas.openxmlformats.org/drawingml/2006/main" noChangeAspect="1"/>
             </wp:cNvGraphicFramePr>
@@ -177,7 +166,7 @@
                   <pic:spPr>
                     <a:xfrm>
                       <a:off x="0" y="0"/>
-                      <a:ext cx="2562583" cy="5677692"/>
+                      <a:ext cx="5940425" cy="5264785"/>
                     </a:xfrm>
                     <a:prstGeom prst="rect">
                       <a:avLst/>
@@ -189,6 +178,405 @@
           </wp:inline>
         </w:drawing>
       </w:r>
+      <w:r>
+        <w:br/>
+        <w:t>скрипт2</w:t>
+      </w:r>
+      <w:r>
+        <w:br/>
+      </w:r>
+      <w:r>
+        <w:lastRenderedPageBreak/>
+        <w:drawing>
+          <wp:inline distT="0" distB="0" distL="0" distR="0" wp14:anchorId="4975C8AA" wp14:editId="21F39D43">
+            <wp:extent cx="5458587" cy="5858693"/>
+            <wp:effectExtent l="0" t="0" r="8890" b="8890"/>
+            <wp:docPr id="8" name="Рисунок 8"/>
+            <wp:cNvGraphicFramePr>
+              <a:graphicFrameLocks xmlns:a="http://schemas.openxmlformats.org/drawingml/2006/main" noChangeAspect="1"/>
+            </wp:cNvGraphicFramePr>
+            <a:graphic xmlns:a="http://schemas.openxmlformats.org/drawingml/2006/main">
+              <a:graphicData uri="http://schemas.openxmlformats.org/drawingml/2006/picture">
+                <pic:pic xmlns:pic="http://schemas.openxmlformats.org/drawingml/2006/picture">
+                  <pic:nvPicPr>
+                    <pic:cNvPr id="1" name=""/>
+                    <pic:cNvPicPr/>
+                  </pic:nvPicPr>
+                  <pic:blipFill>
+                    <a:blip r:embed="rId8"/>
+                    <a:stretch>
+                      <a:fillRect/>
+                    </a:stretch>
+                  </pic:blipFill>
+                  <pic:spPr>
+                    <a:xfrm>
+                      <a:off x="0" y="0"/>
+                      <a:ext cx="5458587" cy="5858693"/>
+                    </a:xfrm>
+                    <a:prstGeom prst="rect">
+                      <a:avLst/>
+                    </a:prstGeom>
+                  </pic:spPr>
+                </pic:pic>
+              </a:graphicData>
+            </a:graphic>
+          </wp:inline>
+        </w:drawing>
+      </w:r>
+      <w:r>
+        <w:br/>
+        <w:t>скрипт3</w:t>
+      </w:r>
+      <w:r>
+        <w:br/>
+      </w:r>
+      <w:r>
+        <w:lastRenderedPageBreak/>
+        <w:drawing>
+          <wp:inline distT="0" distB="0" distL="0" distR="0" wp14:anchorId="6C080094" wp14:editId="689C4AFE">
+            <wp:extent cx="5940425" cy="6101715"/>
+            <wp:effectExtent l="0" t="0" r="3175" b="0"/>
+            <wp:docPr id="9" name="Рисунок 9"/>
+            <wp:cNvGraphicFramePr>
+              <a:graphicFrameLocks xmlns:a="http://schemas.openxmlformats.org/drawingml/2006/main" noChangeAspect="1"/>
+            </wp:cNvGraphicFramePr>
+            <a:graphic xmlns:a="http://schemas.openxmlformats.org/drawingml/2006/main">
+              <a:graphicData uri="http://schemas.openxmlformats.org/drawingml/2006/picture">
+                <pic:pic xmlns:pic="http://schemas.openxmlformats.org/drawingml/2006/picture">
+                  <pic:nvPicPr>
+                    <pic:cNvPr id="1" name=""/>
+                    <pic:cNvPicPr/>
+                  </pic:nvPicPr>
+                  <pic:blipFill>
+                    <a:blip r:embed="rId9"/>
+                    <a:stretch>
+                      <a:fillRect/>
+                    </a:stretch>
+                  </pic:blipFill>
+                  <pic:spPr>
+                    <a:xfrm>
+                      <a:off x="0" y="0"/>
+                      <a:ext cx="5940425" cy="6101715"/>
+                    </a:xfrm>
+                    <a:prstGeom prst="rect">
+                      <a:avLst/>
+                    </a:prstGeom>
+                  </pic:spPr>
+                </pic:pic>
+              </a:graphicData>
+            </a:graphic>
+          </wp:inline>
+        </w:drawing>
+      </w:r>
+      <w:r>
+        <w:br/>
+        <w:t>скрипт4</w:t>
+      </w:r>
+      <w:r>
+        <w:br/>
+      </w:r>
+      <w:r>
+        <w:lastRenderedPageBreak/>
+        <w:drawing>
+          <wp:inline distT="0" distB="0" distL="0" distR="0" wp14:anchorId="5340B47B" wp14:editId="076324F3">
+            <wp:extent cx="5940425" cy="5625465"/>
+            <wp:effectExtent l="0" t="0" r="3175" b="0"/>
+            <wp:docPr id="10" name="Рисунок 10"/>
+            <wp:cNvGraphicFramePr>
+              <a:graphicFrameLocks xmlns:a="http://schemas.openxmlformats.org/drawingml/2006/main" noChangeAspect="1"/>
+            </wp:cNvGraphicFramePr>
+            <a:graphic xmlns:a="http://schemas.openxmlformats.org/drawingml/2006/main">
+              <a:graphicData uri="http://schemas.openxmlformats.org/drawingml/2006/picture">
+                <pic:pic xmlns:pic="http://schemas.openxmlformats.org/drawingml/2006/picture">
+                  <pic:nvPicPr>
+                    <pic:cNvPr id="1" name=""/>
+                    <pic:cNvPicPr/>
+                  </pic:nvPicPr>
+                  <pic:blipFill>
+                    <a:blip r:embed="rId10"/>
+                    <a:stretch>
+                      <a:fillRect/>
+                    </a:stretch>
+                  </pic:blipFill>
+                  <pic:spPr>
+                    <a:xfrm>
+                      <a:off x="0" y="0"/>
+                      <a:ext cx="5940425" cy="5625465"/>
+                    </a:xfrm>
+                    <a:prstGeom prst="rect">
+                      <a:avLst/>
+                    </a:prstGeom>
+                  </pic:spPr>
+                </pic:pic>
+              </a:graphicData>
+            </a:graphic>
+          </wp:inline>
+        </w:drawing>
+      </w:r>
+      <w:r>
+        <w:br/>
+        <w:t>скрипт5</w:t>
+      </w:r>
+      <w:r>
+        <w:br/>
+      </w:r>
+      <w:r>
+        <w:drawing>
+          <wp:inline distT="0" distB="0" distL="0" distR="0" wp14:anchorId="5BDC29E6" wp14:editId="0013DDB7">
+            <wp:extent cx="5940425" cy="2792730"/>
+            <wp:effectExtent l="0" t="0" r="3175" b="7620"/>
+            <wp:docPr id="11" name="Рисунок 11"/>
+            <wp:cNvGraphicFramePr>
+              <a:graphicFrameLocks xmlns:a="http://schemas.openxmlformats.org/drawingml/2006/main" noChangeAspect="1"/>
+            </wp:cNvGraphicFramePr>
+            <a:graphic xmlns:a="http://schemas.openxmlformats.org/drawingml/2006/main">
+              <a:graphicData uri="http://schemas.openxmlformats.org/drawingml/2006/picture">
+                <pic:pic xmlns:pic="http://schemas.openxmlformats.org/drawingml/2006/picture">
+                  <pic:nvPicPr>
+                    <pic:cNvPr id="1" name=""/>
+                    <pic:cNvPicPr/>
+                  </pic:nvPicPr>
+                  <pic:blipFill>
+                    <a:blip r:embed="rId11"/>
+                    <a:stretch>
+                      <a:fillRect/>
+                    </a:stretch>
+                  </pic:blipFill>
+                  <pic:spPr>
+                    <a:xfrm>
+                      <a:off x="0" y="0"/>
+                      <a:ext cx="5940425" cy="2792730"/>
+                    </a:xfrm>
+                    <a:prstGeom prst="rect">
+                      <a:avLst/>
+                    </a:prstGeom>
+                  </pic:spPr>
+                </pic:pic>
+              </a:graphicData>
+            </a:graphic>
+          </wp:inline>
+        </w:drawing>
+      </w:r>
+      <w:r>
+        <w:br/>
+        <w:t>скрипт6</w:t>
+      </w:r>
+      <w:r>
+        <w:br/>
+      </w:r>
+      <w:r>
+        <w:lastRenderedPageBreak/>
+        <w:drawing>
+          <wp:inline distT="0" distB="0" distL="0" distR="0" wp14:anchorId="093215B0" wp14:editId="0B9848B7">
+            <wp:extent cx="5940425" cy="4314825"/>
+            <wp:effectExtent l="0" t="0" r="3175" b="9525"/>
+            <wp:docPr id="12" name="Рисунок 12"/>
+            <wp:cNvGraphicFramePr>
+              <a:graphicFrameLocks xmlns:a="http://schemas.openxmlformats.org/drawingml/2006/main" noChangeAspect="1"/>
+            </wp:cNvGraphicFramePr>
+            <a:graphic xmlns:a="http://schemas.openxmlformats.org/drawingml/2006/main">
+              <a:graphicData uri="http://schemas.openxmlformats.org/drawingml/2006/picture">
+                <pic:pic xmlns:pic="http://schemas.openxmlformats.org/drawingml/2006/picture">
+                  <pic:nvPicPr>
+                    <pic:cNvPr id="1" name=""/>
+                    <pic:cNvPicPr/>
+                  </pic:nvPicPr>
+                  <pic:blipFill>
+                    <a:blip r:embed="rId12"/>
+                    <a:stretch>
+                      <a:fillRect/>
+                    </a:stretch>
+                  </pic:blipFill>
+                  <pic:spPr>
+                    <a:xfrm>
+                      <a:off x="0" y="0"/>
+                      <a:ext cx="5940425" cy="4314825"/>
+                    </a:xfrm>
+                    <a:prstGeom prst="rect">
+                      <a:avLst/>
+                    </a:prstGeom>
+                  </pic:spPr>
+                </pic:pic>
+              </a:graphicData>
+            </a:graphic>
+          </wp:inline>
+        </w:drawing>
+      </w:r>
+      <w:r>
+        <w:br/>
+        <w:t>скрипт7</w:t>
+      </w:r>
+      <w:r>
+        <w:br/>
+      </w:r>
+      <w:r>
+        <w:lastRenderedPageBreak/>
+        <w:drawing>
+          <wp:inline distT="0" distB="0" distL="0" distR="0" wp14:anchorId="6EFB3DA2" wp14:editId="4EE5E479">
+            <wp:extent cx="5940425" cy="5488940"/>
+            <wp:effectExtent l="0" t="0" r="3175" b="0"/>
+            <wp:docPr id="13" name="Рисунок 13"/>
+            <wp:cNvGraphicFramePr>
+              <a:graphicFrameLocks xmlns:a="http://schemas.openxmlformats.org/drawingml/2006/main" noChangeAspect="1"/>
+            </wp:cNvGraphicFramePr>
+            <a:graphic xmlns:a="http://schemas.openxmlformats.org/drawingml/2006/main">
+              <a:graphicData uri="http://schemas.openxmlformats.org/drawingml/2006/picture">
+                <pic:pic xmlns:pic="http://schemas.openxmlformats.org/drawingml/2006/picture">
+                  <pic:nvPicPr>
+                    <pic:cNvPr id="1" name=""/>
+                    <pic:cNvPicPr/>
+                  </pic:nvPicPr>
+                  <pic:blipFill>
+                    <a:blip r:embed="rId13"/>
+                    <a:stretch>
+                      <a:fillRect/>
+                    </a:stretch>
+                  </pic:blipFill>
+                  <pic:spPr>
+                    <a:xfrm>
+                      <a:off x="0" y="0"/>
+                      <a:ext cx="5940425" cy="5488940"/>
+                    </a:xfrm>
+                    <a:prstGeom prst="rect">
+                      <a:avLst/>
+                    </a:prstGeom>
+                  </pic:spPr>
+                </pic:pic>
+              </a:graphicData>
+            </a:graphic>
+          </wp:inline>
+        </w:drawing>
+      </w:r>
+      <w:r>
+        <w:br/>
+        <w:t>скрипт8</w:t>
+      </w:r>
+      <w:r>
+        <w:br/>
+      </w:r>
+      <w:r>
+        <w:lastRenderedPageBreak/>
+        <w:drawing>
+          <wp:inline distT="0" distB="0" distL="0" distR="0" wp14:anchorId="6B0F3FAB" wp14:editId="7CC7D708">
+            <wp:extent cx="5940425" cy="6169660"/>
+            <wp:effectExtent l="0" t="0" r="3175" b="2540"/>
+            <wp:docPr id="14" name="Рисунок 14"/>
+            <wp:cNvGraphicFramePr>
+              <a:graphicFrameLocks xmlns:a="http://schemas.openxmlformats.org/drawingml/2006/main" noChangeAspect="1"/>
+            </wp:cNvGraphicFramePr>
+            <a:graphic xmlns:a="http://schemas.openxmlformats.org/drawingml/2006/main">
+              <a:graphicData uri="http://schemas.openxmlformats.org/drawingml/2006/picture">
+                <pic:pic xmlns:pic="http://schemas.openxmlformats.org/drawingml/2006/picture">
+                  <pic:nvPicPr>
+                    <pic:cNvPr id="1" name=""/>
+                    <pic:cNvPicPr/>
+                  </pic:nvPicPr>
+                  <pic:blipFill>
+                    <a:blip r:embed="rId14"/>
+                    <a:stretch>
+                      <a:fillRect/>
+                    </a:stretch>
+                  </pic:blipFill>
+                  <pic:spPr>
+                    <a:xfrm>
+                      <a:off x="0" y="0"/>
+                      <a:ext cx="5940425" cy="6169660"/>
+                    </a:xfrm>
+                    <a:prstGeom prst="rect">
+                      <a:avLst/>
+                    </a:prstGeom>
+                  </pic:spPr>
+                </pic:pic>
+              </a:graphicData>
+            </a:graphic>
+          </wp:inline>
+        </w:drawing>
+      </w:r>
+      <w:r>
+        <w:br/>
+      </w:r>
+      <w:r>
+        <w:lastRenderedPageBreak/>
+        <w:drawing>
+          <wp:inline distT="0" distB="0" distL="0" distR="0" wp14:anchorId="6E9A0922" wp14:editId="38569CD5">
+            <wp:extent cx="5940425" cy="5707380"/>
+            <wp:effectExtent l="0" t="0" r="3175" b="7620"/>
+            <wp:docPr id="15" name="Рисунок 15"/>
+            <wp:cNvGraphicFramePr>
+              <a:graphicFrameLocks xmlns:a="http://schemas.openxmlformats.org/drawingml/2006/main" noChangeAspect="1"/>
+            </wp:cNvGraphicFramePr>
+            <a:graphic xmlns:a="http://schemas.openxmlformats.org/drawingml/2006/main">
+              <a:graphicData uri="http://schemas.openxmlformats.org/drawingml/2006/picture">
+                <pic:pic xmlns:pic="http://schemas.openxmlformats.org/drawingml/2006/picture">
+                  <pic:nvPicPr>
+                    <pic:cNvPr id="1" name=""/>
+                    <pic:cNvPicPr/>
+                  </pic:nvPicPr>
+                  <pic:blipFill>
+                    <a:blip r:embed="rId15"/>
+                    <a:stretch>
+                      <a:fillRect/>
+                    </a:stretch>
+                  </pic:blipFill>
+                  <pic:spPr>
+                    <a:xfrm>
+                      <a:off x="0" y="0"/>
+                      <a:ext cx="5940425" cy="5707380"/>
+                    </a:xfrm>
+                    <a:prstGeom prst="rect">
+                      <a:avLst/>
+                    </a:prstGeom>
+                  </pic:spPr>
+                </pic:pic>
+              </a:graphicData>
+            </a:graphic>
+          </wp:inline>
+        </w:drawing>
+      </w:r>
+      <w:r>
+        <w:br/>
+      </w:r>
+      <w:r>
+        <w:drawing>
+          <wp:inline distT="0" distB="0" distL="0" distR="0" wp14:anchorId="601161C4" wp14:editId="4B06AED4">
+            <wp:extent cx="5940425" cy="2680335"/>
+            <wp:effectExtent l="0" t="0" r="3175" b="5715"/>
+            <wp:docPr id="16" name="Рисунок 16"/>
+            <wp:cNvGraphicFramePr>
+              <a:graphicFrameLocks xmlns:a="http://schemas.openxmlformats.org/drawingml/2006/main" noChangeAspect="1"/>
+            </wp:cNvGraphicFramePr>
+            <a:graphic xmlns:a="http://schemas.openxmlformats.org/drawingml/2006/main">
+              <a:graphicData uri="http://schemas.openxmlformats.org/drawingml/2006/picture">
+                <pic:pic xmlns:pic="http://schemas.openxmlformats.org/drawingml/2006/picture">
+                  <pic:nvPicPr>
+                    <pic:cNvPr id="1" name=""/>
+                    <pic:cNvPicPr/>
+                  </pic:nvPicPr>
+                  <pic:blipFill>
+                    <a:blip r:embed="rId16"/>
+                    <a:stretch>
+                      <a:fillRect/>
+                    </a:stretch>
+                  </pic:blipFill>
+                  <pic:spPr>
+                    <a:xfrm>
+                      <a:off x="0" y="0"/>
+                      <a:ext cx="5940425" cy="2680335"/>
+                    </a:xfrm>
+                    <a:prstGeom prst="rect">
+                      <a:avLst/>
+                    </a:prstGeom>
+                  </pic:spPr>
+                </pic:pic>
+              </a:graphicData>
+            </a:graphic>
+          </wp:inline>
+        </w:drawing>
+      </w:r>
+      <w:r>
+        <w:br/>
+      </w:r>
+      <w:bookmarkStart w:id="0" w:name="_GoBack"/>
       <w:bookmarkEnd w:id="0"/>
     </w:p>
     <w:sectPr>

--- a/UP01.02КореньГизейКуликов.docx
+++ b/UP01.02КореньГизейКуликов.docx
@@ -5,9 +5,9 @@
     <w:p>
       <w:r>
         <w:drawing>
-          <wp:inline distT="0" distB="0" distL="0" distR="0" wp14:anchorId="2FB63F36" wp14:editId="3DC6A757">
-            <wp:extent cx="5940425" cy="1360170"/>
-            <wp:effectExtent l="0" t="0" r="3175" b="0"/>
+          <wp:inline distT="0" distB="0" distL="0" distR="0" wp14:anchorId="55E1F286" wp14:editId="16E46B40">
+            <wp:extent cx="5940425" cy="278765"/>
+            <wp:effectExtent l="0" t="0" r="3175" b="6985"/>
             <wp:docPr id="1" name="Рисунок 1"/>
             <wp:cNvGraphicFramePr>
               <a:graphicFrameLocks xmlns:a="http://schemas.openxmlformats.org/drawingml/2006/main" noChangeAspect="1"/>
@@ -28,7 +28,7 @@
                   <pic:spPr>
                     <a:xfrm>
                       <a:off x="0" y="0"/>
-                      <a:ext cx="5940425" cy="1360170"/>
+                      <a:ext cx="5940425" cy="278765"/>
                     </a:xfrm>
                     <a:prstGeom prst="rect">
                       <a:avLst/>
@@ -42,17 +42,16 @@
       </w:r>
       <w:r>
         <w:br/>
-        <w:t>после перезапуска</w:t>
       </w:r>
       <w:r>
         <w:br/>
       </w:r>
       <w:r>
         <w:drawing>
-          <wp:inline distT="0" distB="0" distL="0" distR="0" wp14:anchorId="1BF13AC3" wp14:editId="009FBA96">
-            <wp:extent cx="2705478" cy="6211167"/>
-            <wp:effectExtent l="0" t="0" r="0" b="0"/>
-            <wp:docPr id="2" name="Рисунок 2"/>
+          <wp:inline distT="0" distB="0" distL="0" distR="0" wp14:anchorId="57EE8A46" wp14:editId="4E8B5814">
+            <wp:extent cx="3010320" cy="6582694"/>
+            <wp:effectExtent l="0" t="0" r="0" b="8890"/>
+            <wp:docPr id="3" name="Рисунок 3"/>
             <wp:cNvGraphicFramePr>
               <a:graphicFrameLocks xmlns:a="http://schemas.openxmlformats.org/drawingml/2006/main" noChangeAspect="1"/>
             </wp:cNvGraphicFramePr>
@@ -72,7 +71,7 @@
                   <pic:spPr>
                     <a:xfrm>
                       <a:off x="0" y="0"/>
-                      <a:ext cx="2705478" cy="6211167"/>
+                      <a:ext cx="3010320" cy="6582694"/>
                     </a:xfrm>
                     <a:prstGeom prst="rect">
                       <a:avLst/>
@@ -86,22 +85,17 @@
       </w:r>
       <w:r>
         <w:br/>
-        <w:t xml:space="preserve">создание заметки в </w:t>
-      </w:r>
-      <w:proofErr w:type="spellStart"/>
-      <w:r>
-        <w:t>логкэт</w:t>
-      </w:r>
-      <w:proofErr w:type="spellEnd"/>
-      <w:r>
-        <w:br/>
-      </w:r>
-      <w:r>
+      </w:r>
+      <w:r>
+        <w:br/>
+      </w:r>
+      <w:r>
+        <w:lastRenderedPageBreak/>
         <w:drawing>
-          <wp:inline distT="0" distB="0" distL="0" distR="0" wp14:anchorId="7BC629CD" wp14:editId="5DA53241">
-            <wp:extent cx="5940425" cy="169545"/>
-            <wp:effectExtent l="0" t="0" r="3175" b="1905"/>
-            <wp:docPr id="6" name="Рисунок 6"/>
+          <wp:inline distT="0" distB="0" distL="0" distR="0" wp14:anchorId="2CFEB142" wp14:editId="164E2028">
+            <wp:extent cx="2962688" cy="6439799"/>
+            <wp:effectExtent l="0" t="0" r="9525" b="0"/>
+            <wp:docPr id="4" name="Рисунок 4"/>
             <wp:cNvGraphicFramePr>
               <a:graphicFrameLocks xmlns:a="http://schemas.openxmlformats.org/drawingml/2006/main" noChangeAspect="1"/>
             </wp:cNvGraphicFramePr>
@@ -121,7 +115,7 @@
                   <pic:spPr>
                     <a:xfrm>
                       <a:off x="0" y="0"/>
-                      <a:ext cx="5940425" cy="169545"/>
+                      <a:ext cx="2962688" cy="6439799"/>
                     </a:xfrm>
                     <a:prstGeom prst="rect">
                       <a:avLst/>
@@ -141,12 +135,11 @@
         <w:br/>
       </w:r>
       <w:r>
-        <w:lastRenderedPageBreak/>
         <w:drawing>
-          <wp:inline distT="0" distB="0" distL="0" distR="0" wp14:anchorId="5CE770B1" wp14:editId="4D0B20F3">
-            <wp:extent cx="5940425" cy="5264785"/>
-            <wp:effectExtent l="0" t="0" r="3175" b="0"/>
-            <wp:docPr id="7" name="Рисунок 7"/>
+          <wp:inline distT="0" distB="0" distL="0" distR="0" wp14:anchorId="165ECFCD" wp14:editId="0F6FA8CE">
+            <wp:extent cx="5940425" cy="2493645"/>
+            <wp:effectExtent l="0" t="0" r="3175" b="1905"/>
+            <wp:docPr id="5" name="Рисунок 5"/>
             <wp:cNvGraphicFramePr>
               <a:graphicFrameLocks xmlns:a="http://schemas.openxmlformats.org/drawingml/2006/main" noChangeAspect="1"/>
             </wp:cNvGraphicFramePr>
@@ -166,7 +159,7 @@
                   <pic:spPr>
                     <a:xfrm>
                       <a:off x="0" y="0"/>
-                      <a:ext cx="5940425" cy="5264785"/>
+                      <a:ext cx="5940425" cy="2493645"/>
                     </a:xfrm>
                     <a:prstGeom prst="rect">
                       <a:avLst/>
@@ -180,18 +173,20 @@
       </w:r>
       <w:r>
         <w:br/>
+      </w:r>
+      <w:r>
+        <w:lastRenderedPageBreak/>
         <w:t>скрипт2</w:t>
       </w:r>
       <w:r>
         <w:br/>
       </w:r>
       <w:r>
-        <w:lastRenderedPageBreak/>
         <w:drawing>
-          <wp:inline distT="0" distB="0" distL="0" distR="0" wp14:anchorId="4975C8AA" wp14:editId="21F39D43">
-            <wp:extent cx="5458587" cy="5858693"/>
-            <wp:effectExtent l="0" t="0" r="8890" b="8890"/>
-            <wp:docPr id="8" name="Рисунок 8"/>
+          <wp:inline distT="0" distB="0" distL="0" distR="0" wp14:anchorId="144C9C4F" wp14:editId="2C2AA246">
+            <wp:extent cx="5940425" cy="5372735"/>
+            <wp:effectExtent l="0" t="0" r="3175" b="0"/>
+            <wp:docPr id="17" name="Рисунок 17"/>
             <wp:cNvGraphicFramePr>
               <a:graphicFrameLocks xmlns:a="http://schemas.openxmlformats.org/drawingml/2006/main" noChangeAspect="1"/>
             </wp:cNvGraphicFramePr>
@@ -211,7 +206,7 @@
                   <pic:spPr>
                     <a:xfrm>
                       <a:off x="0" y="0"/>
-                      <a:ext cx="5458587" cy="5858693"/>
+                      <a:ext cx="5940425" cy="5372735"/>
                     </a:xfrm>
                     <a:prstGeom prst="rect">
                       <a:avLst/>
@@ -233,10 +228,10 @@
       <w:r>
         <w:lastRenderedPageBreak/>
         <w:drawing>
-          <wp:inline distT="0" distB="0" distL="0" distR="0" wp14:anchorId="6C080094" wp14:editId="689C4AFE">
-            <wp:extent cx="5940425" cy="6101715"/>
-            <wp:effectExtent l="0" t="0" r="3175" b="0"/>
-            <wp:docPr id="9" name="Рисунок 9"/>
+          <wp:inline distT="0" distB="0" distL="0" distR="0" wp14:anchorId="46CE9C14" wp14:editId="63D1ACDE">
+            <wp:extent cx="5940425" cy="4719955"/>
+            <wp:effectExtent l="0" t="0" r="3175" b="4445"/>
+            <wp:docPr id="18" name="Рисунок 18"/>
             <wp:cNvGraphicFramePr>
               <a:graphicFrameLocks xmlns:a="http://schemas.openxmlformats.org/drawingml/2006/main" noChangeAspect="1"/>
             </wp:cNvGraphicFramePr>
@@ -256,7 +251,7 @@
                   <pic:spPr>
                     <a:xfrm>
                       <a:off x="0" y="0"/>
-                      <a:ext cx="5940425" cy="6101715"/>
+                      <a:ext cx="5940425" cy="4719955"/>
                     </a:xfrm>
                     <a:prstGeom prst="rect">
                       <a:avLst/>
@@ -278,10 +273,10 @@
       <w:r>
         <w:lastRenderedPageBreak/>
         <w:drawing>
-          <wp:inline distT="0" distB="0" distL="0" distR="0" wp14:anchorId="5340B47B" wp14:editId="076324F3">
-            <wp:extent cx="5940425" cy="5625465"/>
+          <wp:inline distT="0" distB="0" distL="0" distR="0" wp14:anchorId="7F18F36E" wp14:editId="3D0243F7">
+            <wp:extent cx="5940425" cy="6174740"/>
             <wp:effectExtent l="0" t="0" r="3175" b="0"/>
-            <wp:docPr id="10" name="Рисунок 10"/>
+            <wp:docPr id="19" name="Рисунок 19"/>
             <wp:cNvGraphicFramePr>
               <a:graphicFrameLocks xmlns:a="http://schemas.openxmlformats.org/drawingml/2006/main" noChangeAspect="1"/>
             </wp:cNvGraphicFramePr>
@@ -301,7 +296,7 @@
                   <pic:spPr>
                     <a:xfrm>
                       <a:off x="0" y="0"/>
-                      <a:ext cx="5940425" cy="5625465"/>
+                      <a:ext cx="5940425" cy="6174740"/>
                     </a:xfrm>
                     <a:prstGeom prst="rect">
                       <a:avLst/>
@@ -321,11 +316,12 @@
         <w:br/>
       </w:r>
       <w:r>
+        <w:lastRenderedPageBreak/>
         <w:drawing>
-          <wp:inline distT="0" distB="0" distL="0" distR="0" wp14:anchorId="5BDC29E6" wp14:editId="0013DDB7">
-            <wp:extent cx="5940425" cy="2792730"/>
-            <wp:effectExtent l="0" t="0" r="3175" b="7620"/>
-            <wp:docPr id="11" name="Рисунок 11"/>
+          <wp:inline distT="0" distB="0" distL="0" distR="0" wp14:anchorId="73821B72" wp14:editId="22AE1B5F">
+            <wp:extent cx="5940425" cy="5226685"/>
+            <wp:effectExtent l="0" t="0" r="3175" b="0"/>
+            <wp:docPr id="20" name="Рисунок 20"/>
             <wp:cNvGraphicFramePr>
               <a:graphicFrameLocks xmlns:a="http://schemas.openxmlformats.org/drawingml/2006/main" noChangeAspect="1"/>
             </wp:cNvGraphicFramePr>
@@ -345,7 +341,7 @@
                   <pic:spPr>
                     <a:xfrm>
                       <a:off x="0" y="0"/>
-                      <a:ext cx="5940425" cy="2792730"/>
+                      <a:ext cx="5940425" cy="5226685"/>
                     </a:xfrm>
                     <a:prstGeom prst="rect">
                       <a:avLst/>
@@ -359,18 +355,13 @@
       </w:r>
       <w:r>
         <w:br/>
-        <w:t>скрипт6</w:t>
-      </w:r>
-      <w:r>
-        <w:br/>
-      </w:r>
-      <w:r>
-        <w:lastRenderedPageBreak/>
+      </w:r>
+      <w:r>
         <w:drawing>
-          <wp:inline distT="0" distB="0" distL="0" distR="0" wp14:anchorId="093215B0" wp14:editId="0B9848B7">
-            <wp:extent cx="5940425" cy="4314825"/>
-            <wp:effectExtent l="0" t="0" r="3175" b="9525"/>
-            <wp:docPr id="12" name="Рисунок 12"/>
+          <wp:inline distT="0" distB="0" distL="0" distR="0" wp14:anchorId="0FA40237" wp14:editId="70EC70B3">
+            <wp:extent cx="5940425" cy="3312160"/>
+            <wp:effectExtent l="0" t="0" r="3175" b="2540"/>
+            <wp:docPr id="21" name="Рисунок 21"/>
             <wp:cNvGraphicFramePr>
               <a:graphicFrameLocks xmlns:a="http://schemas.openxmlformats.org/drawingml/2006/main" noChangeAspect="1"/>
             </wp:cNvGraphicFramePr>
@@ -390,7 +381,7 @@
                   <pic:spPr>
                     <a:xfrm>
                       <a:off x="0" y="0"/>
-                      <a:ext cx="5940425" cy="4314825"/>
+                      <a:ext cx="5940425" cy="3312160"/>
                     </a:xfrm>
                     <a:prstGeom prst="rect">
                       <a:avLst/>
@@ -404,7 +395,7 @@
       </w:r>
       <w:r>
         <w:br/>
-        <w:t>скрипт7</w:t>
+        <w:t>скрипт6</w:t>
       </w:r>
       <w:r>
         <w:br/>
@@ -412,10 +403,10 @@
       <w:r>
         <w:lastRenderedPageBreak/>
         <w:drawing>
-          <wp:inline distT="0" distB="0" distL="0" distR="0" wp14:anchorId="6EFB3DA2" wp14:editId="4EE5E479">
-            <wp:extent cx="5940425" cy="5488940"/>
-            <wp:effectExtent l="0" t="0" r="3175" b="0"/>
-            <wp:docPr id="13" name="Рисунок 13"/>
+          <wp:inline distT="0" distB="0" distL="0" distR="0" wp14:anchorId="28FD74B2" wp14:editId="320B1329">
+            <wp:extent cx="5940425" cy="5180330"/>
+            <wp:effectExtent l="0" t="0" r="3175" b="1270"/>
+            <wp:docPr id="22" name="Рисунок 22"/>
             <wp:cNvGraphicFramePr>
               <a:graphicFrameLocks xmlns:a="http://schemas.openxmlformats.org/drawingml/2006/main" noChangeAspect="1"/>
             </wp:cNvGraphicFramePr>
@@ -435,7 +426,7 @@
                   <pic:spPr>
                     <a:xfrm>
                       <a:off x="0" y="0"/>
-                      <a:ext cx="5940425" cy="5488940"/>
+                      <a:ext cx="5940425" cy="5180330"/>
                     </a:xfrm>
                     <a:prstGeom prst="rect">
                       <a:avLst/>
@@ -449,18 +440,13 @@
       </w:r>
       <w:r>
         <w:br/>
-        <w:t>скрипт8</w:t>
-      </w:r>
-      <w:r>
-        <w:br/>
-      </w:r>
-      <w:r>
-        <w:lastRenderedPageBreak/>
+      </w:r>
+      <w:r>
         <w:drawing>
-          <wp:inline distT="0" distB="0" distL="0" distR="0" wp14:anchorId="6B0F3FAB" wp14:editId="7CC7D708">
-            <wp:extent cx="5940425" cy="6169660"/>
-            <wp:effectExtent l="0" t="0" r="3175" b="2540"/>
-            <wp:docPr id="14" name="Рисунок 14"/>
+          <wp:inline distT="0" distB="0" distL="0" distR="0" wp14:anchorId="4AD0D214" wp14:editId="7B8065F7">
+            <wp:extent cx="5940425" cy="3489325"/>
+            <wp:effectExtent l="0" t="0" r="3175" b="0"/>
+            <wp:docPr id="23" name="Рисунок 23"/>
             <wp:cNvGraphicFramePr>
               <a:graphicFrameLocks xmlns:a="http://schemas.openxmlformats.org/drawingml/2006/main" noChangeAspect="1"/>
             </wp:cNvGraphicFramePr>
@@ -480,7 +466,7 @@
                   <pic:spPr>
                     <a:xfrm>
                       <a:off x="0" y="0"/>
-                      <a:ext cx="5940425" cy="6169660"/>
+                      <a:ext cx="5940425" cy="3489325"/>
                     </a:xfrm>
                     <a:prstGeom prst="rect">
                       <a:avLst/>
@@ -494,14 +480,18 @@
       </w:r>
       <w:r>
         <w:br/>
+        <w:t>скрипт7</w:t>
+      </w:r>
+      <w:r>
+        <w:br/>
       </w:r>
       <w:r>
         <w:lastRenderedPageBreak/>
         <w:drawing>
-          <wp:inline distT="0" distB="0" distL="0" distR="0" wp14:anchorId="6E9A0922" wp14:editId="38569CD5">
-            <wp:extent cx="5940425" cy="5707380"/>
-            <wp:effectExtent l="0" t="0" r="3175" b="7620"/>
-            <wp:docPr id="15" name="Рисунок 15"/>
+          <wp:inline distT="0" distB="0" distL="0" distR="0" wp14:anchorId="708CD4FA" wp14:editId="6EF23166">
+            <wp:extent cx="5940425" cy="5281930"/>
+            <wp:effectExtent l="0" t="0" r="3175" b="0"/>
+            <wp:docPr id="24" name="Рисунок 24"/>
             <wp:cNvGraphicFramePr>
               <a:graphicFrameLocks xmlns:a="http://schemas.openxmlformats.org/drawingml/2006/main" noChangeAspect="1"/>
             </wp:cNvGraphicFramePr>
@@ -521,7 +511,7 @@
                   <pic:spPr>
                     <a:xfrm>
                       <a:off x="0" y="0"/>
-                      <a:ext cx="5940425" cy="5707380"/>
+                      <a:ext cx="5940425" cy="5281930"/>
                     </a:xfrm>
                     <a:prstGeom prst="rect">
                       <a:avLst/>
@@ -535,13 +525,18 @@
       </w:r>
       <w:r>
         <w:br/>
-      </w:r>
-      <w:r>
+        <w:t>скрипт8</w:t>
+      </w:r>
+      <w:r>
+        <w:br/>
+      </w:r>
+      <w:r>
+        <w:lastRenderedPageBreak/>
         <w:drawing>
-          <wp:inline distT="0" distB="0" distL="0" distR="0" wp14:anchorId="601161C4" wp14:editId="4B06AED4">
-            <wp:extent cx="5940425" cy="2680335"/>
-            <wp:effectExtent l="0" t="0" r="3175" b="5715"/>
-            <wp:docPr id="16" name="Рисунок 16"/>
+          <wp:inline distT="0" distB="0" distL="0" distR="0" wp14:anchorId="69B58DE0" wp14:editId="1D4A683C">
+            <wp:extent cx="5940425" cy="5081905"/>
+            <wp:effectExtent l="0" t="0" r="3175" b="4445"/>
+            <wp:docPr id="25" name="Рисунок 25"/>
             <wp:cNvGraphicFramePr>
               <a:graphicFrameLocks xmlns:a="http://schemas.openxmlformats.org/drawingml/2006/main" noChangeAspect="1"/>
             </wp:cNvGraphicFramePr>
@@ -561,7 +556,7 @@
                   <pic:spPr>
                     <a:xfrm>
                       <a:off x="0" y="0"/>
-                      <a:ext cx="5940425" cy="2680335"/>
+                      <a:ext cx="5940425" cy="5081905"/>
                     </a:xfrm>
                     <a:prstGeom prst="rect">
                       <a:avLst/>
@@ -572,9 +567,6 @@
             </a:graphic>
           </wp:inline>
         </w:drawing>
-      </w:r>
-      <w:r>
-        <w:br/>
       </w:r>
       <w:bookmarkStart w:id="0" w:name="_GoBack"/>
       <w:bookmarkEnd w:id="0"/>

--- a/UP01.02КореньГизейКуликов.docx
+++ b/UP01.02КореньГизейКуликов.docx
@@ -4,559 +4,678 @@
   <w:body>
     <w:p>
       <w:r>
-        <w:drawing>
-          <wp:inline distT="0" distB="0" distL="0" distR="0" wp14:anchorId="55E1F286" wp14:editId="16E46B40">
-            <wp:extent cx="5940425" cy="278765"/>
+        <w:rPr>
+          <w:noProof/>
+          <w:lang w:eastAsia="ru-RU"/>
+        </w:rPr>
+        <w:drawing>
+          <wp:inline distT="0" distB="0" distL="0" distR="0" wp14:anchorId="73B5D414" wp14:editId="610D7BAA">
+            <wp:extent cx="5940425" cy="687705"/>
+            <wp:effectExtent l="0" t="0" r="3175" b="0"/>
+            <wp:docPr id="1" name="Рисунок 1"/>
+            <wp:cNvGraphicFramePr>
+              <a:graphicFrameLocks xmlns:a="http://schemas.openxmlformats.org/drawingml/2006/main" noChangeAspect="1"/>
+            </wp:cNvGraphicFramePr>
+            <a:graphic xmlns:a="http://schemas.openxmlformats.org/drawingml/2006/main">
+              <a:graphicData uri="http://schemas.openxmlformats.org/drawingml/2006/picture">
+                <pic:pic xmlns:pic="http://schemas.openxmlformats.org/drawingml/2006/picture">
+                  <pic:nvPicPr>
+                    <pic:cNvPr id="1" name=""/>
+                    <pic:cNvPicPr/>
+                  </pic:nvPicPr>
+                  <pic:blipFill>
+                    <a:blip r:embed="rId4"/>
+                    <a:stretch>
+                      <a:fillRect/>
+                    </a:stretch>
+                  </pic:blipFill>
+                  <pic:spPr>
+                    <a:xfrm>
+                      <a:off x="0" y="0"/>
+                      <a:ext cx="5940425" cy="687705"/>
+                    </a:xfrm>
+                    <a:prstGeom prst="rect">
+                      <a:avLst/>
+                    </a:prstGeom>
+                  </pic:spPr>
+                </pic:pic>
+              </a:graphicData>
+            </a:graphic>
+          </wp:inline>
+        </w:drawing>
+      </w:r>
+      <w:r>
+        <w:br/>
+      </w:r>
+      <w:r>
+        <w:br/>
+      </w:r>
+      <w:r>
+        <w:drawing>
+          <wp:inline distT="0" distB="0" distL="0" distR="0" wp14:anchorId="0B30BAB6" wp14:editId="7EB0D4B4">
+            <wp:extent cx="1914792" cy="4382112"/>
+            <wp:effectExtent l="0" t="0" r="9525" b="0"/>
+            <wp:docPr id="2" name="Рисунок 2"/>
+            <wp:cNvGraphicFramePr>
+              <a:graphicFrameLocks xmlns:a="http://schemas.openxmlformats.org/drawingml/2006/main" noChangeAspect="1"/>
+            </wp:cNvGraphicFramePr>
+            <a:graphic xmlns:a="http://schemas.openxmlformats.org/drawingml/2006/main">
+              <a:graphicData uri="http://schemas.openxmlformats.org/drawingml/2006/picture">
+                <pic:pic xmlns:pic="http://schemas.openxmlformats.org/drawingml/2006/picture">
+                  <pic:nvPicPr>
+                    <pic:cNvPr id="1" name=""/>
+                    <pic:cNvPicPr/>
+                  </pic:nvPicPr>
+                  <pic:blipFill>
+                    <a:blip r:embed="rId5"/>
+                    <a:stretch>
+                      <a:fillRect/>
+                    </a:stretch>
+                  </pic:blipFill>
+                  <pic:spPr>
+                    <a:xfrm>
+                      <a:off x="0" y="0"/>
+                      <a:ext cx="1914792" cy="4382112"/>
+                    </a:xfrm>
+                    <a:prstGeom prst="rect">
+                      <a:avLst/>
+                    </a:prstGeom>
+                  </pic:spPr>
+                </pic:pic>
+              </a:graphicData>
+            </a:graphic>
+          </wp:inline>
+        </w:drawing>
+      </w:r>
+      <w:r>
+        <w:br/>
+      </w:r>
+      <w:r>
+        <w:br/>
+        <w:t>скрипт1</w:t>
+      </w:r>
+      <w:r>
+        <w:br/>
+      </w:r>
+      <w:r>
+        <w:drawing>
+          <wp:inline distT="0" distB="0" distL="0" distR="0" wp14:anchorId="1566EB4E" wp14:editId="6ACB1443">
+            <wp:extent cx="5940425" cy="2035810"/>
+            <wp:effectExtent l="0" t="0" r="3175" b="2540"/>
+            <wp:docPr id="6" name="Рисунок 6"/>
+            <wp:cNvGraphicFramePr>
+              <a:graphicFrameLocks xmlns:a="http://schemas.openxmlformats.org/drawingml/2006/main" noChangeAspect="1"/>
+            </wp:cNvGraphicFramePr>
+            <a:graphic xmlns:a="http://schemas.openxmlformats.org/drawingml/2006/main">
+              <a:graphicData uri="http://schemas.openxmlformats.org/drawingml/2006/picture">
+                <pic:pic xmlns:pic="http://schemas.openxmlformats.org/drawingml/2006/picture">
+                  <pic:nvPicPr>
+                    <pic:cNvPr id="1" name=""/>
+                    <pic:cNvPicPr/>
+                  </pic:nvPicPr>
+                  <pic:blipFill>
+                    <a:blip r:embed="rId6"/>
+                    <a:stretch>
+                      <a:fillRect/>
+                    </a:stretch>
+                  </pic:blipFill>
+                  <pic:spPr>
+                    <a:xfrm>
+                      <a:off x="0" y="0"/>
+                      <a:ext cx="5940425" cy="2035810"/>
+                    </a:xfrm>
+                    <a:prstGeom prst="rect">
+                      <a:avLst/>
+                    </a:prstGeom>
+                  </pic:spPr>
+                </pic:pic>
+              </a:graphicData>
+            </a:graphic>
+          </wp:inline>
+        </w:drawing>
+      </w:r>
+      <w:r>
+        <w:br/>
+        <w:t>скрипт2</w:t>
+      </w:r>
+      <w:r>
+        <w:br/>
+      </w:r>
+      <w:r>
+        <w:lastRenderedPageBreak/>
+        <w:drawing>
+          <wp:inline distT="0" distB="0" distL="0" distR="0" wp14:anchorId="0D718F40" wp14:editId="1911781B">
+            <wp:extent cx="5940425" cy="6473190"/>
+            <wp:effectExtent l="0" t="0" r="3175" b="3810"/>
+            <wp:docPr id="7" name="Рисунок 7"/>
+            <wp:cNvGraphicFramePr>
+              <a:graphicFrameLocks xmlns:a="http://schemas.openxmlformats.org/drawingml/2006/main" noChangeAspect="1"/>
+            </wp:cNvGraphicFramePr>
+            <a:graphic xmlns:a="http://schemas.openxmlformats.org/drawingml/2006/main">
+              <a:graphicData uri="http://schemas.openxmlformats.org/drawingml/2006/picture">
+                <pic:pic xmlns:pic="http://schemas.openxmlformats.org/drawingml/2006/picture">
+                  <pic:nvPicPr>
+                    <pic:cNvPr id="1" name=""/>
+                    <pic:cNvPicPr/>
+                  </pic:nvPicPr>
+                  <pic:blipFill>
+                    <a:blip r:embed="rId7"/>
+                    <a:stretch>
+                      <a:fillRect/>
+                    </a:stretch>
+                  </pic:blipFill>
+                  <pic:spPr>
+                    <a:xfrm>
+                      <a:off x="0" y="0"/>
+                      <a:ext cx="5940425" cy="6473190"/>
+                    </a:xfrm>
+                    <a:prstGeom prst="rect">
+                      <a:avLst/>
+                    </a:prstGeom>
+                  </pic:spPr>
+                </pic:pic>
+              </a:graphicData>
+            </a:graphic>
+          </wp:inline>
+        </w:drawing>
+      </w:r>
+      <w:r>
+        <w:br/>
+        <w:t>скрипт3</w:t>
+      </w:r>
+      <w:r>
+        <w:br/>
+      </w:r>
+      <w:r>
+        <w:lastRenderedPageBreak/>
+        <w:drawing>
+          <wp:inline distT="0" distB="0" distL="0" distR="0" wp14:anchorId="329D41D1" wp14:editId="5C87607A">
+            <wp:extent cx="5940425" cy="6384925"/>
+            <wp:effectExtent l="0" t="0" r="3175" b="0"/>
+            <wp:docPr id="8" name="Рисунок 8"/>
+            <wp:cNvGraphicFramePr>
+              <a:graphicFrameLocks xmlns:a="http://schemas.openxmlformats.org/drawingml/2006/main" noChangeAspect="1"/>
+            </wp:cNvGraphicFramePr>
+            <a:graphic xmlns:a="http://schemas.openxmlformats.org/drawingml/2006/main">
+              <a:graphicData uri="http://schemas.openxmlformats.org/drawingml/2006/picture">
+                <pic:pic xmlns:pic="http://schemas.openxmlformats.org/drawingml/2006/picture">
+                  <pic:nvPicPr>
+                    <pic:cNvPr id="1" name=""/>
+                    <pic:cNvPicPr/>
+                  </pic:nvPicPr>
+                  <pic:blipFill>
+                    <a:blip r:embed="rId8"/>
+                    <a:stretch>
+                      <a:fillRect/>
+                    </a:stretch>
+                  </pic:blipFill>
+                  <pic:spPr>
+                    <a:xfrm>
+                      <a:off x="0" y="0"/>
+                      <a:ext cx="5940425" cy="6384925"/>
+                    </a:xfrm>
+                    <a:prstGeom prst="rect">
+                      <a:avLst/>
+                    </a:prstGeom>
+                  </pic:spPr>
+                </pic:pic>
+              </a:graphicData>
+            </a:graphic>
+          </wp:inline>
+        </w:drawing>
+      </w:r>
+      <w:r>
+        <w:br/>
+      </w:r>
+      <w:r>
+        <w:lastRenderedPageBreak/>
+        <w:drawing>
+          <wp:inline distT="0" distB="0" distL="0" distR="0" wp14:anchorId="26836387" wp14:editId="774F9C19">
+            <wp:extent cx="5940425" cy="3919855"/>
+            <wp:effectExtent l="0" t="0" r="3175" b="4445"/>
+            <wp:docPr id="9" name="Рисунок 9"/>
+            <wp:cNvGraphicFramePr>
+              <a:graphicFrameLocks xmlns:a="http://schemas.openxmlformats.org/drawingml/2006/main" noChangeAspect="1"/>
+            </wp:cNvGraphicFramePr>
+            <a:graphic xmlns:a="http://schemas.openxmlformats.org/drawingml/2006/main">
+              <a:graphicData uri="http://schemas.openxmlformats.org/drawingml/2006/picture">
+                <pic:pic xmlns:pic="http://schemas.openxmlformats.org/drawingml/2006/picture">
+                  <pic:nvPicPr>
+                    <pic:cNvPr id="1" name=""/>
+                    <pic:cNvPicPr/>
+                  </pic:nvPicPr>
+                  <pic:blipFill>
+                    <a:blip r:embed="rId9"/>
+                    <a:stretch>
+                      <a:fillRect/>
+                    </a:stretch>
+                  </pic:blipFill>
+                  <pic:spPr>
+                    <a:xfrm>
+                      <a:off x="0" y="0"/>
+                      <a:ext cx="5940425" cy="3919855"/>
+                    </a:xfrm>
+                    <a:prstGeom prst="rect">
+                      <a:avLst/>
+                    </a:prstGeom>
+                  </pic:spPr>
+                </pic:pic>
+              </a:graphicData>
+            </a:graphic>
+          </wp:inline>
+        </w:drawing>
+      </w:r>
+      <w:r>
+        <w:br/>
+        <w:t>скрипт4</w:t>
+      </w:r>
+      <w:r>
+        <w:br/>
+      </w:r>
+      <w:r>
+        <w:drawing>
+          <wp:inline distT="0" distB="0" distL="0" distR="0" wp14:anchorId="48E7889E" wp14:editId="5E770FC1">
+            <wp:extent cx="5940425" cy="4000500"/>
+            <wp:effectExtent l="0" t="0" r="3175" b="0"/>
+            <wp:docPr id="10" name="Рисунок 10"/>
+            <wp:cNvGraphicFramePr>
+              <a:graphicFrameLocks xmlns:a="http://schemas.openxmlformats.org/drawingml/2006/main" noChangeAspect="1"/>
+            </wp:cNvGraphicFramePr>
+            <a:graphic xmlns:a="http://schemas.openxmlformats.org/drawingml/2006/main">
+              <a:graphicData uri="http://schemas.openxmlformats.org/drawingml/2006/picture">
+                <pic:pic xmlns:pic="http://schemas.openxmlformats.org/drawingml/2006/picture">
+                  <pic:nvPicPr>
+                    <pic:cNvPr id="1" name=""/>
+                    <pic:cNvPicPr/>
+                  </pic:nvPicPr>
+                  <pic:blipFill>
+                    <a:blip r:embed="rId10"/>
+                    <a:stretch>
+                      <a:fillRect/>
+                    </a:stretch>
+                  </pic:blipFill>
+                  <pic:spPr>
+                    <a:xfrm>
+                      <a:off x="0" y="0"/>
+                      <a:ext cx="5940425" cy="4000500"/>
+                    </a:xfrm>
+                    <a:prstGeom prst="rect">
+                      <a:avLst/>
+                    </a:prstGeom>
+                  </pic:spPr>
+                </pic:pic>
+              </a:graphicData>
+            </a:graphic>
+          </wp:inline>
+        </w:drawing>
+      </w:r>
+      <w:r>
+        <w:br/>
+        <w:t>скрипт5</w:t>
+      </w:r>
+      <w:r>
+        <w:br/>
+      </w:r>
+      <w:r>
+        <w:lastRenderedPageBreak/>
+        <w:drawing>
+          <wp:inline distT="0" distB="0" distL="0" distR="0" wp14:anchorId="65DAE6A2" wp14:editId="27E64569">
+            <wp:extent cx="5940425" cy="6510020"/>
+            <wp:effectExtent l="0" t="0" r="3175" b="5080"/>
+            <wp:docPr id="11" name="Рисунок 11"/>
+            <wp:cNvGraphicFramePr>
+              <a:graphicFrameLocks xmlns:a="http://schemas.openxmlformats.org/drawingml/2006/main" noChangeAspect="1"/>
+            </wp:cNvGraphicFramePr>
+            <a:graphic xmlns:a="http://schemas.openxmlformats.org/drawingml/2006/main">
+              <a:graphicData uri="http://schemas.openxmlformats.org/drawingml/2006/picture">
+                <pic:pic xmlns:pic="http://schemas.openxmlformats.org/drawingml/2006/picture">
+                  <pic:nvPicPr>
+                    <pic:cNvPr id="1" name=""/>
+                    <pic:cNvPicPr/>
+                  </pic:nvPicPr>
+                  <pic:blipFill>
+                    <a:blip r:embed="rId11"/>
+                    <a:stretch>
+                      <a:fillRect/>
+                    </a:stretch>
+                  </pic:blipFill>
+                  <pic:spPr>
+                    <a:xfrm>
+                      <a:off x="0" y="0"/>
+                      <a:ext cx="5940425" cy="6510020"/>
+                    </a:xfrm>
+                    <a:prstGeom prst="rect">
+                      <a:avLst/>
+                    </a:prstGeom>
+                  </pic:spPr>
+                </pic:pic>
+              </a:graphicData>
+            </a:graphic>
+          </wp:inline>
+        </w:drawing>
+      </w:r>
+      <w:r>
+        <w:br/>
+        <w:t>скрипт6</w:t>
+      </w:r>
+      <w:r>
+        <w:br/>
+      </w:r>
+      <w:r>
+        <w:lastRenderedPageBreak/>
+        <w:drawing>
+          <wp:inline distT="0" distB="0" distL="0" distR="0" wp14:anchorId="4A7C8C9F" wp14:editId="53B41C11">
+            <wp:extent cx="5940425" cy="6962140"/>
+            <wp:effectExtent l="0" t="0" r="3175" b="0"/>
+            <wp:docPr id="12" name="Рисунок 12"/>
+            <wp:cNvGraphicFramePr>
+              <a:graphicFrameLocks xmlns:a="http://schemas.openxmlformats.org/drawingml/2006/main" noChangeAspect="1"/>
+            </wp:cNvGraphicFramePr>
+            <a:graphic xmlns:a="http://schemas.openxmlformats.org/drawingml/2006/main">
+              <a:graphicData uri="http://schemas.openxmlformats.org/drawingml/2006/picture">
+                <pic:pic xmlns:pic="http://schemas.openxmlformats.org/drawingml/2006/picture">
+                  <pic:nvPicPr>
+                    <pic:cNvPr id="1" name=""/>
+                    <pic:cNvPicPr/>
+                  </pic:nvPicPr>
+                  <pic:blipFill>
+                    <a:blip r:embed="rId12"/>
+                    <a:stretch>
+                      <a:fillRect/>
+                    </a:stretch>
+                  </pic:blipFill>
+                  <pic:spPr>
+                    <a:xfrm>
+                      <a:off x="0" y="0"/>
+                      <a:ext cx="5940425" cy="6962140"/>
+                    </a:xfrm>
+                    <a:prstGeom prst="rect">
+                      <a:avLst/>
+                    </a:prstGeom>
+                  </pic:spPr>
+                </pic:pic>
+              </a:graphicData>
+            </a:graphic>
+          </wp:inline>
+        </w:drawing>
+      </w:r>
+      <w:r>
+        <w:br/>
+      </w:r>
+      <w:r>
+        <w:lastRenderedPageBreak/>
+        <w:drawing>
+          <wp:inline distT="0" distB="0" distL="0" distR="0" wp14:anchorId="0A9B6DAA" wp14:editId="6A9D7FA3">
+            <wp:extent cx="5940425" cy="2282190"/>
+            <wp:effectExtent l="0" t="0" r="3175" b="3810"/>
+            <wp:docPr id="13" name="Рисунок 13"/>
+            <wp:cNvGraphicFramePr>
+              <a:graphicFrameLocks xmlns:a="http://schemas.openxmlformats.org/drawingml/2006/main" noChangeAspect="1"/>
+            </wp:cNvGraphicFramePr>
+            <a:graphic xmlns:a="http://schemas.openxmlformats.org/drawingml/2006/main">
+              <a:graphicData uri="http://schemas.openxmlformats.org/drawingml/2006/picture">
+                <pic:pic xmlns:pic="http://schemas.openxmlformats.org/drawingml/2006/picture">
+                  <pic:nvPicPr>
+                    <pic:cNvPr id="1" name=""/>
+                    <pic:cNvPicPr/>
+                  </pic:nvPicPr>
+                  <pic:blipFill>
+                    <a:blip r:embed="rId13"/>
+                    <a:stretch>
+                      <a:fillRect/>
+                    </a:stretch>
+                  </pic:blipFill>
+                  <pic:spPr>
+                    <a:xfrm>
+                      <a:off x="0" y="0"/>
+                      <a:ext cx="5940425" cy="2282190"/>
+                    </a:xfrm>
+                    <a:prstGeom prst="rect">
+                      <a:avLst/>
+                    </a:prstGeom>
+                  </pic:spPr>
+                </pic:pic>
+              </a:graphicData>
+            </a:graphic>
+          </wp:inline>
+        </w:drawing>
+      </w:r>
+      <w:r>
+        <w:br/>
+        <w:t>скрипт7</w:t>
+      </w:r>
+      <w:r>
+        <w:br/>
+      </w:r>
+      <w:r>
+        <w:drawing>
+          <wp:inline distT="0" distB="0" distL="0" distR="0" wp14:anchorId="54372A7B" wp14:editId="7299CDA2">
+            <wp:extent cx="5940425" cy="6421755"/>
+            <wp:effectExtent l="0" t="0" r="3175" b="0"/>
+            <wp:docPr id="14" name="Рисунок 14"/>
+            <wp:cNvGraphicFramePr>
+              <a:graphicFrameLocks xmlns:a="http://schemas.openxmlformats.org/drawingml/2006/main" noChangeAspect="1"/>
+            </wp:cNvGraphicFramePr>
+            <a:graphic xmlns:a="http://schemas.openxmlformats.org/drawingml/2006/main">
+              <a:graphicData uri="http://schemas.openxmlformats.org/drawingml/2006/picture">
+                <pic:pic xmlns:pic="http://schemas.openxmlformats.org/drawingml/2006/picture">
+                  <pic:nvPicPr>
+                    <pic:cNvPr id="1" name=""/>
+                    <pic:cNvPicPr/>
+                  </pic:nvPicPr>
+                  <pic:blipFill>
+                    <a:blip r:embed="rId14"/>
+                    <a:stretch>
+                      <a:fillRect/>
+                    </a:stretch>
+                  </pic:blipFill>
+                  <pic:spPr>
+                    <a:xfrm>
+                      <a:off x="0" y="0"/>
+                      <a:ext cx="5940425" cy="6421755"/>
+                    </a:xfrm>
+                    <a:prstGeom prst="rect">
+                      <a:avLst/>
+                    </a:prstGeom>
+                  </pic:spPr>
+                </pic:pic>
+              </a:graphicData>
+            </a:graphic>
+          </wp:inline>
+        </w:drawing>
+      </w:r>
+      <w:r>
+        <w:br/>
+      </w:r>
+      <w:r>
+        <w:lastRenderedPageBreak/>
+        <w:drawing>
+          <wp:inline distT="0" distB="0" distL="0" distR="0" wp14:anchorId="2C019D37" wp14:editId="0D2900AF">
+            <wp:extent cx="5940425" cy="6440170"/>
+            <wp:effectExtent l="0" t="0" r="3175" b="0"/>
+            <wp:docPr id="15" name="Рисунок 15"/>
+            <wp:cNvGraphicFramePr>
+              <a:graphicFrameLocks xmlns:a="http://schemas.openxmlformats.org/drawingml/2006/main" noChangeAspect="1"/>
+            </wp:cNvGraphicFramePr>
+            <a:graphic xmlns:a="http://schemas.openxmlformats.org/drawingml/2006/main">
+              <a:graphicData uri="http://schemas.openxmlformats.org/drawingml/2006/picture">
+                <pic:pic xmlns:pic="http://schemas.openxmlformats.org/drawingml/2006/picture">
+                  <pic:nvPicPr>
+                    <pic:cNvPr id="1" name=""/>
+                    <pic:cNvPicPr/>
+                  </pic:nvPicPr>
+                  <pic:blipFill>
+                    <a:blip r:embed="rId15"/>
+                    <a:stretch>
+                      <a:fillRect/>
+                    </a:stretch>
+                  </pic:blipFill>
+                  <pic:spPr>
+                    <a:xfrm>
+                      <a:off x="0" y="0"/>
+                      <a:ext cx="5940425" cy="6440170"/>
+                    </a:xfrm>
+                    <a:prstGeom prst="rect">
+                      <a:avLst/>
+                    </a:prstGeom>
+                  </pic:spPr>
+                </pic:pic>
+              </a:graphicData>
+            </a:graphic>
+          </wp:inline>
+        </w:drawing>
+      </w:r>
+      <w:r>
+        <w:br/>
+      </w:r>
+      <w:r>
+        <w:lastRenderedPageBreak/>
+        <w:drawing>
+          <wp:inline distT="0" distB="0" distL="0" distR="0" wp14:anchorId="62253344" wp14:editId="78DD7123">
+            <wp:extent cx="5940425" cy="4567555"/>
+            <wp:effectExtent l="0" t="0" r="3175" b="4445"/>
+            <wp:docPr id="16" name="Рисунок 16"/>
+            <wp:cNvGraphicFramePr>
+              <a:graphicFrameLocks xmlns:a="http://schemas.openxmlformats.org/drawingml/2006/main" noChangeAspect="1"/>
+            </wp:cNvGraphicFramePr>
+            <a:graphic xmlns:a="http://schemas.openxmlformats.org/drawingml/2006/main">
+              <a:graphicData uri="http://schemas.openxmlformats.org/drawingml/2006/picture">
+                <pic:pic xmlns:pic="http://schemas.openxmlformats.org/drawingml/2006/picture">
+                  <pic:nvPicPr>
+                    <pic:cNvPr id="1" name=""/>
+                    <pic:cNvPicPr/>
+                  </pic:nvPicPr>
+                  <pic:blipFill>
+                    <a:blip r:embed="rId16"/>
+                    <a:stretch>
+                      <a:fillRect/>
+                    </a:stretch>
+                  </pic:blipFill>
+                  <pic:spPr>
+                    <a:xfrm>
+                      <a:off x="0" y="0"/>
+                      <a:ext cx="5940425" cy="4567555"/>
+                    </a:xfrm>
+                    <a:prstGeom prst="rect">
+                      <a:avLst/>
+                    </a:prstGeom>
+                  </pic:spPr>
+                </pic:pic>
+              </a:graphicData>
+            </a:graphic>
+          </wp:inline>
+        </w:drawing>
+      </w:r>
+      <w:r>
+        <w:br/>
+        <w:t>скрипт8</w:t>
+      </w:r>
+      <w:r>
+        <w:br/>
+      </w:r>
+      <w:r>
+        <w:lastRenderedPageBreak/>
+        <w:drawing>
+          <wp:inline distT="0" distB="0" distL="0" distR="0" wp14:anchorId="72B337B9" wp14:editId="6A5EA860">
+            <wp:extent cx="5940425" cy="6094730"/>
+            <wp:effectExtent l="0" t="0" r="3175" b="1270"/>
+            <wp:docPr id="26" name="Рисунок 26"/>
+            <wp:cNvGraphicFramePr>
+              <a:graphicFrameLocks xmlns:a="http://schemas.openxmlformats.org/drawingml/2006/main" noChangeAspect="1"/>
+            </wp:cNvGraphicFramePr>
+            <a:graphic xmlns:a="http://schemas.openxmlformats.org/drawingml/2006/main">
+              <a:graphicData uri="http://schemas.openxmlformats.org/drawingml/2006/picture">
+                <pic:pic xmlns:pic="http://schemas.openxmlformats.org/drawingml/2006/picture">
+                  <pic:nvPicPr>
+                    <pic:cNvPr id="1" name=""/>
+                    <pic:cNvPicPr/>
+                  </pic:nvPicPr>
+                  <pic:blipFill>
+                    <a:blip r:embed="rId17"/>
+                    <a:stretch>
+                      <a:fillRect/>
+                    </a:stretch>
+                  </pic:blipFill>
+                  <pic:spPr>
+                    <a:xfrm>
+                      <a:off x="0" y="0"/>
+                      <a:ext cx="5940425" cy="6094730"/>
+                    </a:xfrm>
+                    <a:prstGeom prst="rect">
+                      <a:avLst/>
+                    </a:prstGeom>
+                  </pic:spPr>
+                </pic:pic>
+              </a:graphicData>
+            </a:graphic>
+          </wp:inline>
+        </w:drawing>
+      </w:r>
+      <w:r>
+        <w:lastRenderedPageBreak/>
+        <w:drawing>
+          <wp:inline distT="0" distB="0" distL="0" distR="0" wp14:anchorId="633B3CB4" wp14:editId="5927114D">
+            <wp:extent cx="5940425" cy="6431915"/>
             <wp:effectExtent l="0" t="0" r="3175" b="6985"/>
-            <wp:docPr id="1" name="Рисунок 1"/>
-            <wp:cNvGraphicFramePr>
-              <a:graphicFrameLocks xmlns:a="http://schemas.openxmlformats.org/drawingml/2006/main" noChangeAspect="1"/>
-            </wp:cNvGraphicFramePr>
-            <a:graphic xmlns:a="http://schemas.openxmlformats.org/drawingml/2006/main">
-              <a:graphicData uri="http://schemas.openxmlformats.org/drawingml/2006/picture">
-                <pic:pic xmlns:pic="http://schemas.openxmlformats.org/drawingml/2006/picture">
-                  <pic:nvPicPr>
-                    <pic:cNvPr id="1" name=""/>
-                    <pic:cNvPicPr/>
-                  </pic:nvPicPr>
-                  <pic:blipFill>
-                    <a:blip r:embed="rId4"/>
-                    <a:stretch>
-                      <a:fillRect/>
-                    </a:stretch>
-                  </pic:blipFill>
-                  <pic:spPr>
-                    <a:xfrm>
-                      <a:off x="0" y="0"/>
-                      <a:ext cx="5940425" cy="278765"/>
-                    </a:xfrm>
-                    <a:prstGeom prst="rect">
-                      <a:avLst/>
-                    </a:prstGeom>
-                  </pic:spPr>
-                </pic:pic>
-              </a:graphicData>
-            </a:graphic>
-          </wp:inline>
-        </w:drawing>
-      </w:r>
-      <w:r>
-        <w:br/>
-      </w:r>
-      <w:r>
-        <w:br/>
-      </w:r>
-      <w:r>
-        <w:drawing>
-          <wp:inline distT="0" distB="0" distL="0" distR="0" wp14:anchorId="57EE8A46" wp14:editId="4E8B5814">
-            <wp:extent cx="3010320" cy="6582694"/>
-            <wp:effectExtent l="0" t="0" r="0" b="8890"/>
-            <wp:docPr id="3" name="Рисунок 3"/>
-            <wp:cNvGraphicFramePr>
-              <a:graphicFrameLocks xmlns:a="http://schemas.openxmlformats.org/drawingml/2006/main" noChangeAspect="1"/>
-            </wp:cNvGraphicFramePr>
-            <a:graphic xmlns:a="http://schemas.openxmlformats.org/drawingml/2006/main">
-              <a:graphicData uri="http://schemas.openxmlformats.org/drawingml/2006/picture">
-                <pic:pic xmlns:pic="http://schemas.openxmlformats.org/drawingml/2006/picture">
-                  <pic:nvPicPr>
-                    <pic:cNvPr id="1" name=""/>
-                    <pic:cNvPicPr/>
-                  </pic:nvPicPr>
-                  <pic:blipFill>
-                    <a:blip r:embed="rId5"/>
-                    <a:stretch>
-                      <a:fillRect/>
-                    </a:stretch>
-                  </pic:blipFill>
-                  <pic:spPr>
-                    <a:xfrm>
-                      <a:off x="0" y="0"/>
-                      <a:ext cx="3010320" cy="6582694"/>
-                    </a:xfrm>
-                    <a:prstGeom prst="rect">
-                      <a:avLst/>
-                    </a:prstGeom>
-                  </pic:spPr>
-                </pic:pic>
-              </a:graphicData>
-            </a:graphic>
-          </wp:inline>
-        </w:drawing>
-      </w:r>
-      <w:r>
-        <w:br/>
-      </w:r>
-      <w:r>
-        <w:br/>
+            <wp:docPr id="27" name="Рисунок 27"/>
+            <wp:cNvGraphicFramePr>
+              <a:graphicFrameLocks xmlns:a="http://schemas.openxmlformats.org/drawingml/2006/main" noChangeAspect="1"/>
+            </wp:cNvGraphicFramePr>
+            <a:graphic xmlns:a="http://schemas.openxmlformats.org/drawingml/2006/main">
+              <a:graphicData uri="http://schemas.openxmlformats.org/drawingml/2006/picture">
+                <pic:pic xmlns:pic="http://schemas.openxmlformats.org/drawingml/2006/picture">
+                  <pic:nvPicPr>
+                    <pic:cNvPr id="1" name=""/>
+                    <pic:cNvPicPr/>
+                  </pic:nvPicPr>
+                  <pic:blipFill>
+                    <a:blip r:embed="rId18"/>
+                    <a:stretch>
+                      <a:fillRect/>
+                    </a:stretch>
+                  </pic:blipFill>
+                  <pic:spPr>
+                    <a:xfrm>
+                      <a:off x="0" y="0"/>
+                      <a:ext cx="5940425" cy="6431915"/>
+                    </a:xfrm>
+                    <a:prstGeom prst="rect">
+                      <a:avLst/>
+                    </a:prstGeom>
+                  </pic:spPr>
+                </pic:pic>
+              </a:graphicData>
+            </a:graphic>
+          </wp:inline>
+        </w:drawing>
       </w:r>
       <w:r>
         <w:lastRenderedPageBreak/>
         <w:drawing>
-          <wp:inline distT="0" distB="0" distL="0" distR="0" wp14:anchorId="2CFEB142" wp14:editId="164E2028">
-            <wp:extent cx="2962688" cy="6439799"/>
-            <wp:effectExtent l="0" t="0" r="9525" b="0"/>
-            <wp:docPr id="4" name="Рисунок 4"/>
-            <wp:cNvGraphicFramePr>
-              <a:graphicFrameLocks xmlns:a="http://schemas.openxmlformats.org/drawingml/2006/main" noChangeAspect="1"/>
-            </wp:cNvGraphicFramePr>
-            <a:graphic xmlns:a="http://schemas.openxmlformats.org/drawingml/2006/main">
-              <a:graphicData uri="http://schemas.openxmlformats.org/drawingml/2006/picture">
-                <pic:pic xmlns:pic="http://schemas.openxmlformats.org/drawingml/2006/picture">
-                  <pic:nvPicPr>
-                    <pic:cNvPr id="1" name=""/>
-                    <pic:cNvPicPr/>
-                  </pic:nvPicPr>
-                  <pic:blipFill>
-                    <a:blip r:embed="rId6"/>
-                    <a:stretch>
-                      <a:fillRect/>
-                    </a:stretch>
-                  </pic:blipFill>
-                  <pic:spPr>
-                    <a:xfrm>
-                      <a:off x="0" y="0"/>
-                      <a:ext cx="2962688" cy="6439799"/>
-                    </a:xfrm>
-                    <a:prstGeom prst="rect">
-                      <a:avLst/>
-                    </a:prstGeom>
-                  </pic:spPr>
-                </pic:pic>
-              </a:graphicData>
-            </a:graphic>
-          </wp:inline>
-        </w:drawing>
-      </w:r>
-      <w:r>
-        <w:br/>
-        <w:t>скрипт1</w:t>
-      </w:r>
-      <w:r>
-        <w:br/>
-      </w:r>
-      <w:r>
-        <w:drawing>
-          <wp:inline distT="0" distB="0" distL="0" distR="0" wp14:anchorId="165ECFCD" wp14:editId="0F6FA8CE">
-            <wp:extent cx="5940425" cy="2493645"/>
-            <wp:effectExtent l="0" t="0" r="3175" b="1905"/>
-            <wp:docPr id="5" name="Рисунок 5"/>
-            <wp:cNvGraphicFramePr>
-              <a:graphicFrameLocks xmlns:a="http://schemas.openxmlformats.org/drawingml/2006/main" noChangeAspect="1"/>
-            </wp:cNvGraphicFramePr>
-            <a:graphic xmlns:a="http://schemas.openxmlformats.org/drawingml/2006/main">
-              <a:graphicData uri="http://schemas.openxmlformats.org/drawingml/2006/picture">
-                <pic:pic xmlns:pic="http://schemas.openxmlformats.org/drawingml/2006/picture">
-                  <pic:nvPicPr>
-                    <pic:cNvPr id="1" name=""/>
-                    <pic:cNvPicPr/>
-                  </pic:nvPicPr>
-                  <pic:blipFill>
-                    <a:blip r:embed="rId7"/>
-                    <a:stretch>
-                      <a:fillRect/>
-                    </a:stretch>
-                  </pic:blipFill>
-                  <pic:spPr>
-                    <a:xfrm>
-                      <a:off x="0" y="0"/>
-                      <a:ext cx="5940425" cy="2493645"/>
-                    </a:xfrm>
-                    <a:prstGeom prst="rect">
-                      <a:avLst/>
-                    </a:prstGeom>
-                  </pic:spPr>
-                </pic:pic>
-              </a:graphicData>
-            </a:graphic>
-          </wp:inline>
-        </w:drawing>
-      </w:r>
-      <w:r>
-        <w:br/>
-      </w:r>
-      <w:r>
-        <w:lastRenderedPageBreak/>
-        <w:t>скрипт2</w:t>
-      </w:r>
-      <w:r>
-        <w:br/>
-      </w:r>
-      <w:r>
-        <w:drawing>
-          <wp:inline distT="0" distB="0" distL="0" distR="0" wp14:anchorId="144C9C4F" wp14:editId="2C2AA246">
-            <wp:extent cx="5940425" cy="5372735"/>
+          <wp:inline distT="0" distB="0" distL="0" distR="0" wp14:anchorId="4C2B3350" wp14:editId="09C16716">
+            <wp:extent cx="5940425" cy="4689475"/>
             <wp:effectExtent l="0" t="0" r="3175" b="0"/>
-            <wp:docPr id="17" name="Рисунок 17"/>
-            <wp:cNvGraphicFramePr>
-              <a:graphicFrameLocks xmlns:a="http://schemas.openxmlformats.org/drawingml/2006/main" noChangeAspect="1"/>
-            </wp:cNvGraphicFramePr>
-            <a:graphic xmlns:a="http://schemas.openxmlformats.org/drawingml/2006/main">
-              <a:graphicData uri="http://schemas.openxmlformats.org/drawingml/2006/picture">
-                <pic:pic xmlns:pic="http://schemas.openxmlformats.org/drawingml/2006/picture">
-                  <pic:nvPicPr>
-                    <pic:cNvPr id="1" name=""/>
-                    <pic:cNvPicPr/>
-                  </pic:nvPicPr>
-                  <pic:blipFill>
-                    <a:blip r:embed="rId8"/>
-                    <a:stretch>
-                      <a:fillRect/>
-                    </a:stretch>
-                  </pic:blipFill>
-                  <pic:spPr>
-                    <a:xfrm>
-                      <a:off x="0" y="0"/>
-                      <a:ext cx="5940425" cy="5372735"/>
-                    </a:xfrm>
-                    <a:prstGeom prst="rect">
-                      <a:avLst/>
-                    </a:prstGeom>
-                  </pic:spPr>
-                </pic:pic>
-              </a:graphicData>
-            </a:graphic>
-          </wp:inline>
-        </w:drawing>
-      </w:r>
-      <w:r>
-        <w:br/>
-        <w:t>скрипт3</w:t>
-      </w:r>
-      <w:r>
-        <w:br/>
-      </w:r>
-      <w:r>
-        <w:lastRenderedPageBreak/>
-        <w:drawing>
-          <wp:inline distT="0" distB="0" distL="0" distR="0" wp14:anchorId="46CE9C14" wp14:editId="63D1ACDE">
-            <wp:extent cx="5940425" cy="4719955"/>
-            <wp:effectExtent l="0" t="0" r="3175" b="4445"/>
-            <wp:docPr id="18" name="Рисунок 18"/>
-            <wp:cNvGraphicFramePr>
-              <a:graphicFrameLocks xmlns:a="http://schemas.openxmlformats.org/drawingml/2006/main" noChangeAspect="1"/>
-            </wp:cNvGraphicFramePr>
-            <a:graphic xmlns:a="http://schemas.openxmlformats.org/drawingml/2006/main">
-              <a:graphicData uri="http://schemas.openxmlformats.org/drawingml/2006/picture">
-                <pic:pic xmlns:pic="http://schemas.openxmlformats.org/drawingml/2006/picture">
-                  <pic:nvPicPr>
-                    <pic:cNvPr id="1" name=""/>
-                    <pic:cNvPicPr/>
-                  </pic:nvPicPr>
-                  <pic:blipFill>
-                    <a:blip r:embed="rId9"/>
-                    <a:stretch>
-                      <a:fillRect/>
-                    </a:stretch>
-                  </pic:blipFill>
-                  <pic:spPr>
-                    <a:xfrm>
-                      <a:off x="0" y="0"/>
-                      <a:ext cx="5940425" cy="4719955"/>
-                    </a:xfrm>
-                    <a:prstGeom prst="rect">
-                      <a:avLst/>
-                    </a:prstGeom>
-                  </pic:spPr>
-                </pic:pic>
-              </a:graphicData>
-            </a:graphic>
-          </wp:inline>
-        </w:drawing>
-      </w:r>
-      <w:r>
-        <w:br/>
-        <w:t>скрипт4</w:t>
-      </w:r>
-      <w:r>
-        <w:br/>
-      </w:r>
-      <w:r>
-        <w:lastRenderedPageBreak/>
-        <w:drawing>
-          <wp:inline distT="0" distB="0" distL="0" distR="0" wp14:anchorId="7F18F36E" wp14:editId="3D0243F7">
-            <wp:extent cx="5940425" cy="6174740"/>
-            <wp:effectExtent l="0" t="0" r="3175" b="0"/>
-            <wp:docPr id="19" name="Рисунок 19"/>
-            <wp:cNvGraphicFramePr>
-              <a:graphicFrameLocks xmlns:a="http://schemas.openxmlformats.org/drawingml/2006/main" noChangeAspect="1"/>
-            </wp:cNvGraphicFramePr>
-            <a:graphic xmlns:a="http://schemas.openxmlformats.org/drawingml/2006/main">
-              <a:graphicData uri="http://schemas.openxmlformats.org/drawingml/2006/picture">
-                <pic:pic xmlns:pic="http://schemas.openxmlformats.org/drawingml/2006/picture">
-                  <pic:nvPicPr>
-                    <pic:cNvPr id="1" name=""/>
-                    <pic:cNvPicPr/>
-                  </pic:nvPicPr>
-                  <pic:blipFill>
-                    <a:blip r:embed="rId10"/>
-                    <a:stretch>
-                      <a:fillRect/>
-                    </a:stretch>
-                  </pic:blipFill>
-                  <pic:spPr>
-                    <a:xfrm>
-                      <a:off x="0" y="0"/>
-                      <a:ext cx="5940425" cy="6174740"/>
-                    </a:xfrm>
-                    <a:prstGeom prst="rect">
-                      <a:avLst/>
-                    </a:prstGeom>
-                  </pic:spPr>
-                </pic:pic>
-              </a:graphicData>
-            </a:graphic>
-          </wp:inline>
-        </w:drawing>
-      </w:r>
-      <w:r>
-        <w:br/>
-        <w:t>скрипт5</w:t>
-      </w:r>
-      <w:r>
-        <w:br/>
-      </w:r>
-      <w:r>
-        <w:lastRenderedPageBreak/>
-        <w:drawing>
-          <wp:inline distT="0" distB="0" distL="0" distR="0" wp14:anchorId="73821B72" wp14:editId="22AE1B5F">
-            <wp:extent cx="5940425" cy="5226685"/>
-            <wp:effectExtent l="0" t="0" r="3175" b="0"/>
-            <wp:docPr id="20" name="Рисунок 20"/>
-            <wp:cNvGraphicFramePr>
-              <a:graphicFrameLocks xmlns:a="http://schemas.openxmlformats.org/drawingml/2006/main" noChangeAspect="1"/>
-            </wp:cNvGraphicFramePr>
-            <a:graphic xmlns:a="http://schemas.openxmlformats.org/drawingml/2006/main">
-              <a:graphicData uri="http://schemas.openxmlformats.org/drawingml/2006/picture">
-                <pic:pic xmlns:pic="http://schemas.openxmlformats.org/drawingml/2006/picture">
-                  <pic:nvPicPr>
-                    <pic:cNvPr id="1" name=""/>
-                    <pic:cNvPicPr/>
-                  </pic:nvPicPr>
-                  <pic:blipFill>
-                    <a:blip r:embed="rId11"/>
-                    <a:stretch>
-                      <a:fillRect/>
-                    </a:stretch>
-                  </pic:blipFill>
-                  <pic:spPr>
-                    <a:xfrm>
-                      <a:off x="0" y="0"/>
-                      <a:ext cx="5940425" cy="5226685"/>
-                    </a:xfrm>
-                    <a:prstGeom prst="rect">
-                      <a:avLst/>
-                    </a:prstGeom>
-                  </pic:spPr>
-                </pic:pic>
-              </a:graphicData>
-            </a:graphic>
-          </wp:inline>
-        </w:drawing>
-      </w:r>
-      <w:r>
-        <w:br/>
-      </w:r>
-      <w:r>
-        <w:drawing>
-          <wp:inline distT="0" distB="0" distL="0" distR="0" wp14:anchorId="0FA40237" wp14:editId="70EC70B3">
-            <wp:extent cx="5940425" cy="3312160"/>
-            <wp:effectExtent l="0" t="0" r="3175" b="2540"/>
-            <wp:docPr id="21" name="Рисунок 21"/>
-            <wp:cNvGraphicFramePr>
-              <a:graphicFrameLocks xmlns:a="http://schemas.openxmlformats.org/drawingml/2006/main" noChangeAspect="1"/>
-            </wp:cNvGraphicFramePr>
-            <a:graphic xmlns:a="http://schemas.openxmlformats.org/drawingml/2006/main">
-              <a:graphicData uri="http://schemas.openxmlformats.org/drawingml/2006/picture">
-                <pic:pic xmlns:pic="http://schemas.openxmlformats.org/drawingml/2006/picture">
-                  <pic:nvPicPr>
-                    <pic:cNvPr id="1" name=""/>
-                    <pic:cNvPicPr/>
-                  </pic:nvPicPr>
-                  <pic:blipFill>
-                    <a:blip r:embed="rId12"/>
-                    <a:stretch>
-                      <a:fillRect/>
-                    </a:stretch>
-                  </pic:blipFill>
-                  <pic:spPr>
-                    <a:xfrm>
-                      <a:off x="0" y="0"/>
-                      <a:ext cx="5940425" cy="3312160"/>
-                    </a:xfrm>
-                    <a:prstGeom prst="rect">
-                      <a:avLst/>
-                    </a:prstGeom>
-                  </pic:spPr>
-                </pic:pic>
-              </a:graphicData>
-            </a:graphic>
-          </wp:inline>
-        </w:drawing>
-      </w:r>
-      <w:r>
-        <w:br/>
-        <w:t>скрипт6</w:t>
-      </w:r>
-      <w:r>
-        <w:br/>
-      </w:r>
-      <w:r>
-        <w:lastRenderedPageBreak/>
-        <w:drawing>
-          <wp:inline distT="0" distB="0" distL="0" distR="0" wp14:anchorId="28FD74B2" wp14:editId="320B1329">
-            <wp:extent cx="5940425" cy="5180330"/>
-            <wp:effectExtent l="0" t="0" r="3175" b="1270"/>
-            <wp:docPr id="22" name="Рисунок 22"/>
-            <wp:cNvGraphicFramePr>
-              <a:graphicFrameLocks xmlns:a="http://schemas.openxmlformats.org/drawingml/2006/main" noChangeAspect="1"/>
-            </wp:cNvGraphicFramePr>
-            <a:graphic xmlns:a="http://schemas.openxmlformats.org/drawingml/2006/main">
-              <a:graphicData uri="http://schemas.openxmlformats.org/drawingml/2006/picture">
-                <pic:pic xmlns:pic="http://schemas.openxmlformats.org/drawingml/2006/picture">
-                  <pic:nvPicPr>
-                    <pic:cNvPr id="1" name=""/>
-                    <pic:cNvPicPr/>
-                  </pic:nvPicPr>
-                  <pic:blipFill>
-                    <a:blip r:embed="rId13"/>
-                    <a:stretch>
-                      <a:fillRect/>
-                    </a:stretch>
-                  </pic:blipFill>
-                  <pic:spPr>
-                    <a:xfrm>
-                      <a:off x="0" y="0"/>
-                      <a:ext cx="5940425" cy="5180330"/>
-                    </a:xfrm>
-                    <a:prstGeom prst="rect">
-                      <a:avLst/>
-                    </a:prstGeom>
-                  </pic:spPr>
-                </pic:pic>
-              </a:graphicData>
-            </a:graphic>
-          </wp:inline>
-        </w:drawing>
-      </w:r>
-      <w:r>
-        <w:br/>
-      </w:r>
-      <w:r>
-        <w:drawing>
-          <wp:inline distT="0" distB="0" distL="0" distR="0" wp14:anchorId="4AD0D214" wp14:editId="7B8065F7">
-            <wp:extent cx="5940425" cy="3489325"/>
-            <wp:effectExtent l="0" t="0" r="3175" b="0"/>
-            <wp:docPr id="23" name="Рисунок 23"/>
-            <wp:cNvGraphicFramePr>
-              <a:graphicFrameLocks xmlns:a="http://schemas.openxmlformats.org/drawingml/2006/main" noChangeAspect="1"/>
-            </wp:cNvGraphicFramePr>
-            <a:graphic xmlns:a="http://schemas.openxmlformats.org/drawingml/2006/main">
-              <a:graphicData uri="http://schemas.openxmlformats.org/drawingml/2006/picture">
-                <pic:pic xmlns:pic="http://schemas.openxmlformats.org/drawingml/2006/picture">
-                  <pic:nvPicPr>
-                    <pic:cNvPr id="1" name=""/>
-                    <pic:cNvPicPr/>
-                  </pic:nvPicPr>
-                  <pic:blipFill>
-                    <a:blip r:embed="rId14"/>
-                    <a:stretch>
-                      <a:fillRect/>
-                    </a:stretch>
-                  </pic:blipFill>
-                  <pic:spPr>
-                    <a:xfrm>
-                      <a:off x="0" y="0"/>
-                      <a:ext cx="5940425" cy="3489325"/>
-                    </a:xfrm>
-                    <a:prstGeom prst="rect">
-                      <a:avLst/>
-                    </a:prstGeom>
-                  </pic:spPr>
-                </pic:pic>
-              </a:graphicData>
-            </a:graphic>
-          </wp:inline>
-        </w:drawing>
-      </w:r>
-      <w:r>
-        <w:br/>
-        <w:t>скрипт7</w:t>
-      </w:r>
-      <w:r>
-        <w:br/>
-      </w:r>
-      <w:r>
-        <w:lastRenderedPageBreak/>
-        <w:drawing>
-          <wp:inline distT="0" distB="0" distL="0" distR="0" wp14:anchorId="708CD4FA" wp14:editId="6EF23166">
-            <wp:extent cx="5940425" cy="5281930"/>
-            <wp:effectExtent l="0" t="0" r="3175" b="0"/>
-            <wp:docPr id="24" name="Рисунок 24"/>
-            <wp:cNvGraphicFramePr>
-              <a:graphicFrameLocks xmlns:a="http://schemas.openxmlformats.org/drawingml/2006/main" noChangeAspect="1"/>
-            </wp:cNvGraphicFramePr>
-            <a:graphic xmlns:a="http://schemas.openxmlformats.org/drawingml/2006/main">
-              <a:graphicData uri="http://schemas.openxmlformats.org/drawingml/2006/picture">
-                <pic:pic xmlns:pic="http://schemas.openxmlformats.org/drawingml/2006/picture">
-                  <pic:nvPicPr>
-                    <pic:cNvPr id="1" name=""/>
-                    <pic:cNvPicPr/>
-                  </pic:nvPicPr>
-                  <pic:blipFill>
-                    <a:blip r:embed="rId15"/>
-                    <a:stretch>
-                      <a:fillRect/>
-                    </a:stretch>
-                  </pic:blipFill>
-                  <pic:spPr>
-                    <a:xfrm>
-                      <a:off x="0" y="0"/>
-                      <a:ext cx="5940425" cy="5281930"/>
-                    </a:xfrm>
-                    <a:prstGeom prst="rect">
-                      <a:avLst/>
-                    </a:prstGeom>
-                  </pic:spPr>
-                </pic:pic>
-              </a:graphicData>
-            </a:graphic>
-          </wp:inline>
-        </w:drawing>
-      </w:r>
-      <w:r>
-        <w:br/>
-        <w:t>скрипт8</w:t>
-      </w:r>
-      <w:r>
-        <w:br/>
-      </w:r>
-      <w:r>
-        <w:lastRenderedPageBreak/>
-        <w:drawing>
-          <wp:inline distT="0" distB="0" distL="0" distR="0" wp14:anchorId="69B58DE0" wp14:editId="1D4A683C">
-            <wp:extent cx="5940425" cy="5081905"/>
-            <wp:effectExtent l="0" t="0" r="3175" b="4445"/>
-            <wp:docPr id="25" name="Рисунок 25"/>
-            <wp:cNvGraphicFramePr>
-              <a:graphicFrameLocks xmlns:a="http://schemas.openxmlformats.org/drawingml/2006/main" noChangeAspect="1"/>
-            </wp:cNvGraphicFramePr>
-            <a:graphic xmlns:a="http://schemas.openxmlformats.org/drawingml/2006/main">
-              <a:graphicData uri="http://schemas.openxmlformats.org/drawingml/2006/picture">
-                <pic:pic xmlns:pic="http://schemas.openxmlformats.org/drawingml/2006/picture">
-                  <pic:nvPicPr>
-                    <pic:cNvPr id="1" name=""/>
-                    <pic:cNvPicPr/>
-                  </pic:nvPicPr>
-                  <pic:blipFill>
-                    <a:blip r:embed="rId16"/>
-                    <a:stretch>
-                      <a:fillRect/>
-                    </a:stretch>
-                  </pic:blipFill>
-                  <pic:spPr>
-                    <a:xfrm>
-                      <a:off x="0" y="0"/>
-                      <a:ext cx="5940425" cy="5081905"/>
+            <wp:docPr id="28" name="Рисунок 28"/>
+            <wp:cNvGraphicFramePr>
+              <a:graphicFrameLocks xmlns:a="http://schemas.openxmlformats.org/drawingml/2006/main" noChangeAspect="1"/>
+            </wp:cNvGraphicFramePr>
+            <a:graphic xmlns:a="http://schemas.openxmlformats.org/drawingml/2006/main">
+              <a:graphicData uri="http://schemas.openxmlformats.org/drawingml/2006/picture">
+                <pic:pic xmlns:pic="http://schemas.openxmlformats.org/drawingml/2006/picture">
+                  <pic:nvPicPr>
+                    <pic:cNvPr id="1" name=""/>
+                    <pic:cNvPicPr/>
+                  </pic:nvPicPr>
+                  <pic:blipFill>
+                    <a:blip r:embed="rId19"/>
+                    <a:stretch>
+                      <a:fillRect/>
+                    </a:stretch>
+                  </pic:blipFill>
+                  <pic:spPr>
+                    <a:xfrm>
+                      <a:off x="0" y="0"/>
+                      <a:ext cx="5940425" cy="4689475"/>
                     </a:xfrm>
                     <a:prstGeom prst="rect">
                       <a:avLst/>

--- a/UP01.02КореньГизейКуликов.docx
+++ b/UP01.02КореньГизейКуликов.docx
@@ -8,135 +8,381 @@
           <w:noProof/>
           <w:lang w:eastAsia="ru-RU"/>
         </w:rPr>
-        <w:drawing>
-          <wp:inline distT="0" distB="0" distL="0" distR="0" wp14:anchorId="73B5D414" wp14:editId="610D7BAA">
-            <wp:extent cx="5940425" cy="687705"/>
+        <w:t>Аппбар с кнопкой галереи</w:t>
+      </w:r>
+      <w:r>
+        <w:rPr>
+          <w:noProof/>
+          <w:lang w:eastAsia="ru-RU"/>
+        </w:rPr>
+        <w:br/>
+      </w:r>
+      <w:r>
+        <w:rPr>
+          <w:noProof/>
+          <w:lang w:eastAsia="ru-RU"/>
+        </w:rPr>
+        <w:drawing>
+          <wp:inline distT="0" distB="0" distL="0" distR="0" wp14:anchorId="4FBE2997" wp14:editId="52750470">
+            <wp:extent cx="2838846" cy="6363588"/>
+            <wp:effectExtent l="0" t="0" r="0" b="0"/>
+            <wp:docPr id="1" name="Рисунок 1"/>
+            <wp:cNvGraphicFramePr>
+              <a:graphicFrameLocks xmlns:a="http://schemas.openxmlformats.org/drawingml/2006/main" noChangeAspect="1"/>
+            </wp:cNvGraphicFramePr>
+            <a:graphic xmlns:a="http://schemas.openxmlformats.org/drawingml/2006/main">
+              <a:graphicData uri="http://schemas.openxmlformats.org/drawingml/2006/picture">
+                <pic:pic xmlns:pic="http://schemas.openxmlformats.org/drawingml/2006/picture">
+                  <pic:nvPicPr>
+                    <pic:cNvPr id="1" name=""/>
+                    <pic:cNvPicPr/>
+                  </pic:nvPicPr>
+                  <pic:blipFill>
+                    <a:blip r:embed="rId4"/>
+                    <a:stretch>
+                      <a:fillRect/>
+                    </a:stretch>
+                  </pic:blipFill>
+                  <pic:spPr>
+                    <a:xfrm>
+                      <a:off x="0" y="0"/>
+                      <a:ext cx="2838846" cy="6363588"/>
+                    </a:xfrm>
+                    <a:prstGeom prst="rect">
+                      <a:avLst/>
+                    </a:prstGeom>
+                  </pic:spPr>
+                </pic:pic>
+              </a:graphicData>
+            </a:graphic>
+          </wp:inline>
+        </w:drawing>
+      </w:r>
+      <w:r>
+        <w:br/>
+      </w:r>
+      <w:r>
+        <w:t>добавление заметки место под ссылку на фото</w:t>
+      </w:r>
+      <w:r>
+        <w:br/>
+      </w:r>
+      <w:r>
+        <w:lastRenderedPageBreak/>
+        <w:drawing>
+          <wp:inline distT="0" distB="0" distL="0" distR="0" wp14:anchorId="700F1758" wp14:editId="1D6E810C">
+            <wp:extent cx="2743583" cy="6487430"/>
+            <wp:effectExtent l="0" t="0" r="0" b="0"/>
+            <wp:docPr id="3" name="Рисунок 3"/>
+            <wp:cNvGraphicFramePr>
+              <a:graphicFrameLocks xmlns:a="http://schemas.openxmlformats.org/drawingml/2006/main" noChangeAspect="1"/>
+            </wp:cNvGraphicFramePr>
+            <a:graphic xmlns:a="http://schemas.openxmlformats.org/drawingml/2006/main">
+              <a:graphicData uri="http://schemas.openxmlformats.org/drawingml/2006/picture">
+                <pic:pic xmlns:pic="http://schemas.openxmlformats.org/drawingml/2006/picture">
+                  <pic:nvPicPr>
+                    <pic:cNvPr id="1" name=""/>
+                    <pic:cNvPicPr/>
+                  </pic:nvPicPr>
+                  <pic:blipFill>
+                    <a:blip r:embed="rId5"/>
+                    <a:stretch>
+                      <a:fillRect/>
+                    </a:stretch>
+                  </pic:blipFill>
+                  <pic:spPr>
+                    <a:xfrm>
+                      <a:off x="0" y="0"/>
+                      <a:ext cx="2743583" cy="6487430"/>
+                    </a:xfrm>
+                    <a:prstGeom prst="rect">
+                      <a:avLst/>
+                    </a:prstGeom>
+                  </pic:spPr>
+                </pic:pic>
+              </a:graphicData>
+            </a:graphic>
+          </wp:inline>
+        </w:drawing>
+      </w:r>
+      <w:r>
+        <w:br/>
+        <w:t>галерея</w:t>
+      </w:r>
+      <w:r>
+        <w:br/>
+      </w:r>
+      <w:r>
+        <w:lastRenderedPageBreak/>
+        <w:drawing>
+          <wp:inline distT="0" distB="0" distL="0" distR="0" wp14:anchorId="1C93D1B3" wp14:editId="596AEEA0">
+            <wp:extent cx="2934109" cy="6439799"/>
+            <wp:effectExtent l="0" t="0" r="0" b="0"/>
+            <wp:docPr id="4" name="Рисунок 4"/>
+            <wp:cNvGraphicFramePr>
+              <a:graphicFrameLocks xmlns:a="http://schemas.openxmlformats.org/drawingml/2006/main" noChangeAspect="1"/>
+            </wp:cNvGraphicFramePr>
+            <a:graphic xmlns:a="http://schemas.openxmlformats.org/drawingml/2006/main">
+              <a:graphicData uri="http://schemas.openxmlformats.org/drawingml/2006/picture">
+                <pic:pic xmlns:pic="http://schemas.openxmlformats.org/drawingml/2006/picture">
+                  <pic:nvPicPr>
+                    <pic:cNvPr id="1" name=""/>
+                    <pic:cNvPicPr/>
+                  </pic:nvPicPr>
+                  <pic:blipFill>
+                    <a:blip r:embed="rId6"/>
+                    <a:stretch>
+                      <a:fillRect/>
+                    </a:stretch>
+                  </pic:blipFill>
+                  <pic:spPr>
+                    <a:xfrm>
+                      <a:off x="0" y="0"/>
+                      <a:ext cx="2934109" cy="6439799"/>
+                    </a:xfrm>
+                    <a:prstGeom prst="rect">
+                      <a:avLst/>
+                    </a:prstGeom>
+                  </pic:spPr>
+                </pic:pic>
+              </a:graphicData>
+            </a:graphic>
+          </wp:inline>
+        </w:drawing>
+      </w:r>
+      <w:r>
+        <w:br/>
+      </w:r>
+      <w:r>
+        <w:br/>
+        <w:t>фото без инета</w:t>
+      </w:r>
+      <w:r>
+        <w:br/>
+      </w:r>
+      <w:r>
+        <w:lastRenderedPageBreak/>
+        <w:drawing>
+          <wp:inline distT="0" distB="0" distL="0" distR="0" wp14:anchorId="486C6646" wp14:editId="6A508A63">
+            <wp:extent cx="2810267" cy="6449325"/>
+            <wp:effectExtent l="0" t="0" r="9525" b="8890"/>
+            <wp:docPr id="5" name="Рисунок 5"/>
+            <wp:cNvGraphicFramePr>
+              <a:graphicFrameLocks xmlns:a="http://schemas.openxmlformats.org/drawingml/2006/main" noChangeAspect="1"/>
+            </wp:cNvGraphicFramePr>
+            <a:graphic xmlns:a="http://schemas.openxmlformats.org/drawingml/2006/main">
+              <a:graphicData uri="http://schemas.openxmlformats.org/drawingml/2006/picture">
+                <pic:pic xmlns:pic="http://schemas.openxmlformats.org/drawingml/2006/picture">
+                  <pic:nvPicPr>
+                    <pic:cNvPr id="1" name=""/>
+                    <pic:cNvPicPr/>
+                  </pic:nvPicPr>
+                  <pic:blipFill>
+                    <a:blip r:embed="rId7"/>
+                    <a:stretch>
+                      <a:fillRect/>
+                    </a:stretch>
+                  </pic:blipFill>
+                  <pic:spPr>
+                    <a:xfrm>
+                      <a:off x="0" y="0"/>
+                      <a:ext cx="2810267" cy="6449325"/>
+                    </a:xfrm>
+                    <a:prstGeom prst="rect">
+                      <a:avLst/>
+                    </a:prstGeom>
+                  </pic:spPr>
+                </pic:pic>
+              </a:graphicData>
+            </a:graphic>
+          </wp:inline>
+        </w:drawing>
+      </w:r>
+      <w:r>
+        <w:br/>
+      </w:r>
+      <w:r>
+        <w:br/>
+        <w:t>скрипт1</w:t>
+      </w:r>
+      <w:r>
+        <w:br/>
+      </w:r>
+      <w:r>
+        <w:lastRenderedPageBreak/>
+        <w:drawing>
+          <wp:inline distT="0" distB="0" distL="0" distR="0" wp14:anchorId="4FF2583D" wp14:editId="688DDF17">
+            <wp:extent cx="4753638" cy="5077534"/>
+            <wp:effectExtent l="0" t="0" r="8890" b="8890"/>
+            <wp:docPr id="6" name="Рисунок 6"/>
+            <wp:cNvGraphicFramePr>
+              <a:graphicFrameLocks xmlns:a="http://schemas.openxmlformats.org/drawingml/2006/main" noChangeAspect="1"/>
+            </wp:cNvGraphicFramePr>
+            <a:graphic xmlns:a="http://schemas.openxmlformats.org/drawingml/2006/main">
+              <a:graphicData uri="http://schemas.openxmlformats.org/drawingml/2006/picture">
+                <pic:pic xmlns:pic="http://schemas.openxmlformats.org/drawingml/2006/picture">
+                  <pic:nvPicPr>
+                    <pic:cNvPr id="1" name=""/>
+                    <pic:cNvPicPr/>
+                  </pic:nvPicPr>
+                  <pic:blipFill>
+                    <a:blip r:embed="rId8"/>
+                    <a:stretch>
+                      <a:fillRect/>
+                    </a:stretch>
+                  </pic:blipFill>
+                  <pic:spPr>
+                    <a:xfrm>
+                      <a:off x="0" y="0"/>
+                      <a:ext cx="4753638" cy="5077534"/>
+                    </a:xfrm>
+                    <a:prstGeom prst="rect">
+                      <a:avLst/>
+                    </a:prstGeom>
+                  </pic:spPr>
+                </pic:pic>
+              </a:graphicData>
+            </a:graphic>
+          </wp:inline>
+        </w:drawing>
+      </w:r>
+      <w:r>
+        <w:br/>
+        <w:t>скрипт2</w:t>
+      </w:r>
+      <w:r>
+        <w:br/>
+      </w:r>
+      <w:r>
+        <w:lastRenderedPageBreak/>
+        <w:drawing>
+          <wp:inline distT="0" distB="0" distL="0" distR="0" wp14:anchorId="07388DF1" wp14:editId="6F6A7ED2">
+            <wp:extent cx="5940425" cy="4848860"/>
+            <wp:effectExtent l="0" t="0" r="3175" b="8890"/>
+            <wp:docPr id="7" name="Рисунок 7"/>
+            <wp:cNvGraphicFramePr>
+              <a:graphicFrameLocks xmlns:a="http://schemas.openxmlformats.org/drawingml/2006/main" noChangeAspect="1"/>
+            </wp:cNvGraphicFramePr>
+            <a:graphic xmlns:a="http://schemas.openxmlformats.org/drawingml/2006/main">
+              <a:graphicData uri="http://schemas.openxmlformats.org/drawingml/2006/picture">
+                <pic:pic xmlns:pic="http://schemas.openxmlformats.org/drawingml/2006/picture">
+                  <pic:nvPicPr>
+                    <pic:cNvPr id="1" name=""/>
+                    <pic:cNvPicPr/>
+                  </pic:nvPicPr>
+                  <pic:blipFill>
+                    <a:blip r:embed="rId9"/>
+                    <a:stretch>
+                      <a:fillRect/>
+                    </a:stretch>
+                  </pic:blipFill>
+                  <pic:spPr>
+                    <a:xfrm>
+                      <a:off x="0" y="0"/>
+                      <a:ext cx="5940425" cy="4848860"/>
+                    </a:xfrm>
+                    <a:prstGeom prst="rect">
+                      <a:avLst/>
+                    </a:prstGeom>
+                  </pic:spPr>
+                </pic:pic>
+              </a:graphicData>
+            </a:graphic>
+          </wp:inline>
+        </w:drawing>
+      </w:r>
+      <w:r>
+        <w:br/>
+        <w:t>скрипт3</w:t>
+      </w:r>
+      <w:r>
+        <w:br/>
+      </w:r>
+      <w:r>
+        <w:lastRenderedPageBreak/>
+        <w:drawing>
+          <wp:inline distT="0" distB="0" distL="0" distR="0" wp14:anchorId="491CA873" wp14:editId="4C6996B1">
+            <wp:extent cx="5940425" cy="4380865"/>
+            <wp:effectExtent l="0" t="0" r="3175" b="635"/>
+            <wp:docPr id="8" name="Рисунок 8"/>
+            <wp:cNvGraphicFramePr>
+              <a:graphicFrameLocks xmlns:a="http://schemas.openxmlformats.org/drawingml/2006/main" noChangeAspect="1"/>
+            </wp:cNvGraphicFramePr>
+            <a:graphic xmlns:a="http://schemas.openxmlformats.org/drawingml/2006/main">
+              <a:graphicData uri="http://schemas.openxmlformats.org/drawingml/2006/picture">
+                <pic:pic xmlns:pic="http://schemas.openxmlformats.org/drawingml/2006/picture">
+                  <pic:nvPicPr>
+                    <pic:cNvPr id="1" name=""/>
+                    <pic:cNvPicPr/>
+                  </pic:nvPicPr>
+                  <pic:blipFill>
+                    <a:blip r:embed="rId10"/>
+                    <a:stretch>
+                      <a:fillRect/>
+                    </a:stretch>
+                  </pic:blipFill>
+                  <pic:spPr>
+                    <a:xfrm>
+                      <a:off x="0" y="0"/>
+                      <a:ext cx="5940425" cy="4380865"/>
+                    </a:xfrm>
+                    <a:prstGeom prst="rect">
+                      <a:avLst/>
+                    </a:prstGeom>
+                  </pic:spPr>
+                </pic:pic>
+              </a:graphicData>
+            </a:graphic>
+          </wp:inline>
+        </w:drawing>
+      </w:r>
+      <w:r>
+        <w:br/>
+        <w:t>скрипт4</w:t>
+      </w:r>
+      <w:r>
+        <w:br/>
+      </w:r>
+      <w:r>
+        <w:drawing>
+          <wp:inline distT="0" distB="0" distL="0" distR="0" wp14:anchorId="6FA99ED6" wp14:editId="243313C9">
+            <wp:extent cx="5940425" cy="3736975"/>
             <wp:effectExtent l="0" t="0" r="3175" b="0"/>
-            <wp:docPr id="1" name="Рисунок 1"/>
-            <wp:cNvGraphicFramePr>
-              <a:graphicFrameLocks xmlns:a="http://schemas.openxmlformats.org/drawingml/2006/main" noChangeAspect="1"/>
-            </wp:cNvGraphicFramePr>
-            <a:graphic xmlns:a="http://schemas.openxmlformats.org/drawingml/2006/main">
-              <a:graphicData uri="http://schemas.openxmlformats.org/drawingml/2006/picture">
-                <pic:pic xmlns:pic="http://schemas.openxmlformats.org/drawingml/2006/picture">
-                  <pic:nvPicPr>
-                    <pic:cNvPr id="1" name=""/>
-                    <pic:cNvPicPr/>
-                  </pic:nvPicPr>
-                  <pic:blipFill>
-                    <a:blip r:embed="rId4"/>
-                    <a:stretch>
-                      <a:fillRect/>
-                    </a:stretch>
-                  </pic:blipFill>
-                  <pic:spPr>
-                    <a:xfrm>
-                      <a:off x="0" y="0"/>
-                      <a:ext cx="5940425" cy="687705"/>
-                    </a:xfrm>
-                    <a:prstGeom prst="rect">
-                      <a:avLst/>
-                    </a:prstGeom>
-                  </pic:spPr>
-                </pic:pic>
-              </a:graphicData>
-            </a:graphic>
-          </wp:inline>
-        </w:drawing>
-      </w:r>
-      <w:r>
-        <w:br/>
-      </w:r>
-      <w:r>
-        <w:br/>
-      </w:r>
-      <w:r>
-        <w:drawing>
-          <wp:inline distT="0" distB="0" distL="0" distR="0" wp14:anchorId="0B30BAB6" wp14:editId="7EB0D4B4">
-            <wp:extent cx="1914792" cy="4382112"/>
-            <wp:effectExtent l="0" t="0" r="9525" b="0"/>
-            <wp:docPr id="2" name="Рисунок 2"/>
-            <wp:cNvGraphicFramePr>
-              <a:graphicFrameLocks xmlns:a="http://schemas.openxmlformats.org/drawingml/2006/main" noChangeAspect="1"/>
-            </wp:cNvGraphicFramePr>
-            <a:graphic xmlns:a="http://schemas.openxmlformats.org/drawingml/2006/main">
-              <a:graphicData uri="http://schemas.openxmlformats.org/drawingml/2006/picture">
-                <pic:pic xmlns:pic="http://schemas.openxmlformats.org/drawingml/2006/picture">
-                  <pic:nvPicPr>
-                    <pic:cNvPr id="1" name=""/>
-                    <pic:cNvPicPr/>
-                  </pic:nvPicPr>
-                  <pic:blipFill>
-                    <a:blip r:embed="rId5"/>
-                    <a:stretch>
-                      <a:fillRect/>
-                    </a:stretch>
-                  </pic:blipFill>
-                  <pic:spPr>
-                    <a:xfrm>
-                      <a:off x="0" y="0"/>
-                      <a:ext cx="1914792" cy="4382112"/>
-                    </a:xfrm>
-                    <a:prstGeom prst="rect">
-                      <a:avLst/>
-                    </a:prstGeom>
-                  </pic:spPr>
-                </pic:pic>
-              </a:graphicData>
-            </a:graphic>
-          </wp:inline>
-        </w:drawing>
-      </w:r>
-      <w:r>
-        <w:br/>
-      </w:r>
-      <w:r>
-        <w:br/>
-        <w:t>скрипт1</w:t>
-      </w:r>
-      <w:r>
-        <w:br/>
-      </w:r>
-      <w:r>
-        <w:drawing>
-          <wp:inline distT="0" distB="0" distL="0" distR="0" wp14:anchorId="1566EB4E" wp14:editId="6ACB1443">
-            <wp:extent cx="5940425" cy="2035810"/>
-            <wp:effectExtent l="0" t="0" r="3175" b="2540"/>
-            <wp:docPr id="6" name="Рисунок 6"/>
-            <wp:cNvGraphicFramePr>
-              <a:graphicFrameLocks xmlns:a="http://schemas.openxmlformats.org/drawingml/2006/main" noChangeAspect="1"/>
-            </wp:cNvGraphicFramePr>
-            <a:graphic xmlns:a="http://schemas.openxmlformats.org/drawingml/2006/main">
-              <a:graphicData uri="http://schemas.openxmlformats.org/drawingml/2006/picture">
-                <pic:pic xmlns:pic="http://schemas.openxmlformats.org/drawingml/2006/picture">
-                  <pic:nvPicPr>
-                    <pic:cNvPr id="1" name=""/>
-                    <pic:cNvPicPr/>
-                  </pic:nvPicPr>
-                  <pic:blipFill>
-                    <a:blip r:embed="rId6"/>
-                    <a:stretch>
-                      <a:fillRect/>
-                    </a:stretch>
-                  </pic:blipFill>
-                  <pic:spPr>
-                    <a:xfrm>
-                      <a:off x="0" y="0"/>
-                      <a:ext cx="5940425" cy="2035810"/>
-                    </a:xfrm>
-                    <a:prstGeom prst="rect">
-                      <a:avLst/>
-                    </a:prstGeom>
-                  </pic:spPr>
-                </pic:pic>
-              </a:graphicData>
-            </a:graphic>
-          </wp:inline>
-        </w:drawing>
-      </w:r>
-      <w:r>
-        <w:br/>
-        <w:t>скрипт2</w:t>
+            <wp:docPr id="9" name="Рисунок 9"/>
+            <wp:cNvGraphicFramePr>
+              <a:graphicFrameLocks xmlns:a="http://schemas.openxmlformats.org/drawingml/2006/main" noChangeAspect="1"/>
+            </wp:cNvGraphicFramePr>
+            <a:graphic xmlns:a="http://schemas.openxmlformats.org/drawingml/2006/main">
+              <a:graphicData uri="http://schemas.openxmlformats.org/drawingml/2006/picture">
+                <pic:pic xmlns:pic="http://schemas.openxmlformats.org/drawingml/2006/picture">
+                  <pic:nvPicPr>
+                    <pic:cNvPr id="1" name=""/>
+                    <pic:cNvPicPr/>
+                  </pic:nvPicPr>
+                  <pic:blipFill>
+                    <a:blip r:embed="rId11"/>
+                    <a:stretch>
+                      <a:fillRect/>
+                    </a:stretch>
+                  </pic:blipFill>
+                  <pic:spPr>
+                    <a:xfrm>
+                      <a:off x="0" y="0"/>
+                      <a:ext cx="5940425" cy="3736975"/>
+                    </a:xfrm>
+                    <a:prstGeom prst="rect">
+                      <a:avLst/>
+                    </a:prstGeom>
+                  </pic:spPr>
+                </pic:pic>
+              </a:graphicData>
+            </a:graphic>
+          </wp:inline>
+        </w:drawing>
+      </w:r>
+      <w:r>
+        <w:br/>
+        <w:t>скрипт5</w:t>
       </w:r>
       <w:r>
         <w:br/>
@@ -144,138 +390,8 @@
       <w:r>
         <w:lastRenderedPageBreak/>
         <w:drawing>
-          <wp:inline distT="0" distB="0" distL="0" distR="0" wp14:anchorId="0D718F40" wp14:editId="1911781B">
-            <wp:extent cx="5940425" cy="6473190"/>
-            <wp:effectExtent l="0" t="0" r="3175" b="3810"/>
-            <wp:docPr id="7" name="Рисунок 7"/>
-            <wp:cNvGraphicFramePr>
-              <a:graphicFrameLocks xmlns:a="http://schemas.openxmlformats.org/drawingml/2006/main" noChangeAspect="1"/>
-            </wp:cNvGraphicFramePr>
-            <a:graphic xmlns:a="http://schemas.openxmlformats.org/drawingml/2006/main">
-              <a:graphicData uri="http://schemas.openxmlformats.org/drawingml/2006/picture">
-                <pic:pic xmlns:pic="http://schemas.openxmlformats.org/drawingml/2006/picture">
-                  <pic:nvPicPr>
-                    <pic:cNvPr id="1" name=""/>
-                    <pic:cNvPicPr/>
-                  </pic:nvPicPr>
-                  <pic:blipFill>
-                    <a:blip r:embed="rId7"/>
-                    <a:stretch>
-                      <a:fillRect/>
-                    </a:stretch>
-                  </pic:blipFill>
-                  <pic:spPr>
-                    <a:xfrm>
-                      <a:off x="0" y="0"/>
-                      <a:ext cx="5940425" cy="6473190"/>
-                    </a:xfrm>
-                    <a:prstGeom prst="rect">
-                      <a:avLst/>
-                    </a:prstGeom>
-                  </pic:spPr>
-                </pic:pic>
-              </a:graphicData>
-            </a:graphic>
-          </wp:inline>
-        </w:drawing>
-      </w:r>
-      <w:r>
-        <w:br/>
-        <w:t>скрипт3</w:t>
-      </w:r>
-      <w:r>
-        <w:br/>
-      </w:r>
-      <w:r>
-        <w:lastRenderedPageBreak/>
-        <w:drawing>
-          <wp:inline distT="0" distB="0" distL="0" distR="0" wp14:anchorId="329D41D1" wp14:editId="5C87607A">
-            <wp:extent cx="5940425" cy="6384925"/>
-            <wp:effectExtent l="0" t="0" r="3175" b="0"/>
-            <wp:docPr id="8" name="Рисунок 8"/>
-            <wp:cNvGraphicFramePr>
-              <a:graphicFrameLocks xmlns:a="http://schemas.openxmlformats.org/drawingml/2006/main" noChangeAspect="1"/>
-            </wp:cNvGraphicFramePr>
-            <a:graphic xmlns:a="http://schemas.openxmlformats.org/drawingml/2006/main">
-              <a:graphicData uri="http://schemas.openxmlformats.org/drawingml/2006/picture">
-                <pic:pic xmlns:pic="http://schemas.openxmlformats.org/drawingml/2006/picture">
-                  <pic:nvPicPr>
-                    <pic:cNvPr id="1" name=""/>
-                    <pic:cNvPicPr/>
-                  </pic:nvPicPr>
-                  <pic:blipFill>
-                    <a:blip r:embed="rId8"/>
-                    <a:stretch>
-                      <a:fillRect/>
-                    </a:stretch>
-                  </pic:blipFill>
-                  <pic:spPr>
-                    <a:xfrm>
-                      <a:off x="0" y="0"/>
-                      <a:ext cx="5940425" cy="6384925"/>
-                    </a:xfrm>
-                    <a:prstGeom prst="rect">
-                      <a:avLst/>
-                    </a:prstGeom>
-                  </pic:spPr>
-                </pic:pic>
-              </a:graphicData>
-            </a:graphic>
-          </wp:inline>
-        </w:drawing>
-      </w:r>
-      <w:r>
-        <w:br/>
-      </w:r>
-      <w:r>
-        <w:lastRenderedPageBreak/>
-        <w:drawing>
-          <wp:inline distT="0" distB="0" distL="0" distR="0" wp14:anchorId="26836387" wp14:editId="774F9C19">
-            <wp:extent cx="5940425" cy="3919855"/>
-            <wp:effectExtent l="0" t="0" r="3175" b="4445"/>
-            <wp:docPr id="9" name="Рисунок 9"/>
-            <wp:cNvGraphicFramePr>
-              <a:graphicFrameLocks xmlns:a="http://schemas.openxmlformats.org/drawingml/2006/main" noChangeAspect="1"/>
-            </wp:cNvGraphicFramePr>
-            <a:graphic xmlns:a="http://schemas.openxmlformats.org/drawingml/2006/main">
-              <a:graphicData uri="http://schemas.openxmlformats.org/drawingml/2006/picture">
-                <pic:pic xmlns:pic="http://schemas.openxmlformats.org/drawingml/2006/picture">
-                  <pic:nvPicPr>
-                    <pic:cNvPr id="1" name=""/>
-                    <pic:cNvPicPr/>
-                  </pic:nvPicPr>
-                  <pic:blipFill>
-                    <a:blip r:embed="rId9"/>
-                    <a:stretch>
-                      <a:fillRect/>
-                    </a:stretch>
-                  </pic:blipFill>
-                  <pic:spPr>
-                    <a:xfrm>
-                      <a:off x="0" y="0"/>
-                      <a:ext cx="5940425" cy="3919855"/>
-                    </a:xfrm>
-                    <a:prstGeom prst="rect">
-                      <a:avLst/>
-                    </a:prstGeom>
-                  </pic:spPr>
-                </pic:pic>
-              </a:graphicData>
-            </a:graphic>
-          </wp:inline>
-        </w:drawing>
-      </w:r>
-      <w:r>
-        <w:br/>
-        <w:t>скрипт4</w:t>
-      </w:r>
-      <w:r>
-        <w:br/>
-      </w:r>
-      <w:r>
-        <w:drawing>
-          <wp:inline distT="0" distB="0" distL="0" distR="0" wp14:anchorId="48E7889E" wp14:editId="5E770FC1">
-            <wp:extent cx="5940425" cy="4000500"/>
+          <wp:inline distT="0" distB="0" distL="0" distR="0" wp14:anchorId="401B4AFD" wp14:editId="4875CDB2">
+            <wp:extent cx="5940425" cy="5339715"/>
             <wp:effectExtent l="0" t="0" r="3175" b="0"/>
             <wp:docPr id="10" name="Рисунок 10"/>
             <wp:cNvGraphicFramePr>
@@ -289,29 +405,29 @@
                     <pic:cNvPicPr/>
                   </pic:nvPicPr>
                   <pic:blipFill>
-                    <a:blip r:embed="rId10"/>
-                    <a:stretch>
-                      <a:fillRect/>
-                    </a:stretch>
-                  </pic:blipFill>
-                  <pic:spPr>
-                    <a:xfrm>
-                      <a:off x="0" y="0"/>
-                      <a:ext cx="5940425" cy="4000500"/>
-                    </a:xfrm>
-                    <a:prstGeom prst="rect">
-                      <a:avLst/>
-                    </a:prstGeom>
-                  </pic:spPr>
-                </pic:pic>
-              </a:graphicData>
-            </a:graphic>
-          </wp:inline>
-        </w:drawing>
-      </w:r>
-      <w:r>
-        <w:br/>
-        <w:t>скрипт5</w:t>
+                    <a:blip r:embed="rId12"/>
+                    <a:stretch>
+                      <a:fillRect/>
+                    </a:stretch>
+                  </pic:blipFill>
+                  <pic:spPr>
+                    <a:xfrm>
+                      <a:off x="0" y="0"/>
+                      <a:ext cx="5940425" cy="5339715"/>
+                    </a:xfrm>
+                    <a:prstGeom prst="rect">
+                      <a:avLst/>
+                    </a:prstGeom>
+                  </pic:spPr>
+                </pic:pic>
+              </a:graphicData>
+            </a:graphic>
+          </wp:inline>
+        </w:drawing>
+      </w:r>
+      <w:r>
+        <w:br/>
+        <w:t>скрипт6</w:t>
       </w:r>
       <w:r>
         <w:br/>
@@ -319,53 +435,8 @@
       <w:r>
         <w:lastRenderedPageBreak/>
         <w:drawing>
-          <wp:inline distT="0" distB="0" distL="0" distR="0" wp14:anchorId="65DAE6A2" wp14:editId="27E64569">
-            <wp:extent cx="5940425" cy="6510020"/>
-            <wp:effectExtent l="0" t="0" r="3175" b="5080"/>
-            <wp:docPr id="11" name="Рисунок 11"/>
-            <wp:cNvGraphicFramePr>
-              <a:graphicFrameLocks xmlns:a="http://schemas.openxmlformats.org/drawingml/2006/main" noChangeAspect="1"/>
-            </wp:cNvGraphicFramePr>
-            <a:graphic xmlns:a="http://schemas.openxmlformats.org/drawingml/2006/main">
-              <a:graphicData uri="http://schemas.openxmlformats.org/drawingml/2006/picture">
-                <pic:pic xmlns:pic="http://schemas.openxmlformats.org/drawingml/2006/picture">
-                  <pic:nvPicPr>
-                    <pic:cNvPr id="1" name=""/>
-                    <pic:cNvPicPr/>
-                  </pic:nvPicPr>
-                  <pic:blipFill>
-                    <a:blip r:embed="rId11"/>
-                    <a:stretch>
-                      <a:fillRect/>
-                    </a:stretch>
-                  </pic:blipFill>
-                  <pic:spPr>
-                    <a:xfrm>
-                      <a:off x="0" y="0"/>
-                      <a:ext cx="5940425" cy="6510020"/>
-                    </a:xfrm>
-                    <a:prstGeom prst="rect">
-                      <a:avLst/>
-                    </a:prstGeom>
-                  </pic:spPr>
-                </pic:pic>
-              </a:graphicData>
-            </a:graphic>
-          </wp:inline>
-        </w:drawing>
-      </w:r>
-      <w:r>
-        <w:br/>
-        <w:t>скрипт6</w:t>
-      </w:r>
-      <w:r>
-        <w:br/>
-      </w:r>
-      <w:r>
-        <w:lastRenderedPageBreak/>
-        <w:drawing>
-          <wp:inline distT="0" distB="0" distL="0" distR="0" wp14:anchorId="4A7C8C9F" wp14:editId="53B41C11">
-            <wp:extent cx="5940425" cy="6962140"/>
+          <wp:inline distT="0" distB="0" distL="0" distR="0" wp14:anchorId="1675129E" wp14:editId="78572497">
+            <wp:extent cx="5940425" cy="5069205"/>
             <wp:effectExtent l="0" t="0" r="3175" b="0"/>
             <wp:docPr id="12" name="Рисунок 12"/>
             <wp:cNvGraphicFramePr>
@@ -379,25 +450,73 @@
                     <pic:cNvPicPr/>
                   </pic:nvPicPr>
                   <pic:blipFill>
-                    <a:blip r:embed="rId12"/>
-                    <a:stretch>
-                      <a:fillRect/>
-                    </a:stretch>
-                  </pic:blipFill>
-                  <pic:spPr>
-                    <a:xfrm>
-                      <a:off x="0" y="0"/>
-                      <a:ext cx="5940425" cy="6962140"/>
-                    </a:xfrm>
-                    <a:prstGeom prst="rect">
-                      <a:avLst/>
-                    </a:prstGeom>
-                  </pic:spPr>
-                </pic:pic>
-              </a:graphicData>
-            </a:graphic>
-          </wp:inline>
-        </w:drawing>
+                    <a:blip r:embed="rId13"/>
+                    <a:stretch>
+                      <a:fillRect/>
+                    </a:stretch>
+                  </pic:blipFill>
+                  <pic:spPr>
+                    <a:xfrm>
+                      <a:off x="0" y="0"/>
+                      <a:ext cx="5940425" cy="5069205"/>
+                    </a:xfrm>
+                    <a:prstGeom prst="rect">
+                      <a:avLst/>
+                    </a:prstGeom>
+                  </pic:spPr>
+                </pic:pic>
+              </a:graphicData>
+            </a:graphic>
+          </wp:inline>
+        </w:drawing>
+      </w:r>
+      <w:r>
+        <w:br/>
+        <w:t>скрипт7</w:t>
+      </w:r>
+      <w:r>
+        <w:br/>
+      </w:r>
+      <w:r>
+        <w:drawing>
+          <wp:inline distT="0" distB="0" distL="0" distR="0" wp14:anchorId="0506B787" wp14:editId="1C6BD293">
+            <wp:extent cx="5940425" cy="2242185"/>
+            <wp:effectExtent l="0" t="0" r="3175" b="5715"/>
+            <wp:docPr id="13" name="Рисунок 13"/>
+            <wp:cNvGraphicFramePr>
+              <a:graphicFrameLocks xmlns:a="http://schemas.openxmlformats.org/drawingml/2006/main" noChangeAspect="1"/>
+            </wp:cNvGraphicFramePr>
+            <a:graphic xmlns:a="http://schemas.openxmlformats.org/drawingml/2006/main">
+              <a:graphicData uri="http://schemas.openxmlformats.org/drawingml/2006/picture">
+                <pic:pic xmlns:pic="http://schemas.openxmlformats.org/drawingml/2006/picture">
+                  <pic:nvPicPr>
+                    <pic:cNvPr id="1" name=""/>
+                    <pic:cNvPicPr/>
+                  </pic:nvPicPr>
+                  <pic:blipFill>
+                    <a:blip r:embed="rId14"/>
+                    <a:stretch>
+                      <a:fillRect/>
+                    </a:stretch>
+                  </pic:blipFill>
+                  <pic:spPr>
+                    <a:xfrm>
+                      <a:off x="0" y="0"/>
+                      <a:ext cx="5940425" cy="2242185"/>
+                    </a:xfrm>
+                    <a:prstGeom prst="rect">
+                      <a:avLst/>
+                    </a:prstGeom>
+                  </pic:spPr>
+                </pic:pic>
+              </a:graphicData>
+            </a:graphic>
+          </wp:inline>
+        </w:drawing>
+      </w:r>
+      <w:r>
+        <w:br/>
+        <w:t>скрипт8</w:t>
       </w:r>
       <w:r>
         <w:br/>
@@ -405,52 +524,8 @@
       <w:r>
         <w:lastRenderedPageBreak/>
         <w:drawing>
-          <wp:inline distT="0" distB="0" distL="0" distR="0" wp14:anchorId="0A9B6DAA" wp14:editId="6A9D7FA3">
-            <wp:extent cx="5940425" cy="2282190"/>
-            <wp:effectExtent l="0" t="0" r="3175" b="3810"/>
-            <wp:docPr id="13" name="Рисунок 13"/>
-            <wp:cNvGraphicFramePr>
-              <a:graphicFrameLocks xmlns:a="http://schemas.openxmlformats.org/drawingml/2006/main" noChangeAspect="1"/>
-            </wp:cNvGraphicFramePr>
-            <a:graphic xmlns:a="http://schemas.openxmlformats.org/drawingml/2006/main">
-              <a:graphicData uri="http://schemas.openxmlformats.org/drawingml/2006/picture">
-                <pic:pic xmlns:pic="http://schemas.openxmlformats.org/drawingml/2006/picture">
-                  <pic:nvPicPr>
-                    <pic:cNvPr id="1" name=""/>
-                    <pic:cNvPicPr/>
-                  </pic:nvPicPr>
-                  <pic:blipFill>
-                    <a:blip r:embed="rId13"/>
-                    <a:stretch>
-                      <a:fillRect/>
-                    </a:stretch>
-                  </pic:blipFill>
-                  <pic:spPr>
-                    <a:xfrm>
-                      <a:off x="0" y="0"/>
-                      <a:ext cx="5940425" cy="2282190"/>
-                    </a:xfrm>
-                    <a:prstGeom prst="rect">
-                      <a:avLst/>
-                    </a:prstGeom>
-                  </pic:spPr>
-                </pic:pic>
-              </a:graphicData>
-            </a:graphic>
-          </wp:inline>
-        </w:drawing>
-      </w:r>
-      <w:r>
-        <w:br/>
-        <w:t>скрипт7</w:t>
-      </w:r>
-      <w:r>
-        <w:br/>
-      </w:r>
-      <w:r>
-        <w:drawing>
-          <wp:inline distT="0" distB="0" distL="0" distR="0" wp14:anchorId="54372A7B" wp14:editId="7299CDA2">
-            <wp:extent cx="5940425" cy="6421755"/>
+          <wp:inline distT="0" distB="0" distL="0" distR="0" wp14:anchorId="0DB9C623" wp14:editId="4903C905">
+            <wp:extent cx="5940425" cy="2313940"/>
             <wp:effectExtent l="0" t="0" r="3175" b="0"/>
             <wp:docPr id="14" name="Рисунок 14"/>
             <wp:cNvGraphicFramePr>
@@ -464,34 +539,37 @@
                     <pic:cNvPicPr/>
                   </pic:nvPicPr>
                   <pic:blipFill>
-                    <a:blip r:embed="rId14"/>
-                    <a:stretch>
-                      <a:fillRect/>
-                    </a:stretch>
-                  </pic:blipFill>
-                  <pic:spPr>
-                    <a:xfrm>
-                      <a:off x="0" y="0"/>
-                      <a:ext cx="5940425" cy="6421755"/>
-                    </a:xfrm>
-                    <a:prstGeom prst="rect">
-                      <a:avLst/>
-                    </a:prstGeom>
-                  </pic:spPr>
-                </pic:pic>
-              </a:graphicData>
-            </a:graphic>
-          </wp:inline>
-        </w:drawing>
-      </w:r>
-      <w:r>
-        <w:br/>
-      </w:r>
-      <w:r>
-        <w:lastRenderedPageBreak/>
-        <w:drawing>
-          <wp:inline distT="0" distB="0" distL="0" distR="0" wp14:anchorId="2C019D37" wp14:editId="0D2900AF">
-            <wp:extent cx="5940425" cy="6440170"/>
+                    <a:blip r:embed="rId15"/>
+                    <a:stretch>
+                      <a:fillRect/>
+                    </a:stretch>
+                  </pic:blipFill>
+                  <pic:spPr>
+                    <a:xfrm>
+                      <a:off x="0" y="0"/>
+                      <a:ext cx="5940425" cy="2313940"/>
+                    </a:xfrm>
+                    <a:prstGeom prst="rect">
+                      <a:avLst/>
+                    </a:prstGeom>
+                  </pic:spPr>
+                </pic:pic>
+              </a:graphicData>
+            </a:graphic>
+          </wp:inline>
+        </w:drawing>
+      </w:r>
+      <w:r>
+        <w:br/>
+        <w:t>скрипт9</w:t>
+      </w:r>
+      <w:r>
+        <w:br/>
+      </w:r>
+      <w:r>
+        <w:drawing>
+          <wp:inline distT="0" distB="0" distL="0" distR="0" wp14:anchorId="37E48CBC" wp14:editId="70524A69">
+            <wp:extent cx="5940425" cy="4919980"/>
             <wp:effectExtent l="0" t="0" r="3175" b="0"/>
             <wp:docPr id="15" name="Рисунок 15"/>
             <wp:cNvGraphicFramePr>
@@ -505,25 +583,29 @@
                     <pic:cNvPicPr/>
                   </pic:nvPicPr>
                   <pic:blipFill>
-                    <a:blip r:embed="rId15"/>
-                    <a:stretch>
-                      <a:fillRect/>
-                    </a:stretch>
-                  </pic:blipFill>
-                  <pic:spPr>
-                    <a:xfrm>
-                      <a:off x="0" y="0"/>
-                      <a:ext cx="5940425" cy="6440170"/>
-                    </a:xfrm>
-                    <a:prstGeom prst="rect">
-                      <a:avLst/>
-                    </a:prstGeom>
-                  </pic:spPr>
-                </pic:pic>
-              </a:graphicData>
-            </a:graphic>
-          </wp:inline>
-        </w:drawing>
+                    <a:blip r:embed="rId16"/>
+                    <a:stretch>
+                      <a:fillRect/>
+                    </a:stretch>
+                  </pic:blipFill>
+                  <pic:spPr>
+                    <a:xfrm>
+                      <a:off x="0" y="0"/>
+                      <a:ext cx="5940425" cy="4919980"/>
+                    </a:xfrm>
+                    <a:prstGeom prst="rect">
+                      <a:avLst/>
+                    </a:prstGeom>
+                  </pic:spPr>
+                </pic:pic>
+              </a:graphicData>
+            </a:graphic>
+          </wp:inline>
+        </w:drawing>
+      </w:r>
+      <w:r>
+        <w:br/>
+        <w:t>скрипт10</w:t>
       </w:r>
       <w:r>
         <w:br/>
@@ -531,9 +613,9 @@
       <w:r>
         <w:lastRenderedPageBreak/>
         <w:drawing>
-          <wp:inline distT="0" distB="0" distL="0" distR="0" wp14:anchorId="62253344" wp14:editId="78DD7123">
-            <wp:extent cx="5940425" cy="4567555"/>
-            <wp:effectExtent l="0" t="0" r="3175" b="4445"/>
+          <wp:inline distT="0" distB="0" distL="0" distR="0" wp14:anchorId="44D4BEB4" wp14:editId="708E0A78">
+            <wp:extent cx="5940425" cy="5058410"/>
+            <wp:effectExtent l="0" t="0" r="3175" b="8890"/>
             <wp:docPr id="16" name="Рисунок 16"/>
             <wp:cNvGraphicFramePr>
               <a:graphicFrameLocks xmlns:a="http://schemas.openxmlformats.org/drawingml/2006/main" noChangeAspect="1"/>
@@ -546,29 +628,69 @@
                     <pic:cNvPicPr/>
                   </pic:nvPicPr>
                   <pic:blipFill>
-                    <a:blip r:embed="rId16"/>
-                    <a:stretch>
-                      <a:fillRect/>
-                    </a:stretch>
-                  </pic:blipFill>
-                  <pic:spPr>
-                    <a:xfrm>
-                      <a:off x="0" y="0"/>
-                      <a:ext cx="5940425" cy="4567555"/>
-                    </a:xfrm>
-                    <a:prstGeom prst="rect">
-                      <a:avLst/>
-                    </a:prstGeom>
-                  </pic:spPr>
-                </pic:pic>
-              </a:graphicData>
-            </a:graphic>
-          </wp:inline>
-        </w:drawing>
-      </w:r>
-      <w:r>
-        <w:br/>
-        <w:t>скрипт8</w:t>
+                    <a:blip r:embed="rId17"/>
+                    <a:stretch>
+                      <a:fillRect/>
+                    </a:stretch>
+                  </pic:blipFill>
+                  <pic:spPr>
+                    <a:xfrm>
+                      <a:off x="0" y="0"/>
+                      <a:ext cx="5940425" cy="5058410"/>
+                    </a:xfrm>
+                    <a:prstGeom prst="rect">
+                      <a:avLst/>
+                    </a:prstGeom>
+                  </pic:spPr>
+                </pic:pic>
+              </a:graphicData>
+            </a:graphic>
+          </wp:inline>
+        </w:drawing>
+      </w:r>
+      <w:r>
+        <w:br/>
+      </w:r>
+      <w:r>
+        <w:drawing>
+          <wp:inline distT="0" distB="0" distL="0" distR="0" wp14:anchorId="5433FA08" wp14:editId="623BBF99">
+            <wp:extent cx="5940425" cy="3720465"/>
+            <wp:effectExtent l="0" t="0" r="3175" b="0"/>
+            <wp:docPr id="17" name="Рисунок 17"/>
+            <wp:cNvGraphicFramePr>
+              <a:graphicFrameLocks xmlns:a="http://schemas.openxmlformats.org/drawingml/2006/main" noChangeAspect="1"/>
+            </wp:cNvGraphicFramePr>
+            <a:graphic xmlns:a="http://schemas.openxmlformats.org/drawingml/2006/main">
+              <a:graphicData uri="http://schemas.openxmlformats.org/drawingml/2006/picture">
+                <pic:pic xmlns:pic="http://schemas.openxmlformats.org/drawingml/2006/picture">
+                  <pic:nvPicPr>
+                    <pic:cNvPr id="1" name=""/>
+                    <pic:cNvPicPr/>
+                  </pic:nvPicPr>
+                  <pic:blipFill>
+                    <a:blip r:embed="rId18"/>
+                    <a:stretch>
+                      <a:fillRect/>
+                    </a:stretch>
+                  </pic:blipFill>
+                  <pic:spPr>
+                    <a:xfrm>
+                      <a:off x="0" y="0"/>
+                      <a:ext cx="5940425" cy="3720465"/>
+                    </a:xfrm>
+                    <a:prstGeom prst="rect">
+                      <a:avLst/>
+                    </a:prstGeom>
+                  </pic:spPr>
+                </pic:pic>
+              </a:graphicData>
+            </a:graphic>
+          </wp:inline>
+        </w:drawing>
+      </w:r>
+      <w:r>
+        <w:br/>
+        <w:t>скрипт11</w:t>
       </w:r>
       <w:r>
         <w:br/>
@@ -576,116 +698,255 @@
       <w:r>
         <w:lastRenderedPageBreak/>
         <w:drawing>
-          <wp:inline distT="0" distB="0" distL="0" distR="0" wp14:anchorId="72B337B9" wp14:editId="6A5EA860">
-            <wp:extent cx="5940425" cy="6094730"/>
+          <wp:inline distT="0" distB="0" distL="0" distR="0" wp14:anchorId="257F8C15" wp14:editId="1AE13094">
+            <wp:extent cx="5940425" cy="5160645"/>
+            <wp:effectExtent l="0" t="0" r="3175" b="1905"/>
+            <wp:docPr id="18" name="Рисунок 18"/>
+            <wp:cNvGraphicFramePr>
+              <a:graphicFrameLocks xmlns:a="http://schemas.openxmlformats.org/drawingml/2006/main" noChangeAspect="1"/>
+            </wp:cNvGraphicFramePr>
+            <a:graphic xmlns:a="http://schemas.openxmlformats.org/drawingml/2006/main">
+              <a:graphicData uri="http://schemas.openxmlformats.org/drawingml/2006/picture">
+                <pic:pic xmlns:pic="http://schemas.openxmlformats.org/drawingml/2006/picture">
+                  <pic:nvPicPr>
+                    <pic:cNvPr id="1" name=""/>
+                    <pic:cNvPicPr/>
+                  </pic:nvPicPr>
+                  <pic:blipFill>
+                    <a:blip r:embed="rId19"/>
+                    <a:stretch>
+                      <a:fillRect/>
+                    </a:stretch>
+                  </pic:blipFill>
+                  <pic:spPr>
+                    <a:xfrm>
+                      <a:off x="0" y="0"/>
+                      <a:ext cx="5940425" cy="5160645"/>
+                    </a:xfrm>
+                    <a:prstGeom prst="rect">
+                      <a:avLst/>
+                    </a:prstGeom>
+                  </pic:spPr>
+                </pic:pic>
+              </a:graphicData>
+            </a:graphic>
+          </wp:inline>
+        </w:drawing>
+      </w:r>
+      <w:r>
+        <w:br/>
+      </w:r>
+      <w:r>
+        <w:lastRenderedPageBreak/>
+        <w:drawing>
+          <wp:inline distT="0" distB="0" distL="0" distR="0" wp14:anchorId="321DD951" wp14:editId="55B1F7CC">
+            <wp:extent cx="5940425" cy="5541645"/>
+            <wp:effectExtent l="0" t="0" r="3175" b="1905"/>
+            <wp:docPr id="19" name="Рисунок 19"/>
+            <wp:cNvGraphicFramePr>
+              <a:graphicFrameLocks xmlns:a="http://schemas.openxmlformats.org/drawingml/2006/main" noChangeAspect="1"/>
+            </wp:cNvGraphicFramePr>
+            <a:graphic xmlns:a="http://schemas.openxmlformats.org/drawingml/2006/main">
+              <a:graphicData uri="http://schemas.openxmlformats.org/drawingml/2006/picture">
+                <pic:pic xmlns:pic="http://schemas.openxmlformats.org/drawingml/2006/picture">
+                  <pic:nvPicPr>
+                    <pic:cNvPr id="1" name=""/>
+                    <pic:cNvPicPr/>
+                  </pic:nvPicPr>
+                  <pic:blipFill>
+                    <a:blip r:embed="rId20"/>
+                    <a:stretch>
+                      <a:fillRect/>
+                    </a:stretch>
+                  </pic:blipFill>
+                  <pic:spPr>
+                    <a:xfrm>
+                      <a:off x="0" y="0"/>
+                      <a:ext cx="5940425" cy="5541645"/>
+                    </a:xfrm>
+                    <a:prstGeom prst="rect">
+                      <a:avLst/>
+                    </a:prstGeom>
+                  </pic:spPr>
+                </pic:pic>
+              </a:graphicData>
+            </a:graphic>
+          </wp:inline>
+        </w:drawing>
+      </w:r>
+      <w:r>
+        <w:br/>
+        <w:t>скрипт12</w:t>
+      </w:r>
+      <w:r>
+        <w:br/>
+      </w:r>
+      <w:r>
+        <w:lastRenderedPageBreak/>
+        <w:drawing>
+          <wp:inline distT="0" distB="0" distL="0" distR="0" wp14:anchorId="5C52FACA" wp14:editId="1529BB99">
+            <wp:extent cx="5940425" cy="5418455"/>
+            <wp:effectExtent l="0" t="0" r="3175" b="0"/>
+            <wp:docPr id="20" name="Рисунок 20"/>
+            <wp:cNvGraphicFramePr>
+              <a:graphicFrameLocks xmlns:a="http://schemas.openxmlformats.org/drawingml/2006/main" noChangeAspect="1"/>
+            </wp:cNvGraphicFramePr>
+            <a:graphic xmlns:a="http://schemas.openxmlformats.org/drawingml/2006/main">
+              <a:graphicData uri="http://schemas.openxmlformats.org/drawingml/2006/picture">
+                <pic:pic xmlns:pic="http://schemas.openxmlformats.org/drawingml/2006/picture">
+                  <pic:nvPicPr>
+                    <pic:cNvPr id="1" name=""/>
+                    <pic:cNvPicPr/>
+                  </pic:nvPicPr>
+                  <pic:blipFill>
+                    <a:blip r:embed="rId21"/>
+                    <a:stretch>
+                      <a:fillRect/>
+                    </a:stretch>
+                  </pic:blipFill>
+                  <pic:spPr>
+                    <a:xfrm>
+                      <a:off x="0" y="0"/>
+                      <a:ext cx="5940425" cy="5418455"/>
+                    </a:xfrm>
+                    <a:prstGeom prst="rect">
+                      <a:avLst/>
+                    </a:prstGeom>
+                  </pic:spPr>
+                </pic:pic>
+              </a:graphicData>
+            </a:graphic>
+          </wp:inline>
+        </w:drawing>
+      </w:r>
+      <w:r>
+        <w:br/>
+      </w:r>
+      <w:r>
+        <w:drawing>
+          <wp:inline distT="0" distB="0" distL="0" distR="0" wp14:anchorId="2AEDF509" wp14:editId="7D7A82FB">
+            <wp:extent cx="5940425" cy="2842895"/>
+            <wp:effectExtent l="0" t="0" r="3175" b="0"/>
+            <wp:docPr id="21" name="Рисунок 21"/>
+            <wp:cNvGraphicFramePr>
+              <a:graphicFrameLocks xmlns:a="http://schemas.openxmlformats.org/drawingml/2006/main" noChangeAspect="1"/>
+            </wp:cNvGraphicFramePr>
+            <a:graphic xmlns:a="http://schemas.openxmlformats.org/drawingml/2006/main">
+              <a:graphicData uri="http://schemas.openxmlformats.org/drawingml/2006/picture">
+                <pic:pic xmlns:pic="http://schemas.openxmlformats.org/drawingml/2006/picture">
+                  <pic:nvPicPr>
+                    <pic:cNvPr id="1" name=""/>
+                    <pic:cNvPicPr/>
+                  </pic:nvPicPr>
+                  <pic:blipFill>
+                    <a:blip r:embed="rId22"/>
+                    <a:stretch>
+                      <a:fillRect/>
+                    </a:stretch>
+                  </pic:blipFill>
+                  <pic:spPr>
+                    <a:xfrm>
+                      <a:off x="0" y="0"/>
+                      <a:ext cx="5940425" cy="2842895"/>
+                    </a:xfrm>
+                    <a:prstGeom prst="rect">
+                      <a:avLst/>
+                    </a:prstGeom>
+                  </pic:spPr>
+                </pic:pic>
+              </a:graphicData>
+            </a:graphic>
+          </wp:inline>
+        </w:drawing>
+      </w:r>
+      <w:r>
+        <w:br/>
+        <w:t>скрипт13</w:t>
+      </w:r>
+      <w:r>
+        <w:br/>
+      </w:r>
+      <w:r>
+        <w:lastRenderedPageBreak/>
+        <w:drawing>
+          <wp:inline distT="0" distB="0" distL="0" distR="0" wp14:anchorId="00F99714" wp14:editId="0AF98FD7">
+            <wp:extent cx="5940425" cy="5292725"/>
+            <wp:effectExtent l="0" t="0" r="3175" b="3175"/>
+            <wp:docPr id="22" name="Рисунок 22"/>
+            <wp:cNvGraphicFramePr>
+              <a:graphicFrameLocks xmlns:a="http://schemas.openxmlformats.org/drawingml/2006/main" noChangeAspect="1"/>
+            </wp:cNvGraphicFramePr>
+            <a:graphic xmlns:a="http://schemas.openxmlformats.org/drawingml/2006/main">
+              <a:graphicData uri="http://schemas.openxmlformats.org/drawingml/2006/picture">
+                <pic:pic xmlns:pic="http://schemas.openxmlformats.org/drawingml/2006/picture">
+                  <pic:nvPicPr>
+                    <pic:cNvPr id="1" name=""/>
+                    <pic:cNvPicPr/>
+                  </pic:nvPicPr>
+                  <pic:blipFill>
+                    <a:blip r:embed="rId23"/>
+                    <a:stretch>
+                      <a:fillRect/>
+                    </a:stretch>
+                  </pic:blipFill>
+                  <pic:spPr>
+                    <a:xfrm>
+                      <a:off x="0" y="0"/>
+                      <a:ext cx="5940425" cy="5292725"/>
+                    </a:xfrm>
+                    <a:prstGeom prst="rect">
+                      <a:avLst/>
+                    </a:prstGeom>
+                  </pic:spPr>
+                </pic:pic>
+              </a:graphicData>
+            </a:graphic>
+          </wp:inline>
+        </w:drawing>
+      </w:r>
+      <w:r>
+        <w:br/>
+      </w:r>
+      <w:r>
+        <w:lastRenderedPageBreak/>
+        <w:drawing>
+          <wp:inline distT="0" distB="0" distL="0" distR="0" wp14:anchorId="37E88A48" wp14:editId="0DC3DC6C">
+            <wp:extent cx="5940425" cy="5218430"/>
             <wp:effectExtent l="0" t="0" r="3175" b="1270"/>
-            <wp:docPr id="26" name="Рисунок 26"/>
-            <wp:cNvGraphicFramePr>
-              <a:graphicFrameLocks xmlns:a="http://schemas.openxmlformats.org/drawingml/2006/main" noChangeAspect="1"/>
-            </wp:cNvGraphicFramePr>
-            <a:graphic xmlns:a="http://schemas.openxmlformats.org/drawingml/2006/main">
-              <a:graphicData uri="http://schemas.openxmlformats.org/drawingml/2006/picture">
-                <pic:pic xmlns:pic="http://schemas.openxmlformats.org/drawingml/2006/picture">
-                  <pic:nvPicPr>
-                    <pic:cNvPr id="1" name=""/>
-                    <pic:cNvPicPr/>
-                  </pic:nvPicPr>
-                  <pic:blipFill>
-                    <a:blip r:embed="rId17"/>
-                    <a:stretch>
-                      <a:fillRect/>
-                    </a:stretch>
-                  </pic:blipFill>
-                  <pic:spPr>
-                    <a:xfrm>
-                      <a:off x="0" y="0"/>
-                      <a:ext cx="5940425" cy="6094730"/>
-                    </a:xfrm>
-                    <a:prstGeom prst="rect">
-                      <a:avLst/>
-                    </a:prstGeom>
-                  </pic:spPr>
-                </pic:pic>
-              </a:graphicData>
-            </a:graphic>
-          </wp:inline>
-        </w:drawing>
-      </w:r>
-      <w:r>
-        <w:lastRenderedPageBreak/>
-        <w:drawing>
-          <wp:inline distT="0" distB="0" distL="0" distR="0" wp14:anchorId="633B3CB4" wp14:editId="5927114D">
-            <wp:extent cx="5940425" cy="6431915"/>
-            <wp:effectExtent l="0" t="0" r="3175" b="6985"/>
-            <wp:docPr id="27" name="Рисунок 27"/>
-            <wp:cNvGraphicFramePr>
-              <a:graphicFrameLocks xmlns:a="http://schemas.openxmlformats.org/drawingml/2006/main" noChangeAspect="1"/>
-            </wp:cNvGraphicFramePr>
-            <a:graphic xmlns:a="http://schemas.openxmlformats.org/drawingml/2006/main">
-              <a:graphicData uri="http://schemas.openxmlformats.org/drawingml/2006/picture">
-                <pic:pic xmlns:pic="http://schemas.openxmlformats.org/drawingml/2006/picture">
-                  <pic:nvPicPr>
-                    <pic:cNvPr id="1" name=""/>
-                    <pic:cNvPicPr/>
-                  </pic:nvPicPr>
-                  <pic:blipFill>
-                    <a:blip r:embed="rId18"/>
-                    <a:stretch>
-                      <a:fillRect/>
-                    </a:stretch>
-                  </pic:blipFill>
-                  <pic:spPr>
-                    <a:xfrm>
-                      <a:off x="0" y="0"/>
-                      <a:ext cx="5940425" cy="6431915"/>
-                    </a:xfrm>
-                    <a:prstGeom prst="rect">
-                      <a:avLst/>
-                    </a:prstGeom>
-                  </pic:spPr>
-                </pic:pic>
-              </a:graphicData>
-            </a:graphic>
-          </wp:inline>
-        </w:drawing>
-      </w:r>
-      <w:r>
-        <w:lastRenderedPageBreak/>
-        <w:drawing>
-          <wp:inline distT="0" distB="0" distL="0" distR="0" wp14:anchorId="4C2B3350" wp14:editId="09C16716">
-            <wp:extent cx="5940425" cy="4689475"/>
-            <wp:effectExtent l="0" t="0" r="3175" b="0"/>
-            <wp:docPr id="28" name="Рисунок 28"/>
-            <wp:cNvGraphicFramePr>
-              <a:graphicFrameLocks xmlns:a="http://schemas.openxmlformats.org/drawingml/2006/main" noChangeAspect="1"/>
-            </wp:cNvGraphicFramePr>
-            <a:graphic xmlns:a="http://schemas.openxmlformats.org/drawingml/2006/main">
-              <a:graphicData uri="http://schemas.openxmlformats.org/drawingml/2006/picture">
-                <pic:pic xmlns:pic="http://schemas.openxmlformats.org/drawingml/2006/picture">
-                  <pic:nvPicPr>
-                    <pic:cNvPr id="1" name=""/>
-                    <pic:cNvPicPr/>
-                  </pic:nvPicPr>
-                  <pic:blipFill>
-                    <a:blip r:embed="rId19"/>
-                    <a:stretch>
-                      <a:fillRect/>
-                    </a:stretch>
-                  </pic:blipFill>
-                  <pic:spPr>
-                    <a:xfrm>
-                      <a:off x="0" y="0"/>
-                      <a:ext cx="5940425" cy="4689475"/>
-                    </a:xfrm>
-                    <a:prstGeom prst="rect">
-                      <a:avLst/>
-                    </a:prstGeom>
-                  </pic:spPr>
-                </pic:pic>
-              </a:graphicData>
-            </a:graphic>
-          </wp:inline>
-        </w:drawing>
+            <wp:docPr id="23" name="Рисунок 23"/>
+            <wp:cNvGraphicFramePr>
+              <a:graphicFrameLocks xmlns:a="http://schemas.openxmlformats.org/drawingml/2006/main" noChangeAspect="1"/>
+            </wp:cNvGraphicFramePr>
+            <a:graphic xmlns:a="http://schemas.openxmlformats.org/drawingml/2006/main">
+              <a:graphicData uri="http://schemas.openxmlformats.org/drawingml/2006/picture">
+                <pic:pic xmlns:pic="http://schemas.openxmlformats.org/drawingml/2006/picture">
+                  <pic:nvPicPr>
+                    <pic:cNvPr id="1" name=""/>
+                    <pic:cNvPicPr/>
+                  </pic:nvPicPr>
+                  <pic:blipFill>
+                    <a:blip r:embed="rId24"/>
+                    <a:stretch>
+                      <a:fillRect/>
+                    </a:stretch>
+                  </pic:blipFill>
+                  <pic:spPr>
+                    <a:xfrm>
+                      <a:off x="0" y="0"/>
+                      <a:ext cx="5940425" cy="5218430"/>
+                    </a:xfrm>
+                    <a:prstGeom prst="rect">
+                      <a:avLst/>
+                    </a:prstGeom>
+                  </pic:spPr>
+                </pic:pic>
+              </a:graphicData>
+            </a:graphic>
+          </wp:inline>
+        </w:drawing>
+      </w:r>
+      <w:r>
+        <w:br/>
       </w:r>
       <w:bookmarkStart w:id="0" w:name="_GoBack"/>
       <w:bookmarkEnd w:id="0"/>

--- a/UP01.02КореньГизейКуликов.docx
+++ b/UP01.02КореньГизейКуликов.docx
@@ -4,16 +4,16 @@
   <w:body>
     <w:p>
       <w:r>
-        <w:t>Баннер с рекламой</w:t>
+        <w:t>Тесты</w:t>
       </w:r>
       <w:r>
         <w:br/>
       </w:r>
       <w:r>
         <w:drawing>
-          <wp:inline distT="0" distB="0" distL="0" distR="0" wp14:anchorId="60D00F4B" wp14:editId="5A916726">
-            <wp:extent cx="3086531" cy="6620799"/>
-            <wp:effectExtent l="0" t="0" r="0" b="0"/>
+          <wp:inline distT="0" distB="0" distL="0" distR="0" wp14:anchorId="6904677B" wp14:editId="2FFA129A">
+            <wp:extent cx="5940425" cy="3069590"/>
+            <wp:effectExtent l="0" t="0" r="3175" b="0"/>
             <wp:docPr id="1" name="Рисунок 1"/>
             <wp:cNvGraphicFramePr>
               <a:graphicFrameLocks xmlns:a="http://schemas.openxmlformats.org/drawingml/2006/main" noChangeAspect="1"/>
@@ -34,7 +34,7 @@
                   <pic:spPr>
                     <a:xfrm>
                       <a:off x="0" y="0"/>
-                      <a:ext cx="3086531" cy="6620799"/>
+                      <a:ext cx="5940425" cy="3069590"/>
                     </a:xfrm>
                     <a:prstGeom prst="rect">
                       <a:avLst/>
@@ -46,23 +46,21 @@
           </wp:inline>
         </w:drawing>
       </w:r>
-      <w:r>
-        <w:br/>
-      </w:r>
-      <w:r>
-        <w:br/>
-        <w:t>кнопка в меню настроек</w:t>
-      </w:r>
-      <w:r>
-        <w:br/>
-      </w:r>
-      <w:r>
-        <w:lastRenderedPageBreak/>
+    </w:p>
+    <w:p>
+      <w:proofErr w:type="spellStart"/>
+      <w:r>
+        <w:t>логкэт</w:t>
+      </w:r>
+      <w:proofErr w:type="spellEnd"/>
+    </w:p>
+    <w:p>
+      <w:r>
         <w:drawing>
-          <wp:inline distT="0" distB="0" distL="0" distR="0" wp14:anchorId="4CA3297C" wp14:editId="5B4D7A9B">
-            <wp:extent cx="2876951" cy="6516009"/>
-            <wp:effectExtent l="0" t="0" r="0" b="0"/>
-            <wp:docPr id="2" name="Рисунок 2"/>
+          <wp:inline distT="0" distB="0" distL="0" distR="0" wp14:anchorId="202CFEF4" wp14:editId="4CEAEA18">
+            <wp:extent cx="5940425" cy="568325"/>
+            <wp:effectExtent l="0" t="0" r="3175" b="3175"/>
+            <wp:docPr id="3" name="Рисунок 3"/>
             <wp:cNvGraphicFramePr>
               <a:graphicFrameLocks xmlns:a="http://schemas.openxmlformats.org/drawingml/2006/main" noChangeAspect="1"/>
             </wp:cNvGraphicFramePr>
@@ -82,7 +80,7 @@
                   <pic:spPr>
                     <a:xfrm>
                       <a:off x="0" y="0"/>
-                      <a:ext cx="2876951" cy="6516009"/>
+                      <a:ext cx="5940425" cy="568325"/>
                     </a:xfrm>
                     <a:prstGeom prst="rect">
                       <a:avLst/>
@@ -96,18 +94,17 @@
       </w:r>
       <w:r>
         <w:br/>
-        <w:t>новые настройки</w:t>
-      </w:r>
-      <w:r>
-        <w:br/>
-      </w:r>
-      <w:r>
-        <w:lastRenderedPageBreak/>
+        <w:t>скрипт1</w:t>
+      </w:r>
+      <w:r>
+        <w:br/>
+      </w:r>
+      <w:r>
         <w:drawing>
-          <wp:inline distT="0" distB="0" distL="0" distR="0" wp14:anchorId="6D151A2D" wp14:editId="4430BA35">
-            <wp:extent cx="2905530" cy="6487430"/>
-            <wp:effectExtent l="0" t="0" r="9525" b="8890"/>
-            <wp:docPr id="11" name="Рисунок 11"/>
+          <wp:inline distT="0" distB="0" distL="0" distR="0" wp14:anchorId="55B33136" wp14:editId="74044BBC">
+            <wp:extent cx="5940425" cy="1680210"/>
+            <wp:effectExtent l="0" t="0" r="3175" b="0"/>
+            <wp:docPr id="4" name="Рисунок 4"/>
             <wp:cNvGraphicFramePr>
               <a:graphicFrameLocks xmlns:a="http://schemas.openxmlformats.org/drawingml/2006/main" noChangeAspect="1"/>
             </wp:cNvGraphicFramePr>
@@ -127,7 +124,7 @@
                   <pic:spPr>
                     <a:xfrm>
                       <a:off x="0" y="0"/>
-                      <a:ext cx="2905530" cy="6487430"/>
+                      <a:ext cx="5940425" cy="1680210"/>
                     </a:xfrm>
                     <a:prstGeom prst="rect">
                       <a:avLst/>
@@ -141,18 +138,17 @@
       </w:r>
       <w:r>
         <w:br/>
-        <w:t>теги</w:t>
-      </w:r>
-      <w:r>
-        <w:br/>
-      </w:r>
-      <w:r>
-        <w:lastRenderedPageBreak/>
+        <w:t>скрипт2</w:t>
+      </w:r>
+      <w:r>
+        <w:br/>
+      </w:r>
+      <w:r>
         <w:drawing>
-          <wp:inline distT="0" distB="0" distL="0" distR="0" wp14:anchorId="5DD678CA" wp14:editId="7101A194">
-            <wp:extent cx="2915057" cy="6373114"/>
-            <wp:effectExtent l="0" t="0" r="0" b="0"/>
-            <wp:docPr id="24" name="Рисунок 24"/>
+          <wp:inline distT="0" distB="0" distL="0" distR="0" wp14:anchorId="416EBBBF" wp14:editId="7C21704A">
+            <wp:extent cx="5940425" cy="1517015"/>
+            <wp:effectExtent l="0" t="0" r="3175" b="6985"/>
+            <wp:docPr id="5" name="Рисунок 5"/>
             <wp:cNvGraphicFramePr>
               <a:graphicFrameLocks xmlns:a="http://schemas.openxmlformats.org/drawingml/2006/main" noChangeAspect="1"/>
             </wp:cNvGraphicFramePr>
@@ -172,7 +168,7 @@
                   <pic:spPr>
                     <a:xfrm>
                       <a:off x="0" y="0"/>
-                      <a:ext cx="2915057" cy="6373114"/>
+                      <a:ext cx="5940425" cy="1517015"/>
                     </a:xfrm>
                     <a:prstGeom prst="rect">
                       <a:avLst/>
@@ -186,17 +182,18 @@
       </w:r>
       <w:r>
         <w:br/>
-        <w:t>скрипт1</w:t>
-      </w:r>
-      <w:r>
-        <w:br/>
-      </w:r>
-      <w:r>
+        <w:t>скрипт3</w:t>
+      </w:r>
+      <w:r>
+        <w:br/>
+      </w:r>
+      <w:r>
+        <w:lastRenderedPageBreak/>
         <w:drawing>
-          <wp:inline distT="0" distB="0" distL="0" distR="0" wp14:anchorId="38D893BF" wp14:editId="1109A970">
-            <wp:extent cx="5940425" cy="1619885"/>
+          <wp:inline distT="0" distB="0" distL="0" distR="0" wp14:anchorId="15A920C9" wp14:editId="46C4ECD1">
+            <wp:extent cx="5940425" cy="2485390"/>
             <wp:effectExtent l="0" t="0" r="3175" b="0"/>
-            <wp:docPr id="25" name="Рисунок 25"/>
+            <wp:docPr id="6" name="Рисунок 6"/>
             <wp:cNvGraphicFramePr>
               <a:graphicFrameLocks xmlns:a="http://schemas.openxmlformats.org/drawingml/2006/main" noChangeAspect="1"/>
             </wp:cNvGraphicFramePr>
@@ -216,7 +213,7 @@
                   <pic:spPr>
                     <a:xfrm>
                       <a:off x="0" y="0"/>
-                      <a:ext cx="5940425" cy="1619885"/>
+                      <a:ext cx="5940425" cy="2485390"/>
                     </a:xfrm>
                     <a:prstGeom prst="rect">
                       <a:avLst/>
@@ -230,18 +227,17 @@
       </w:r>
       <w:r>
         <w:br/>
-        <w:t>скрипт2</w:t>
-      </w:r>
-      <w:r>
-        <w:br/>
-      </w:r>
-      <w:r>
-        <w:lastRenderedPageBreak/>
+        <w:t>скрипт4</w:t>
+      </w:r>
+      <w:r>
+        <w:br/>
+      </w:r>
+      <w:r>
         <w:drawing>
-          <wp:inline distT="0" distB="0" distL="0" distR="0" wp14:anchorId="307E929F" wp14:editId="32DF6378">
-            <wp:extent cx="5940425" cy="5491480"/>
-            <wp:effectExtent l="0" t="0" r="3175" b="0"/>
-            <wp:docPr id="26" name="Рисунок 26"/>
+          <wp:inline distT="0" distB="0" distL="0" distR="0" wp14:anchorId="79749720" wp14:editId="34B1A9A9">
+            <wp:extent cx="5940425" cy="2545715"/>
+            <wp:effectExtent l="0" t="0" r="3175" b="6985"/>
+            <wp:docPr id="7" name="Рисунок 7"/>
             <wp:cNvGraphicFramePr>
               <a:graphicFrameLocks xmlns:a="http://schemas.openxmlformats.org/drawingml/2006/main" noChangeAspect="1"/>
             </wp:cNvGraphicFramePr>
@@ -261,7 +257,7 @@
                   <pic:spPr>
                     <a:xfrm>
                       <a:off x="0" y="0"/>
-                      <a:ext cx="5940425" cy="5491480"/>
+                      <a:ext cx="5940425" cy="2545715"/>
                     </a:xfrm>
                     <a:prstGeom prst="rect">
                       <a:avLst/>
@@ -275,7 +271,7 @@
       </w:r>
       <w:r>
         <w:br/>
-        <w:t>скрипт3</w:t>
+        <w:t>скрипт5</w:t>
       </w:r>
       <w:r>
         <w:br/>
@@ -283,10 +279,10 @@
       <w:r>
         <w:lastRenderedPageBreak/>
         <w:drawing>
-          <wp:inline distT="0" distB="0" distL="0" distR="0" wp14:anchorId="604FB28A" wp14:editId="536C2D5A">
-            <wp:extent cx="5940425" cy="5227320"/>
-            <wp:effectExtent l="0" t="0" r="3175" b="0"/>
-            <wp:docPr id="27" name="Рисунок 27"/>
+          <wp:inline distT="0" distB="0" distL="0" distR="0" wp14:anchorId="18B8CA2F" wp14:editId="09B8722C">
+            <wp:extent cx="5940425" cy="5667375"/>
+            <wp:effectExtent l="0" t="0" r="3175" b="9525"/>
+            <wp:docPr id="8" name="Рисунок 8"/>
             <wp:cNvGraphicFramePr>
               <a:graphicFrameLocks xmlns:a="http://schemas.openxmlformats.org/drawingml/2006/main" noChangeAspect="1"/>
             </wp:cNvGraphicFramePr>
@@ -306,7 +302,7 @@
                   <pic:spPr>
                     <a:xfrm>
                       <a:off x="0" y="0"/>
-                      <a:ext cx="5940425" cy="5227320"/>
+                      <a:ext cx="5940425" cy="5667375"/>
                     </a:xfrm>
                     <a:prstGeom prst="rect">
                       <a:avLst/>
@@ -324,10 +320,10 @@
       <w:r>
         <w:lastRenderedPageBreak/>
         <w:drawing>
-          <wp:inline distT="0" distB="0" distL="0" distR="0" wp14:anchorId="0295418A" wp14:editId="175316A4">
-            <wp:extent cx="5940425" cy="5223510"/>
-            <wp:effectExtent l="0" t="0" r="3175" b="0"/>
-            <wp:docPr id="28" name="Рисунок 28"/>
+          <wp:inline distT="0" distB="0" distL="0" distR="0" wp14:anchorId="663BCF7E" wp14:editId="2CA695A5">
+            <wp:extent cx="5940425" cy="5994400"/>
+            <wp:effectExtent l="0" t="0" r="3175" b="6350"/>
+            <wp:docPr id="9" name="Рисунок 9"/>
             <wp:cNvGraphicFramePr>
               <a:graphicFrameLocks xmlns:a="http://schemas.openxmlformats.org/drawingml/2006/main" noChangeAspect="1"/>
             </wp:cNvGraphicFramePr>
@@ -347,7 +343,7 @@
                   <pic:spPr>
                     <a:xfrm>
                       <a:off x="0" y="0"/>
-                      <a:ext cx="5940425" cy="5223510"/>
+                      <a:ext cx="5940425" cy="5994400"/>
                     </a:xfrm>
                     <a:prstGeom prst="rect">
                       <a:avLst/>
@@ -365,10 +361,10 @@
       <w:r>
         <w:lastRenderedPageBreak/>
         <w:drawing>
-          <wp:inline distT="0" distB="0" distL="0" distR="0" wp14:anchorId="67B47324" wp14:editId="735FE5DF">
-            <wp:extent cx="5940425" cy="5245100"/>
-            <wp:effectExtent l="0" t="0" r="3175" b="0"/>
-            <wp:docPr id="29" name="Рисунок 29"/>
+          <wp:inline distT="0" distB="0" distL="0" distR="0" wp14:anchorId="72B652E0" wp14:editId="6B5CC002">
+            <wp:extent cx="5940425" cy="4639310"/>
+            <wp:effectExtent l="0" t="0" r="3175" b="8890"/>
+            <wp:docPr id="10" name="Рисунок 10"/>
             <wp:cNvGraphicFramePr>
               <a:graphicFrameLocks xmlns:a="http://schemas.openxmlformats.org/drawingml/2006/main" noChangeAspect="1"/>
             </wp:cNvGraphicFramePr>
@@ -388,7 +384,7 @@
                   <pic:spPr>
                     <a:xfrm>
                       <a:off x="0" y="0"/>
-                      <a:ext cx="5940425" cy="5245100"/>
+                      <a:ext cx="5940425" cy="4639310"/>
                     </a:xfrm>
                     <a:prstGeom prst="rect">
                       <a:avLst/>
@@ -399,566 +395,6 @@
             </a:graphic>
           </wp:inline>
         </w:drawing>
-      </w:r>
-      <w:r>
-        <w:br/>
-      </w:r>
-      <w:r>
-        <w:drawing>
-          <wp:inline distT="0" distB="0" distL="0" distR="0" wp14:anchorId="17637EBC" wp14:editId="3A0A15D5">
-            <wp:extent cx="5940425" cy="2599055"/>
-            <wp:effectExtent l="0" t="0" r="3175" b="0"/>
-            <wp:docPr id="30" name="Рисунок 30"/>
-            <wp:cNvGraphicFramePr>
-              <a:graphicFrameLocks xmlns:a="http://schemas.openxmlformats.org/drawingml/2006/main" noChangeAspect="1"/>
-            </wp:cNvGraphicFramePr>
-            <a:graphic xmlns:a="http://schemas.openxmlformats.org/drawingml/2006/main">
-              <a:graphicData uri="http://schemas.openxmlformats.org/drawingml/2006/picture">
-                <pic:pic xmlns:pic="http://schemas.openxmlformats.org/drawingml/2006/picture">
-                  <pic:nvPicPr>
-                    <pic:cNvPr id="1" name=""/>
-                    <pic:cNvPicPr/>
-                  </pic:nvPicPr>
-                  <pic:blipFill>
-                    <a:blip r:embed="rId13"/>
-                    <a:stretch>
-                      <a:fillRect/>
-                    </a:stretch>
-                  </pic:blipFill>
-                  <pic:spPr>
-                    <a:xfrm>
-                      <a:off x="0" y="0"/>
-                      <a:ext cx="5940425" cy="2599055"/>
-                    </a:xfrm>
-                    <a:prstGeom prst="rect">
-                      <a:avLst/>
-                    </a:prstGeom>
-                  </pic:spPr>
-                </pic:pic>
-              </a:graphicData>
-            </a:graphic>
-          </wp:inline>
-        </w:drawing>
-      </w:r>
-      <w:r>
-        <w:br/>
-        <w:t>скрипт4</w:t>
-      </w:r>
-      <w:r>
-        <w:br/>
-      </w:r>
-      <w:r>
-        <w:lastRenderedPageBreak/>
-        <w:drawing>
-          <wp:inline distT="0" distB="0" distL="0" distR="0" wp14:anchorId="706F18A5" wp14:editId="21AA53CF">
-            <wp:extent cx="5940425" cy="5542280"/>
-            <wp:effectExtent l="0" t="0" r="3175" b="1270"/>
-            <wp:docPr id="31" name="Рисунок 31"/>
-            <wp:cNvGraphicFramePr>
-              <a:graphicFrameLocks xmlns:a="http://schemas.openxmlformats.org/drawingml/2006/main" noChangeAspect="1"/>
-            </wp:cNvGraphicFramePr>
-            <a:graphic xmlns:a="http://schemas.openxmlformats.org/drawingml/2006/main">
-              <a:graphicData uri="http://schemas.openxmlformats.org/drawingml/2006/picture">
-                <pic:pic xmlns:pic="http://schemas.openxmlformats.org/drawingml/2006/picture">
-                  <pic:nvPicPr>
-                    <pic:cNvPr id="1" name=""/>
-                    <pic:cNvPicPr/>
-                  </pic:nvPicPr>
-                  <pic:blipFill>
-                    <a:blip r:embed="rId14"/>
-                    <a:stretch>
-                      <a:fillRect/>
-                    </a:stretch>
-                  </pic:blipFill>
-                  <pic:spPr>
-                    <a:xfrm>
-                      <a:off x="0" y="0"/>
-                      <a:ext cx="5940425" cy="5542280"/>
-                    </a:xfrm>
-                    <a:prstGeom prst="rect">
-                      <a:avLst/>
-                    </a:prstGeom>
-                  </pic:spPr>
-                </pic:pic>
-              </a:graphicData>
-            </a:graphic>
-          </wp:inline>
-        </w:drawing>
-      </w:r>
-      <w:r>
-        <w:br/>
-      </w:r>
-      <w:r>
-        <w:lastRenderedPageBreak/>
-        <w:drawing>
-          <wp:inline distT="0" distB="0" distL="0" distR="0" wp14:anchorId="73736C30" wp14:editId="19D98D59">
-            <wp:extent cx="5940425" cy="5290185"/>
-            <wp:effectExtent l="0" t="0" r="3175" b="5715"/>
-            <wp:docPr id="32" name="Рисунок 32"/>
-            <wp:cNvGraphicFramePr>
-              <a:graphicFrameLocks xmlns:a="http://schemas.openxmlformats.org/drawingml/2006/main" noChangeAspect="1"/>
-            </wp:cNvGraphicFramePr>
-            <a:graphic xmlns:a="http://schemas.openxmlformats.org/drawingml/2006/main">
-              <a:graphicData uri="http://schemas.openxmlformats.org/drawingml/2006/picture">
-                <pic:pic xmlns:pic="http://schemas.openxmlformats.org/drawingml/2006/picture">
-                  <pic:nvPicPr>
-                    <pic:cNvPr id="1" name=""/>
-                    <pic:cNvPicPr/>
-                  </pic:nvPicPr>
-                  <pic:blipFill>
-                    <a:blip r:embed="rId15"/>
-                    <a:stretch>
-                      <a:fillRect/>
-                    </a:stretch>
-                  </pic:blipFill>
-                  <pic:spPr>
-                    <a:xfrm>
-                      <a:off x="0" y="0"/>
-                      <a:ext cx="5940425" cy="5290185"/>
-                    </a:xfrm>
-                    <a:prstGeom prst="rect">
-                      <a:avLst/>
-                    </a:prstGeom>
-                  </pic:spPr>
-                </pic:pic>
-              </a:graphicData>
-            </a:graphic>
-          </wp:inline>
-        </w:drawing>
-      </w:r>
-      <w:r>
-        <w:drawing>
-          <wp:inline distT="0" distB="0" distL="0" distR="0" wp14:anchorId="341C00E8" wp14:editId="5AC5AD10">
-            <wp:extent cx="5940425" cy="2029460"/>
-            <wp:effectExtent l="0" t="0" r="3175" b="8890"/>
-            <wp:docPr id="33" name="Рисунок 33"/>
-            <wp:cNvGraphicFramePr>
-              <a:graphicFrameLocks xmlns:a="http://schemas.openxmlformats.org/drawingml/2006/main" noChangeAspect="1"/>
-            </wp:cNvGraphicFramePr>
-            <a:graphic xmlns:a="http://schemas.openxmlformats.org/drawingml/2006/main">
-              <a:graphicData uri="http://schemas.openxmlformats.org/drawingml/2006/picture">
-                <pic:pic xmlns:pic="http://schemas.openxmlformats.org/drawingml/2006/picture">
-                  <pic:nvPicPr>
-                    <pic:cNvPr id="1" name=""/>
-                    <pic:cNvPicPr/>
-                  </pic:nvPicPr>
-                  <pic:blipFill>
-                    <a:blip r:embed="rId16"/>
-                    <a:stretch>
-                      <a:fillRect/>
-                    </a:stretch>
-                  </pic:blipFill>
-                  <pic:spPr>
-                    <a:xfrm>
-                      <a:off x="0" y="0"/>
-                      <a:ext cx="5940425" cy="2029460"/>
-                    </a:xfrm>
-                    <a:prstGeom prst="rect">
-                      <a:avLst/>
-                    </a:prstGeom>
-                  </pic:spPr>
-                </pic:pic>
-              </a:graphicData>
-            </a:graphic>
-          </wp:inline>
-        </w:drawing>
-      </w:r>
-      <w:r>
-        <w:br/>
-        <w:t>скрипт5</w:t>
-      </w:r>
-      <w:r>
-        <w:br/>
-      </w:r>
-      <w:r>
-        <w:lastRenderedPageBreak/>
-        <w:drawing>
-          <wp:inline distT="0" distB="0" distL="0" distR="0" wp14:anchorId="777468BD" wp14:editId="7D38A9DA">
-            <wp:extent cx="5940425" cy="5686425"/>
-            <wp:effectExtent l="0" t="0" r="3175" b="9525"/>
-            <wp:docPr id="34" name="Рисунок 34"/>
-            <wp:cNvGraphicFramePr>
-              <a:graphicFrameLocks xmlns:a="http://schemas.openxmlformats.org/drawingml/2006/main" noChangeAspect="1"/>
-            </wp:cNvGraphicFramePr>
-            <a:graphic xmlns:a="http://schemas.openxmlformats.org/drawingml/2006/main">
-              <a:graphicData uri="http://schemas.openxmlformats.org/drawingml/2006/picture">
-                <pic:pic xmlns:pic="http://schemas.openxmlformats.org/drawingml/2006/picture">
-                  <pic:nvPicPr>
-                    <pic:cNvPr id="1" name=""/>
-                    <pic:cNvPicPr/>
-                  </pic:nvPicPr>
-                  <pic:blipFill>
-                    <a:blip r:embed="rId17"/>
-                    <a:stretch>
-                      <a:fillRect/>
-                    </a:stretch>
-                  </pic:blipFill>
-                  <pic:spPr>
-                    <a:xfrm>
-                      <a:off x="0" y="0"/>
-                      <a:ext cx="5940425" cy="5686425"/>
-                    </a:xfrm>
-                    <a:prstGeom prst="rect">
-                      <a:avLst/>
-                    </a:prstGeom>
-                  </pic:spPr>
-                </pic:pic>
-              </a:graphicData>
-            </a:graphic>
-          </wp:inline>
-        </w:drawing>
-      </w:r>
-      <w:r>
-        <w:br/>
-      </w:r>
-      <w:r>
-        <w:lastRenderedPageBreak/>
-        <w:drawing>
-          <wp:inline distT="0" distB="0" distL="0" distR="0" wp14:anchorId="37DBE1FB" wp14:editId="3D5B5D1E">
-            <wp:extent cx="5940425" cy="5407025"/>
-            <wp:effectExtent l="0" t="0" r="3175" b="3175"/>
-            <wp:docPr id="35" name="Рисунок 35"/>
-            <wp:cNvGraphicFramePr>
-              <a:graphicFrameLocks xmlns:a="http://schemas.openxmlformats.org/drawingml/2006/main" noChangeAspect="1"/>
-            </wp:cNvGraphicFramePr>
-            <a:graphic xmlns:a="http://schemas.openxmlformats.org/drawingml/2006/main">
-              <a:graphicData uri="http://schemas.openxmlformats.org/drawingml/2006/picture">
-                <pic:pic xmlns:pic="http://schemas.openxmlformats.org/drawingml/2006/picture">
-                  <pic:nvPicPr>
-                    <pic:cNvPr id="1" name=""/>
-                    <pic:cNvPicPr/>
-                  </pic:nvPicPr>
-                  <pic:blipFill>
-                    <a:blip r:embed="rId18"/>
-                    <a:stretch>
-                      <a:fillRect/>
-                    </a:stretch>
-                  </pic:blipFill>
-                  <pic:spPr>
-                    <a:xfrm>
-                      <a:off x="0" y="0"/>
-                      <a:ext cx="5940425" cy="5407025"/>
-                    </a:xfrm>
-                    <a:prstGeom prst="rect">
-                      <a:avLst/>
-                    </a:prstGeom>
-                  </pic:spPr>
-                </pic:pic>
-              </a:graphicData>
-            </a:graphic>
-          </wp:inline>
-        </w:drawing>
-      </w:r>
-      <w:r>
-        <w:br/>
-      </w:r>
-      <w:r>
-        <w:drawing>
-          <wp:inline distT="0" distB="0" distL="0" distR="0" wp14:anchorId="04D31D9F" wp14:editId="3BACFC21">
-            <wp:extent cx="5940425" cy="3305175"/>
-            <wp:effectExtent l="0" t="0" r="3175" b="9525"/>
-            <wp:docPr id="36" name="Рисунок 36"/>
-            <wp:cNvGraphicFramePr>
-              <a:graphicFrameLocks xmlns:a="http://schemas.openxmlformats.org/drawingml/2006/main" noChangeAspect="1"/>
-            </wp:cNvGraphicFramePr>
-            <a:graphic xmlns:a="http://schemas.openxmlformats.org/drawingml/2006/main">
-              <a:graphicData uri="http://schemas.openxmlformats.org/drawingml/2006/picture">
-                <pic:pic xmlns:pic="http://schemas.openxmlformats.org/drawingml/2006/picture">
-                  <pic:nvPicPr>
-                    <pic:cNvPr id="1" name=""/>
-                    <pic:cNvPicPr/>
-                  </pic:nvPicPr>
-                  <pic:blipFill>
-                    <a:blip r:embed="rId19"/>
-                    <a:stretch>
-                      <a:fillRect/>
-                    </a:stretch>
-                  </pic:blipFill>
-                  <pic:spPr>
-                    <a:xfrm>
-                      <a:off x="0" y="0"/>
-                      <a:ext cx="5940425" cy="3305175"/>
-                    </a:xfrm>
-                    <a:prstGeom prst="rect">
-                      <a:avLst/>
-                    </a:prstGeom>
-                  </pic:spPr>
-                </pic:pic>
-              </a:graphicData>
-            </a:graphic>
-          </wp:inline>
-        </w:drawing>
-      </w:r>
-      <w:r>
-        <w:br/>
-        <w:t>скрипт6</w:t>
-      </w:r>
-      <w:r>
-        <w:br/>
-      </w:r>
-      <w:r>
-        <w:lastRenderedPageBreak/>
-        <w:drawing>
-          <wp:inline distT="0" distB="0" distL="0" distR="0" wp14:anchorId="5D49607E" wp14:editId="233402B8">
-            <wp:extent cx="5940425" cy="5133975"/>
-            <wp:effectExtent l="0" t="0" r="3175" b="9525"/>
-            <wp:docPr id="37" name="Рисунок 37"/>
-            <wp:cNvGraphicFramePr>
-              <a:graphicFrameLocks xmlns:a="http://schemas.openxmlformats.org/drawingml/2006/main" noChangeAspect="1"/>
-            </wp:cNvGraphicFramePr>
-            <a:graphic xmlns:a="http://schemas.openxmlformats.org/drawingml/2006/main">
-              <a:graphicData uri="http://schemas.openxmlformats.org/drawingml/2006/picture">
-                <pic:pic xmlns:pic="http://schemas.openxmlformats.org/drawingml/2006/picture">
-                  <pic:nvPicPr>
-                    <pic:cNvPr id="1" name=""/>
-                    <pic:cNvPicPr/>
-                  </pic:nvPicPr>
-                  <pic:blipFill>
-                    <a:blip r:embed="rId20"/>
-                    <a:stretch>
-                      <a:fillRect/>
-                    </a:stretch>
-                  </pic:blipFill>
-                  <pic:spPr>
-                    <a:xfrm>
-                      <a:off x="0" y="0"/>
-                      <a:ext cx="5940425" cy="5133975"/>
-                    </a:xfrm>
-                    <a:prstGeom prst="rect">
-                      <a:avLst/>
-                    </a:prstGeom>
-                  </pic:spPr>
-                </pic:pic>
-              </a:graphicData>
-            </a:graphic>
-          </wp:inline>
-        </w:drawing>
-      </w:r>
-      <w:r>
-        <w:br/>
-      </w:r>
-      <w:r>
-        <w:lastRenderedPageBreak/>
-        <w:drawing>
-          <wp:inline distT="0" distB="0" distL="0" distR="0" wp14:anchorId="70C6EA82" wp14:editId="74022C0F">
-            <wp:extent cx="5940425" cy="5338445"/>
-            <wp:effectExtent l="0" t="0" r="3175" b="0"/>
-            <wp:docPr id="38" name="Рисунок 38"/>
-            <wp:cNvGraphicFramePr>
-              <a:graphicFrameLocks xmlns:a="http://schemas.openxmlformats.org/drawingml/2006/main" noChangeAspect="1"/>
-            </wp:cNvGraphicFramePr>
-            <a:graphic xmlns:a="http://schemas.openxmlformats.org/drawingml/2006/main">
-              <a:graphicData uri="http://schemas.openxmlformats.org/drawingml/2006/picture">
-                <pic:pic xmlns:pic="http://schemas.openxmlformats.org/drawingml/2006/picture">
-                  <pic:nvPicPr>
-                    <pic:cNvPr id="1" name=""/>
-                    <pic:cNvPicPr/>
-                  </pic:nvPicPr>
-                  <pic:blipFill>
-                    <a:blip r:embed="rId21"/>
-                    <a:stretch>
-                      <a:fillRect/>
-                    </a:stretch>
-                  </pic:blipFill>
-                  <pic:spPr>
-                    <a:xfrm>
-                      <a:off x="0" y="0"/>
-                      <a:ext cx="5940425" cy="5338445"/>
-                    </a:xfrm>
-                    <a:prstGeom prst="rect">
-                      <a:avLst/>
-                    </a:prstGeom>
-                  </pic:spPr>
-                </pic:pic>
-              </a:graphicData>
-            </a:graphic>
-          </wp:inline>
-        </w:drawing>
-      </w:r>
-      <w:r>
-        <w:br/>
-        <w:t>скрипт7</w:t>
-      </w:r>
-      <w:r>
-        <w:br/>
-      </w:r>
-      <w:r>
-        <w:drawing>
-          <wp:inline distT="0" distB="0" distL="0" distR="0" wp14:anchorId="4944A920" wp14:editId="0A109E2D">
-            <wp:extent cx="5940425" cy="2419350"/>
-            <wp:effectExtent l="0" t="0" r="3175" b="0"/>
-            <wp:docPr id="39" name="Рисунок 39"/>
-            <wp:cNvGraphicFramePr>
-              <a:graphicFrameLocks xmlns:a="http://schemas.openxmlformats.org/drawingml/2006/main" noChangeAspect="1"/>
-            </wp:cNvGraphicFramePr>
-            <a:graphic xmlns:a="http://schemas.openxmlformats.org/drawingml/2006/main">
-              <a:graphicData uri="http://schemas.openxmlformats.org/drawingml/2006/picture">
-                <pic:pic xmlns:pic="http://schemas.openxmlformats.org/drawingml/2006/picture">
-                  <pic:nvPicPr>
-                    <pic:cNvPr id="1" name=""/>
-                    <pic:cNvPicPr/>
-                  </pic:nvPicPr>
-                  <pic:blipFill>
-                    <a:blip r:embed="rId22"/>
-                    <a:stretch>
-                      <a:fillRect/>
-                    </a:stretch>
-                  </pic:blipFill>
-                  <pic:spPr>
-                    <a:xfrm>
-                      <a:off x="0" y="0"/>
-                      <a:ext cx="5940425" cy="2419350"/>
-                    </a:xfrm>
-                    <a:prstGeom prst="rect">
-                      <a:avLst/>
-                    </a:prstGeom>
-                  </pic:spPr>
-                </pic:pic>
-              </a:graphicData>
-            </a:graphic>
-          </wp:inline>
-        </w:drawing>
-      </w:r>
-      <w:r>
-        <w:br/>
-        <w:t>скрипт8</w:t>
-      </w:r>
-      <w:r>
-        <w:br/>
-      </w:r>
-      <w:r>
-        <w:lastRenderedPageBreak/>
-        <w:drawing>
-          <wp:inline distT="0" distB="0" distL="0" distR="0" wp14:anchorId="55F1F8EF" wp14:editId="3F0BA442">
-            <wp:extent cx="5940425" cy="3242310"/>
-            <wp:effectExtent l="0" t="0" r="3175" b="0"/>
-            <wp:docPr id="40" name="Рисунок 40"/>
-            <wp:cNvGraphicFramePr>
-              <a:graphicFrameLocks xmlns:a="http://schemas.openxmlformats.org/drawingml/2006/main" noChangeAspect="1"/>
-            </wp:cNvGraphicFramePr>
-            <a:graphic xmlns:a="http://schemas.openxmlformats.org/drawingml/2006/main">
-              <a:graphicData uri="http://schemas.openxmlformats.org/drawingml/2006/picture">
-                <pic:pic xmlns:pic="http://schemas.openxmlformats.org/drawingml/2006/picture">
-                  <pic:nvPicPr>
-                    <pic:cNvPr id="1" name=""/>
-                    <pic:cNvPicPr/>
-                  </pic:nvPicPr>
-                  <pic:blipFill>
-                    <a:blip r:embed="rId23"/>
-                    <a:stretch>
-                      <a:fillRect/>
-                    </a:stretch>
-                  </pic:blipFill>
-                  <pic:spPr>
-                    <a:xfrm>
-                      <a:off x="0" y="0"/>
-                      <a:ext cx="5940425" cy="3242310"/>
-                    </a:xfrm>
-                    <a:prstGeom prst="rect">
-                      <a:avLst/>
-                    </a:prstGeom>
-                  </pic:spPr>
-                </pic:pic>
-              </a:graphicData>
-            </a:graphic>
-          </wp:inline>
-        </w:drawing>
-      </w:r>
-      <w:r>
-        <w:br/>
-        <w:t>скрипт9</w:t>
-      </w:r>
-      <w:r>
-        <w:br/>
-      </w:r>
-      <w:r>
-        <w:drawing>
-          <wp:inline distT="0" distB="0" distL="0" distR="0" wp14:anchorId="5BE96252" wp14:editId="579D928C">
-            <wp:extent cx="5940425" cy="1738630"/>
-            <wp:effectExtent l="0" t="0" r="3175" b="0"/>
-            <wp:docPr id="41" name="Рисунок 41"/>
-            <wp:cNvGraphicFramePr>
-              <a:graphicFrameLocks xmlns:a="http://schemas.openxmlformats.org/drawingml/2006/main" noChangeAspect="1"/>
-            </wp:cNvGraphicFramePr>
-            <a:graphic xmlns:a="http://schemas.openxmlformats.org/drawingml/2006/main">
-              <a:graphicData uri="http://schemas.openxmlformats.org/drawingml/2006/picture">
-                <pic:pic xmlns:pic="http://schemas.openxmlformats.org/drawingml/2006/picture">
-                  <pic:nvPicPr>
-                    <pic:cNvPr id="1" name=""/>
-                    <pic:cNvPicPr/>
-                  </pic:nvPicPr>
-                  <pic:blipFill>
-                    <a:blip r:embed="rId24"/>
-                    <a:stretch>
-                      <a:fillRect/>
-                    </a:stretch>
-                  </pic:blipFill>
-                  <pic:spPr>
-                    <a:xfrm>
-                      <a:off x="0" y="0"/>
-                      <a:ext cx="5940425" cy="1738630"/>
-                    </a:xfrm>
-                    <a:prstGeom prst="rect">
-                      <a:avLst/>
-                    </a:prstGeom>
-                  </pic:spPr>
-                </pic:pic>
-              </a:graphicData>
-            </a:graphic>
-          </wp:inline>
-        </w:drawing>
-      </w:r>
-      <w:r>
-        <w:br/>
-        <w:t>скрипт10</w:t>
-      </w:r>
-      <w:r>
-        <w:br/>
-      </w:r>
-      <w:r>
-        <w:lastRenderedPageBreak/>
-        <w:drawing>
-          <wp:inline distT="0" distB="0" distL="0" distR="0" wp14:anchorId="40B74E50" wp14:editId="1A80BCB5">
-            <wp:extent cx="5940425" cy="4693285"/>
-            <wp:effectExtent l="0" t="0" r="3175" b="0"/>
-            <wp:docPr id="42" name="Рисунок 42"/>
-            <wp:cNvGraphicFramePr>
-              <a:graphicFrameLocks xmlns:a="http://schemas.openxmlformats.org/drawingml/2006/main" noChangeAspect="1"/>
-            </wp:cNvGraphicFramePr>
-            <a:graphic xmlns:a="http://schemas.openxmlformats.org/drawingml/2006/main">
-              <a:graphicData uri="http://schemas.openxmlformats.org/drawingml/2006/picture">
-                <pic:pic xmlns:pic="http://schemas.openxmlformats.org/drawingml/2006/picture">
-                  <pic:nvPicPr>
-                    <pic:cNvPr id="1" name=""/>
-                    <pic:cNvPicPr/>
-                  </pic:nvPicPr>
-                  <pic:blipFill>
-                    <a:blip r:embed="rId25"/>
-                    <a:stretch>
-                      <a:fillRect/>
-                    </a:stretch>
-                  </pic:blipFill>
-                  <pic:spPr>
-                    <a:xfrm>
-                      <a:off x="0" y="0"/>
-                      <a:ext cx="5940425" cy="4693285"/>
-                    </a:xfrm>
-                    <a:prstGeom prst="rect">
-                      <a:avLst/>
-                    </a:prstGeom>
-                  </pic:spPr>
-                </pic:pic>
-              </a:graphicData>
-            </a:graphic>
-          </wp:inline>
-        </w:drawing>
-      </w:r>
-      <w:r>
-        <w:br/>
-        <w:t>скрипт11</w:t>
-      </w:r>
-      <w:r>
-        <w:br/>
       </w:r>
       <w:bookmarkStart w:id="0" w:name="_GoBack"/>
       <w:bookmarkEnd w:id="0"/>
